--- a/docs/word/DEPLOY.docx
+++ b/docs/word/DEPLOY.docx
@@ -67,13 +67,21 @@
           <w:sz w:val="21"/>
           <w:szCs w:val="21"/>
         </w:rPr>
-        <w:t xml:space="preserve">Start to finish, about 25 minutes, most of it waiting for builds.</w:t>
-      </w:r>
-    </w:p>
-    <w:p>
-      <w:pPr>
-        <w:spacing w:after="140" w:line="276"/>
-      </w:pPr>
+        <w:t xml:space="preserve">Start to finish, about 30 minutes, most of it waiting for builds.</w:t>
+      </w:r>
+    </w:p>
+    <w:p>
+      <w:pPr>
+        <w:spacing w:after="140" w:line="276"/>
+      </w:pPr>
+      <w:r>
+        <w:rPr>
+          <w:color w:val="111827"/>
+          <w:sz w:val="21"/>
+          <w:szCs w:val="21"/>
+        </w:rPr>
+        <w:t xml:space="preserve">Two providers, both free: </w:t>
+      </w:r>
       <w:r>
         <w:rPr>
           <w:b/>
@@ -82,26 +90,16 @@
           <w:sz w:val="21"/>
           <w:szCs w:val="21"/>
         </w:rPr>
-        <w:t xml:space="preserve">Read this first:</w:t>
-      </w:r>
-      <w:r>
-        <w:rPr>
-          <w:color w:val="111827"/>
-          <w:sz w:val="21"/>
-          <w:szCs w:val="21"/>
-        </w:rPr>
-        <w:t xml:space="preserve"> the free tier is for showing the product to people, not for running a real shop's books on. Two things make that true, and neither is a setting you can change:</w:t>
-      </w:r>
-    </w:p>
-    <w:p>
-      <w:pPr>
-        <w:pStyle w:val="ListParagraph"/>
-        <w:numPr>
-          <w:ilvl w:val="0"/>
-          <w:numId w:val="1"/>
-        </w:numPr>
-        <w:spacing w:after="60" w:line="264"/>
-      </w:pPr>
+        <w:t xml:space="preserve">Neon</w:t>
+      </w:r>
+      <w:r>
+        <w:rPr>
+          <w:color w:val="111827"/>
+          <w:sz w:val="21"/>
+          <w:szCs w:val="21"/>
+        </w:rPr>
+        <w:t xml:space="preserve"> for the database, </w:t>
+      </w:r>
       <w:r>
         <w:rPr>
           <w:b/>
@@ -110,38 +108,20 @@
           <w:sz w:val="21"/>
           <w:szCs w:val="21"/>
         </w:rPr>
-        <w:t xml:space="preserve">The free Postgres database is deleted after 30 days.</w:t>
-      </w:r>
-      <w:r>
-        <w:rPr>
-          <w:color w:val="111827"/>
-          <w:sz w:val="21"/>
-          <w:szCs w:val="21"/>
-        </w:rPr>
-        <w:t xml:space="preserve"> Everything in it goes</w:t>
-      </w:r>
-    </w:p>
-    <w:p>
-      <w:pPr>
-        <w:spacing w:after="140" w:line="276"/>
-      </w:pPr>
-      <w:r>
-        <w:rPr>
-          <w:color w:val="111827"/>
-          <w:sz w:val="21"/>
-          <w:szCs w:val="21"/>
-        </w:rPr>
-        <w:t xml:space="preserve">with it. Section 8 covers what to do about that.</w:t>
-      </w:r>
-    </w:p>
-    <w:p>
-      <w:pPr>
-        <w:pStyle w:val="ListParagraph"/>
-        <w:numPr>
-          <w:ilvl w:val="0"/>
-          <w:numId w:val="1"/>
-        </w:numPr>
-        <w:spacing w:after="60" w:line="264"/>
+        <w:t xml:space="preserve">Render</w:t>
+      </w:r>
+      <w:r>
+        <w:rPr>
+          <w:color w:val="111827"/>
+          <w:sz w:val="21"/>
+          <w:szCs w:val="21"/>
+        </w:rPr>
+        <w:t xml:space="preserve"> for everything else. That split is deliberate — Render's own free Postgres is deleted after 30 days, taking the data with it. Neon's free tier does not expire, which is the difference between a link you can leave up and one that dies next month.</w:t>
+      </w:r>
+    </w:p>
+    <w:p>
+      <w:pPr>
+        <w:spacing w:after="140" w:line="276"/>
       </w:pPr>
       <w:r>
         <w:rPr>
@@ -151,41 +131,46 @@
           <w:sz w:val="21"/>
           <w:szCs w:val="21"/>
         </w:rPr>
-        <w:t xml:space="preserve">The free API instance sleeps after 15 minutes of no traffic</w:t>
-      </w:r>
-      <w:r>
-        <w:rPr>
-          <w:color w:val="111827"/>
-          <w:sz w:val="21"/>
-          <w:szCs w:val="21"/>
-        </w:rPr>
-        <w:t xml:space="preserve"> and takes</w:t>
-      </w:r>
-    </w:p>
-    <w:p>
-      <w:pPr>
-        <w:spacing w:after="140" w:line="276"/>
-      </w:pPr>
-      <w:r>
-        <w:rPr>
-          <w:color w:val="111827"/>
-          <w:sz w:val="21"/>
-          <w:szCs w:val="21"/>
-        </w:rPr>
-        <w:t xml:space="preserve">roughly 50 seconds to wake. While it sleeps, the scheduled jobs that mark invoices overdue and send SMS reminders do not run.</w:t>
-      </w:r>
-    </w:p>
-    <w:p>
-      <w:pPr>
-        <w:spacing w:after="140" w:line="276"/>
-      </w:pPr>
-      <w:r>
-        <w:rPr>
-          <w:color w:val="111827"/>
-          <w:sz w:val="21"/>
-          <w:szCs w:val="21"/>
-        </w:rPr>
-        <w:t xml:space="preserve">Perfect for a demo, a portfolio link, or letting a shopkeeper try it. Not for someone's actual takings.</w:t>
+        <w:t xml:space="preserve">Read this first.</w:t>
+      </w:r>
+      <w:r>
+        <w:rPr>
+          <w:color w:val="111827"/>
+          <w:sz w:val="21"/>
+          <w:szCs w:val="21"/>
+        </w:rPr>
+        <w:t xml:space="preserve"> One free-tier limit remains and it is not a setting you can change: </w:t>
+      </w:r>
+      <w:r>
+        <w:rPr>
+          <w:b/>
+          <w:bCs/>
+          <w:color w:val="111827"/>
+          <w:sz w:val="21"/>
+          <w:szCs w:val="21"/>
+        </w:rPr>
+        <w:t xml:space="preserve">the free Render API instance sleeps after 15 minutes of no traffic</w:t>
+      </w:r>
+      <w:r>
+        <w:rPr>
+          <w:color w:val="111827"/>
+          <w:sz w:val="21"/>
+          <w:szCs w:val="21"/>
+        </w:rPr>
+        <w:t xml:space="preserve"> and takes roughly 50 seconds to wake. While it sleeps, the scheduled jobs that mark invoices overdue and send SMS reminders do not run.</w:t>
+      </w:r>
+    </w:p>
+    <w:p>
+      <w:pPr>
+        <w:spacing w:after="140" w:line="276"/>
+      </w:pPr>
+      <w:r>
+        <w:rPr>
+          <w:color w:val="111827"/>
+          <w:sz w:val="21"/>
+          <w:szCs w:val="21"/>
+        </w:rPr>
+        <w:t xml:space="preserve">Perfect for a demo, a portfolio link, or letting a shopkeeper try it. Read section 8 before anyone's actual takings go in.</w:t>
       </w:r>
     </w:p>
     <w:p>
@@ -210,7 +195,20 @@
           <w:bCs/>
           <w:color w:val="0F766E"/>
         </w:rPr>
-        <w:t xml:space="preserve">1. What you need</w:t>
+        <w:t xml:space="preserve">1. Create the database on Neon</w:t>
+      </w:r>
+    </w:p>
+    <w:p>
+      <w:pPr>
+        <w:spacing w:after="140" w:line="276"/>
+      </w:pPr>
+      <w:r>
+        <w:rPr>
+          <w:color w:val="111827"/>
+          <w:sz w:val="21"/>
+          <w:szCs w:val="21"/>
+        </w:rPr>
+        <w:t xml:space="preserve">Do this first — Render needs the connection strings.</w:t>
       </w:r>
     </w:p>
     <w:p>
@@ -218,17 +216,82 @@
         <w:pStyle w:val="ListParagraph"/>
         <w:numPr>
           <w:ilvl w:val="0"/>
+          <w:numId w:val="2"/>
+        </w:numPr>
+        <w:spacing w:after="60" w:line="264"/>
+      </w:pPr>
+      <w:r>
+        <w:rPr>
+          <w:color w:val="111827"/>
+          <w:sz w:val="21"/>
+          <w:szCs w:val="21"/>
+        </w:rPr>
+        <w:t xml:space="preserve">Sign up at </w:t>
+      </w:r>
+      <w:hyperlink w:history="1" r:id="rIdp57dbbhzkdfy2ybl8fxo5">
+        <w:r>
+          <w:rPr>
+            <w:rStyle w:val="Hyperlink"/>
+            <w:color w:val="111827"/>
+            <w:sz w:val="21"/>
+            <w:szCs w:val="21"/>
+          </w:rPr>
+          <w:t xml:space="preserve">neon.tech</w:t>
+        </w:r>
+      </w:hyperlink>
+      <w:r>
+        <w:rPr>
+          <w:color w:val="111827"/>
+          <w:sz w:val="21"/>
+          <w:szCs w:val="21"/>
+        </w:rPr>
+        <w:t xml:space="preserve">. No card for the free tier.</w:t>
+      </w:r>
+    </w:p>
+    <w:p>
+      <w:pPr>
+        <w:pStyle w:val="ListParagraph"/>
+        <w:numPr>
+          <w:ilvl w:val="0"/>
+          <w:numId w:val="2"/>
+        </w:numPr>
+        <w:spacing w:after="60" w:line="264"/>
+      </w:pPr>
+      <w:r>
+        <w:rPr>
+          <w:color w:val="111827"/>
+          <w:sz w:val="21"/>
+          <w:szCs w:val="21"/>
+        </w:rPr>
+        <w:t xml:space="preserve">Create a project. Two settings matter:</w:t>
+      </w:r>
+    </w:p>
+    <w:p>
+      <w:pPr>
+        <w:pStyle w:val="ListParagraph"/>
+        <w:numPr>
+          <w:ilvl w:val="1"/>
           <w:numId w:val="1"/>
         </w:numPr>
         <w:spacing w:after="60" w:line="264"/>
       </w:pPr>
       <w:r>
         <w:rPr>
-          <w:color w:val="111827"/>
-          <w:sz w:val="21"/>
-          <w:szCs w:val="21"/>
-        </w:rPr>
-        <w:t xml:space="preserve">The GitHub repo — already pushed to </w:t>
+          <w:b/>
+          <w:bCs/>
+          <w:color w:val="111827"/>
+          <w:sz w:val="21"/>
+          <w:szCs w:val="21"/>
+        </w:rPr>
+        <w:t xml:space="preserve">Region: Europe (Frankfurt)</w:t>
+      </w:r>
+      <w:r>
+        <w:rPr>
+          <w:color w:val="111827"/>
+          <w:sz w:val="21"/>
+          <w:szCs w:val="21"/>
+        </w:rPr>
+        <w:t xml:space="preserve"> — </w:t>
       </w:r>
       <w:r>
         <w:rPr>
@@ -237,15 +300,69 @@
           <w:sz w:val="19"/>
           <w:szCs w:val="19"/>
         </w:rPr>
-        <w:t xml:space="preserve">PAZZO123/BizPilot</w:t>
-      </w:r>
-      <w:r>
-        <w:rPr>
-          <w:color w:val="111827"/>
-          <w:sz w:val="21"/>
-          <w:szCs w:val="21"/>
-        </w:rPr>
-        <w:t xml:space="preserve">.</w:t>
+        <w:t xml:space="preserve">eu-central-1</w:t>
+      </w:r>
+      <w:r>
+        <w:rPr>
+          <w:color w:val="111827"/>
+          <w:sz w:val="21"/>
+          <w:szCs w:val="21"/>
+        </w:rPr>
+        <w:t xml:space="preserve">. Match this to Render's</w:t>
+      </w:r>
+    </w:p>
+    <w:p>
+      <w:pPr>
+        <w:spacing w:after="140" w:line="276"/>
+      </w:pPr>
+      <w:r>
+        <w:rPr>
+          <w:color w:val="111827"/>
+          <w:sz w:val="21"/>
+          <w:szCs w:val="21"/>
+        </w:rPr>
+        <w:t xml:space="preserve">region or every query pays a transatlantic round trip.</w:t>
+      </w:r>
+    </w:p>
+    <w:p>
+      <w:pPr>
+        <w:pStyle w:val="ListParagraph"/>
+        <w:numPr>
+          <w:ilvl w:val="1"/>
+          <w:numId w:val="1"/>
+        </w:numPr>
+        <w:spacing w:after="60" w:line="264"/>
+      </w:pPr>
+      <w:r>
+        <w:rPr>
+          <w:b/>
+          <w:bCs/>
+          <w:color w:val="111827"/>
+          <w:sz w:val="21"/>
+          <w:szCs w:val="21"/>
+        </w:rPr>
+        <w:t xml:space="preserve">Postgres version: 16</w:t>
+      </w:r>
+      <w:r>
+        <w:rPr>
+          <w:color w:val="111827"/>
+          <w:sz w:val="21"/>
+          <w:szCs w:val="21"/>
+        </w:rPr>
+        <w:t xml:space="preserve">, to match what the migrations were written</w:t>
+      </w:r>
+    </w:p>
+    <w:p>
+      <w:pPr>
+        <w:spacing w:after="140" w:line="276"/>
+      </w:pPr>
+      <w:r>
+        <w:rPr>
+          <w:color w:val="111827"/>
+          <w:sz w:val="21"/>
+          <w:szCs w:val="21"/>
+        </w:rPr>
+        <w:t xml:space="preserve">against.</w:t>
       </w:r>
     </w:p>
     <w:p>
@@ -253,7 +370,7 @@
         <w:pStyle w:val="ListParagraph"/>
         <w:numPr>
           <w:ilvl w:val="0"/>
-          <w:numId w:val="1"/>
+          <w:numId w:val="2"/>
         </w:numPr>
         <w:spacing w:after="60" w:line="264"/>
       </w:pPr>
@@ -263,9 +380,359 @@
           <w:sz w:val="21"/>
           <w:szCs w:val="21"/>
         </w:rPr>
-        <w:t xml:space="preserve">A Render account. Sign up at </w:t>
-      </w:r>
-      <w:hyperlink w:history="1" r:id="rIdopfdhqwkkvw-hs_uirv6s">
+        <w:t xml:space="preserve">On the project dashboard find the </w:t>
+      </w:r>
+      <w:r>
+        <w:rPr>
+          <w:b/>
+          <w:bCs/>
+          <w:color w:val="111827"/>
+          <w:sz w:val="21"/>
+          <w:szCs w:val="21"/>
+        </w:rPr>
+        <w:t xml:space="preserve">connection string</w:t>
+      </w:r>
+      <w:r>
+        <w:rPr>
+          <w:color w:val="111827"/>
+          <w:sz w:val="21"/>
+          <w:szCs w:val="21"/>
+        </w:rPr>
+        <w:t xml:space="preserve"> panel and change the</w:t>
+      </w:r>
+    </w:p>
+    <w:p>
+      <w:pPr>
+        <w:spacing w:after="140" w:line="276"/>
+      </w:pPr>
+      <w:r>
+        <w:rPr>
+          <w:color w:val="111827"/>
+          <w:sz w:val="21"/>
+          <w:szCs w:val="21"/>
+        </w:rPr>
+        <w:t xml:space="preserve">dropdown from </w:t>
+      </w:r>
+      <w:r>
+        <w:rPr>
+          <w:i/>
+          <w:iCs/>
+          <w:color w:val="111827"/>
+          <w:sz w:val="21"/>
+          <w:szCs w:val="21"/>
+        </w:rPr>
+        <w:t xml:space="preserve">psql</w:t>
+      </w:r>
+      <w:r>
+        <w:rPr>
+          <w:color w:val="111827"/>
+          <w:sz w:val="21"/>
+          <w:szCs w:val="21"/>
+        </w:rPr>
+        <w:t xml:space="preserve"> to </w:t>
+      </w:r>
+      <w:r>
+        <w:rPr>
+          <w:b/>
+          <w:bCs/>
+          <w:color w:val="111827"/>
+          <w:sz w:val="21"/>
+          <w:szCs w:val="21"/>
+        </w:rPr>
+        <w:t xml:space="preserve">Prisma</w:t>
+      </w:r>
+      <w:r>
+        <w:rPr>
+          <w:color w:val="111827"/>
+          <w:sz w:val="21"/>
+          <w:szCs w:val="21"/>
+        </w:rPr>
+        <w:t xml:space="preserve">. Neon then prints exactly the two strings this app needs:</w:t>
+      </w:r>
+    </w:p>
+    <w:p>
+      <w:pPr>
+        <w:shd w:fill="F3F4F6" w:val="clear"/>
+        <w:spacing w:after="0" w:before="120"/>
+        <w:ind w:left="200" w:right="200"/>
+      </w:pPr>
+      <w:r>
+        <w:rPr>
+          <w:rFonts w:ascii="Consolas" w:cs="Consolas" w:eastAsia="Consolas" w:hAnsi="Consolas"/>
+          <w:color w:val="111827"/>
+          <w:sz w:val="18"/>
+          <w:szCs w:val="18"/>
+        </w:rPr>
+        <w:t xml:space="preserve">   DATABASE_URL="postgresql://…@ep-xxx-pooler.eu-central-1.aws.neon.tech/…"</w:t>
+      </w:r>
+    </w:p>
+    <w:p>
+      <w:pPr>
+        <w:shd w:fill="F3F4F6" w:val="clear"/>
+        <w:spacing w:after="160" w:before="0"/>
+        <w:ind w:left="200" w:right="200"/>
+      </w:pPr>
+      <w:r>
+        <w:rPr>
+          <w:rFonts w:ascii="Consolas" w:cs="Consolas" w:eastAsia="Consolas" w:hAnsi="Consolas"/>
+          <w:color w:val="111827"/>
+          <w:sz w:val="18"/>
+          <w:szCs w:val="18"/>
+        </w:rPr>
+        <w:t xml:space="preserve">   DIRECT_URL="postgresql://…@ep-xxx.eu-central-1.aws.neon.tech/…"</w:t>
+      </w:r>
+    </w:p>
+    <w:p>
+      <w:pPr>
+        <w:spacing w:after="140" w:line="276"/>
+      </w:pPr>
+      <w:r>
+        <w:rPr>
+          <w:color w:val="111827"/>
+          <w:sz w:val="21"/>
+          <w:szCs w:val="21"/>
+        </w:rPr>
+        <w:t xml:space="preserve">Copy both somewhere for a minute. Note the difference: the first host has </w:t>
+      </w:r>
+      <w:r>
+        <w:rPr>
+          <w:b/>
+          <w:bCs/>
+          <w:color w:val="111827"/>
+          <w:sz w:val="21"/>
+          <w:szCs w:val="21"/>
+        </w:rPr>
+        <w:t xml:space="preserve">`-pooler`</w:t>
+      </w:r>
+      <w:r>
+        <w:rPr>
+          <w:color w:val="111827"/>
+          <w:sz w:val="21"/>
+          <w:szCs w:val="21"/>
+        </w:rPr>
+        <w:t xml:space="preserve"> in it, the second does not.</w:t>
+      </w:r>
+    </w:p>
+    <w:p>
+      <w:pPr>
+        <w:pBdr>
+          <w:left w:val="single" w:color="0F766E" w:sz="12" w:space="12"/>
+        </w:pBdr>
+        <w:spacing w:after="140" w:line="276"/>
+        <w:ind w:left="360"/>
+      </w:pPr>
+      <w:r>
+        <w:rPr>
+          <w:b/>
+          <w:bCs/>
+          <w:i/>
+          <w:iCs/>
+          <w:color w:val="6B7280"/>
+          <w:sz w:val="21"/>
+          <w:szCs w:val="21"/>
+        </w:rPr>
+        <w:t xml:space="preserve">Why two?</w:t>
+      </w:r>
+      <w:r>
+        <w:rPr>
+          <w:i/>
+          <w:iCs/>
+          <w:color w:val="6B7280"/>
+          <w:sz w:val="21"/>
+          <w:szCs w:val="21"/>
+        </w:rPr>
+        <w:t xml:space="preserve"> The pooled one is for the running app — Neon's compute scales to</w:t>
+      </w:r>
+    </w:p>
+    <w:p>
+      <w:pPr>
+        <w:pBdr>
+          <w:left w:val="single" w:color="0F766E" w:sz="12" w:space="12"/>
+        </w:pBdr>
+        <w:spacing w:after="140" w:line="276"/>
+        <w:ind w:left="360"/>
+      </w:pPr>
+      <w:r>
+        <w:rPr>
+          <w:i/>
+          <w:iCs/>
+          <w:color w:val="6B7280"/>
+          <w:sz w:val="21"/>
+          <w:szCs w:val="21"/>
+        </w:rPr>
+        <w:t xml:space="preserve">zero when idle and the pooler handles waking it. </w:t>
+      </w:r>
+      <w:r>
+        <w:rPr>
+          <w:rFonts w:ascii="Consolas" w:cs="Consolas" w:eastAsia="Consolas" w:hAnsi="Consolas"/>
+          <w:i/>
+          <w:iCs/>
+          <w:color w:val="6B7280"/>
+          <w:sz w:val="19"/>
+          <w:szCs w:val="19"/>
+        </w:rPr>
+        <w:t xml:space="preserve">prisma migrate</w:t>
+      </w:r>
+      <w:r>
+        <w:rPr>
+          <w:i/>
+          <w:iCs/>
+          <w:color w:val="6B7280"/>
+          <w:sz w:val="21"/>
+          <w:szCs w:val="21"/>
+        </w:rPr>
+        <w:t xml:space="preserve"> cannot use</w:t>
+      </w:r>
+    </w:p>
+    <w:p>
+      <w:pPr>
+        <w:pBdr>
+          <w:left w:val="single" w:color="0F766E" w:sz="12" w:space="12"/>
+        </w:pBdr>
+        <w:spacing w:after="140" w:line="276"/>
+        <w:ind w:left="360"/>
+      </w:pPr>
+      <w:r>
+        <w:rPr>
+          <w:i/>
+          <w:iCs/>
+          <w:color w:val="6B7280"/>
+          <w:sz w:val="21"/>
+          <w:szCs w:val="21"/>
+        </w:rPr>
+        <w:t xml:space="preserve">it, because it takes advisory locks that do not survive transaction-mode</w:t>
+      </w:r>
+    </w:p>
+    <w:p>
+      <w:pPr>
+        <w:pBdr>
+          <w:left w:val="single" w:color="0F766E" w:sz="12" w:space="12"/>
+        </w:pBdr>
+        <w:spacing w:after="140" w:line="276"/>
+        <w:ind w:left="360"/>
+      </w:pPr>
+      <w:r>
+        <w:rPr>
+          <w:i/>
+          <w:iCs/>
+          <w:color w:val="6B7280"/>
+          <w:sz w:val="21"/>
+          <w:szCs w:val="21"/>
+        </w:rPr>
+        <w:t xml:space="preserve">pooling. Give it the pooled URL and migrations fail at boot with a lock error</w:t>
+      </w:r>
+    </w:p>
+    <w:p>
+      <w:pPr>
+        <w:pBdr>
+          <w:left w:val="single" w:color="0F766E" w:sz="12" w:space="12"/>
+        </w:pBdr>
+        <w:spacing w:after="140" w:line="276"/>
+        <w:ind w:left="360"/>
+      </w:pPr>
+      <w:r>
+        <w:rPr>
+          <w:i/>
+          <w:iCs/>
+          <w:color w:val="6B7280"/>
+          <w:sz w:val="21"/>
+          <w:szCs w:val="21"/>
+        </w:rPr>
+        <w:t xml:space="preserve">that reads like a network fault. This is the single most common way to get</w:t>
+      </w:r>
+    </w:p>
+    <w:p>
+      <w:pPr>
+        <w:pBdr>
+          <w:left w:val="single" w:color="0F766E" w:sz="12" w:space="12"/>
+        </w:pBdr>
+        <w:spacing w:after="140" w:line="276"/>
+        <w:ind w:left="360"/>
+      </w:pPr>
+      <w:r>
+        <w:rPr>
+          <w:i/>
+          <w:iCs/>
+          <w:color w:val="6B7280"/>
+          <w:sz w:val="21"/>
+          <w:szCs w:val="21"/>
+        </w:rPr>
+        <w:t xml:space="preserve">this setup wrong.</w:t>
+      </w:r>
+    </w:p>
+    <w:p>
+      <w:pPr>
+        <w:pBdr>
+          <w:bottom w:val="single" w:color="D1D5DB" w:sz="6" w:space="1"/>
+        </w:pBdr>
+        <w:spacing w:after="200" w:before="200"/>
+      </w:pPr>
+      <w:r>
+        <w:t xml:space="preserve"/>
+      </w:r>
+    </w:p>
+    <w:p>
+      <w:pPr>
+        <w:pStyle w:val="Heading2"/>
+        <w:spacing w:after="120" w:before="300"/>
+      </w:pPr>
+      <w:r>
+        <w:rPr>
+          <w:b/>
+          <w:bCs/>
+          <w:color w:val="0F766E"/>
+        </w:rPr>
+        <w:t xml:space="preserve">2. Create the Render services</w:t>
+      </w:r>
+    </w:p>
+    <w:p>
+      <w:pPr>
+        <w:spacing w:after="140" w:line="276"/>
+      </w:pPr>
+      <w:r>
+        <w:rPr>
+          <w:color w:val="111827"/>
+          <w:sz w:val="21"/>
+          <w:szCs w:val="21"/>
+        </w:rPr>
+        <w:t xml:space="preserve">Render reads </w:t>
+      </w:r>
+      <w:r>
+        <w:rPr>
+          <w:rFonts w:ascii="Consolas" w:cs="Consolas" w:eastAsia="Consolas" w:hAnsi="Consolas"/>
+          <w:color w:val="111827"/>
+          <w:sz w:val="19"/>
+          <w:szCs w:val="19"/>
+        </w:rPr>
+        <w:t xml:space="preserve">render.yaml</w:t>
+      </w:r>
+      <w:r>
+        <w:rPr>
+          <w:color w:val="111827"/>
+          <w:sz w:val="21"/>
+          <w:szCs w:val="21"/>
+        </w:rPr>
+        <w:t xml:space="preserve"> and builds three things — the database is Neon's job.</w:t>
+      </w:r>
+    </w:p>
+    <w:p>
+      <w:pPr>
+        <w:pStyle w:val="ListParagraph"/>
+        <w:numPr>
+          <w:ilvl w:val="0"/>
+          <w:numId w:val="2"/>
+        </w:numPr>
+        <w:spacing w:after="60" w:line="264"/>
+      </w:pPr>
+      <w:r>
+        <w:rPr>
+          <w:color w:val="111827"/>
+          <w:sz w:val="21"/>
+          <w:szCs w:val="21"/>
+        </w:rPr>
+        <w:t xml:space="preserve">Sign up at </w:t>
+      </w:r>
+      <w:hyperlink w:history="1" r:id="rIdlll48qjwdf-ojsg2ybitl">
         <w:r>
           <w:rPr>
             <w:rStyle w:val="Hyperlink"/>
@@ -282,20 +749,7 @@
           <w:sz w:val="21"/>
           <w:szCs w:val="21"/>
         </w:rPr>
-        <w:t xml:space="preserve"> with your GitHub</w:t>
-      </w:r>
-    </w:p>
-    <w:p>
-      <w:pPr>
-        <w:spacing w:after="140" w:line="276"/>
-      </w:pPr>
-      <w:r>
-        <w:rPr>
-          <w:color w:val="111827"/>
-          <w:sz w:val="21"/>
-          <w:szCs w:val="21"/>
-        </w:rPr>
-        <w:t xml:space="preserve">account; it makes step 2 easier. </w:t>
+        <w:t xml:space="preserve"> </w:t>
       </w:r>
       <w:r>
         <w:rPr>
@@ -305,75 +759,28 @@
           <w:sz w:val="21"/>
           <w:szCs w:val="21"/>
         </w:rPr>
-        <w:t xml:space="preserve">No card is required for the free tier.</w:t>
-      </w:r>
-    </w:p>
-    <w:p>
-      <w:pPr>
-        <w:spacing w:after="140" w:line="276"/>
-      </w:pPr>
-      <w:r>
-        <w:rPr>
-          <w:color w:val="111827"/>
-          <w:sz w:val="21"/>
-          <w:szCs w:val="21"/>
-        </w:rPr>
-        <w:t xml:space="preserve">Everything else is optional and covered in section 7.</w:t>
-      </w:r>
-    </w:p>
-    <w:p>
-      <w:pPr>
-        <w:pBdr>
-          <w:bottom w:val="single" w:color="D1D5DB" w:sz="6" w:space="1"/>
-        </w:pBdr>
-        <w:spacing w:after="200" w:before="200"/>
-      </w:pPr>
-      <w:r>
-        <w:t xml:space="preserve"/>
-      </w:r>
-    </w:p>
-    <w:p>
-      <w:pPr>
-        <w:pStyle w:val="Heading2"/>
-        <w:spacing w:after="120" w:before="300"/>
-      </w:pPr>
-      <w:r>
-        <w:rPr>
-          <w:b/>
-          <w:bCs/>
-          <w:color w:val="0F766E"/>
-        </w:rPr>
-        <w:t xml:space="preserve">2. Create the four services</w:t>
-      </w:r>
-    </w:p>
-    <w:p>
-      <w:pPr>
-        <w:spacing w:after="140" w:line="276"/>
-      </w:pPr>
-      <w:r>
-        <w:rPr>
-          <w:color w:val="111827"/>
-          <w:sz w:val="21"/>
-          <w:szCs w:val="21"/>
-        </w:rPr>
-        <w:t xml:space="preserve">Render reads </w:t>
-      </w:r>
-      <w:r>
-        <w:rPr>
-          <w:rFonts w:ascii="Consolas" w:cs="Consolas" w:eastAsia="Consolas" w:hAnsi="Consolas"/>
-          <w:color w:val="111827"/>
-          <w:sz w:val="19"/>
-          <w:szCs w:val="19"/>
-        </w:rPr>
-        <w:t xml:space="preserve">render.yaml</w:t>
-      </w:r>
-      <w:r>
-        <w:rPr>
-          <w:color w:val="111827"/>
-          <w:sz w:val="21"/>
-          <w:szCs w:val="21"/>
-        </w:rPr>
-        <w:t xml:space="preserve"> and builds all four at once.</w:t>
+        <w:t xml:space="preserve">with your GitHub account</w:t>
+      </w:r>
+      <w:r>
+        <w:rPr>
+          <w:color w:val="111827"/>
+          <w:sz w:val="21"/>
+          <w:szCs w:val="21"/>
+        </w:rPr>
+        <w:t xml:space="preserve">; it</w:t>
+      </w:r>
+    </w:p>
+    <w:p>
+      <w:pPr>
+        <w:spacing w:after="140" w:line="276"/>
+      </w:pPr>
+      <w:r>
+        <w:rPr>
+          <w:color w:val="111827"/>
+          <w:sz w:val="21"/>
+          <w:szCs w:val="21"/>
+        </w:rPr>
+        <w:t xml:space="preserve">makes the next step one click. No card for the free tier.</w:t>
       </w:r>
     </w:p>
     <w:p>
@@ -391,7 +798,7 @@
           <w:sz w:val="21"/>
           <w:szCs w:val="21"/>
         </w:rPr>
-        <w:t xml:space="preserve">Render dashboard → </w:t>
+        <w:t xml:space="preserve">Dashboard → </w:t>
       </w:r>
       <w:r>
         <w:rPr>
@@ -445,20 +852,7 @@
           <w:sz w:val="21"/>
           <w:szCs w:val="21"/>
         </w:rPr>
-        <w:t xml:space="preserve">Connect your GitHub account if you have not already, and give Render access</w:t>
-      </w:r>
-    </w:p>
-    <w:p>
-      <w:pPr>
-        <w:spacing w:after="140" w:line="276"/>
-      </w:pPr>
-      <w:r>
-        <w:rPr>
-          <w:color w:val="111827"/>
-          <w:sz w:val="21"/>
-          <w:szCs w:val="21"/>
-        </w:rPr>
-        <w:t xml:space="preserve">to the </w:t>
+        <w:t xml:space="preserve">Give Render access to the </w:t>
       </w:r>
       <w:r>
         <w:rPr>
@@ -476,7 +870,46 @@
           <w:sz w:val="21"/>
           <w:szCs w:val="21"/>
         </w:rPr>
-        <w:t xml:space="preserve"> repository.</w:t>
+        <w:t xml:space="preserve"> repository, then pick</w:t>
+      </w:r>
+    </w:p>
+    <w:p>
+      <w:pPr>
+        <w:spacing w:after="140" w:line="276"/>
+      </w:pPr>
+      <w:r>
+        <w:rPr>
+          <w:rFonts w:ascii="Consolas" w:cs="Consolas" w:eastAsia="Consolas" w:hAnsi="Consolas"/>
+          <w:color w:val="111827"/>
+          <w:sz w:val="19"/>
+          <w:szCs w:val="19"/>
+        </w:rPr>
+        <w:t xml:space="preserve">PAZZO123/BizPilot</w:t>
+      </w:r>
+      <w:r>
+        <w:rPr>
+          <w:color w:val="111827"/>
+          <w:sz w:val="21"/>
+          <w:szCs w:val="21"/>
+        </w:rPr>
+        <w:t xml:space="preserve">, branch </w:t>
+      </w:r>
+      <w:r>
+        <w:rPr>
+          <w:rFonts w:ascii="Consolas" w:cs="Consolas" w:eastAsia="Consolas" w:hAnsi="Consolas"/>
+          <w:color w:val="111827"/>
+          <w:sz w:val="19"/>
+          <w:szCs w:val="19"/>
+        </w:rPr>
+        <w:t xml:space="preserve">main</w:t>
+      </w:r>
+      <w:r>
+        <w:rPr>
+          <w:color w:val="111827"/>
+          <w:sz w:val="21"/>
+          <w:szCs w:val="21"/>
+        </w:rPr>
+        <w:t xml:space="preserve">.</w:t>
       </w:r>
     </w:p>
     <w:p>
@@ -494,59 +927,7 @@
           <w:sz w:val="21"/>
           <w:szCs w:val="21"/>
         </w:rPr>
-        <w:t xml:space="preserve">Pick </w:t>
-      </w:r>
-      <w:r>
-        <w:rPr>
-          <w:rFonts w:ascii="Consolas" w:cs="Consolas" w:eastAsia="Consolas" w:hAnsi="Consolas"/>
-          <w:color w:val="111827"/>
-          <w:sz w:val="19"/>
-          <w:szCs w:val="19"/>
-        </w:rPr>
-        <w:t xml:space="preserve">PAZZO123/BizPilot</w:t>
-      </w:r>
-      <w:r>
-        <w:rPr>
-          <w:color w:val="111827"/>
-          <w:sz w:val="21"/>
-          <w:szCs w:val="21"/>
-        </w:rPr>
-        <w:t xml:space="preserve">, branch </w:t>
-      </w:r>
-      <w:r>
-        <w:rPr>
-          <w:rFonts w:ascii="Consolas" w:cs="Consolas" w:eastAsia="Consolas" w:hAnsi="Consolas"/>
-          <w:color w:val="111827"/>
-          <w:sz w:val="19"/>
-          <w:szCs w:val="19"/>
-        </w:rPr>
-        <w:t xml:space="preserve">main</w:t>
-      </w:r>
-      <w:r>
-        <w:rPr>
-          <w:color w:val="111827"/>
-          <w:sz w:val="21"/>
-          <w:szCs w:val="21"/>
-        </w:rPr>
-        <w:t xml:space="preserve">.</w:t>
-      </w:r>
-    </w:p>
-    <w:p>
-      <w:pPr>
-        <w:pStyle w:val="ListParagraph"/>
-        <w:numPr>
-          <w:ilvl w:val="0"/>
-          <w:numId w:val="2"/>
-        </w:numPr>
-        <w:spacing w:after="60" w:line="264"/>
-      </w:pPr>
-      <w:r>
-        <w:rPr>
-          <w:color w:val="111827"/>
-          <w:sz w:val="21"/>
-          <w:szCs w:val="21"/>
-        </w:rPr>
-        <w:t xml:space="preserve">Render shows what it will create. You should see exactly four:</w:t>
+        <w:t xml:space="preserve">Render shows what it will create. You should see exactly three:</w:t>
       </w:r>
     </w:p>
     <w:tbl>
@@ -645,7 +1026,7 @@
                 <w:sz w:val="19"/>
                 <w:szCs w:val="19"/>
               </w:rPr>
-              <w:t xml:space="preserve">bizpilot-db</w:t>
+              <w:t xml:space="preserve">bizpilot-redis</w:t>
             </w:r>
           </w:p>
         </w:tc>
@@ -670,7 +1051,7 @@
                 <w:sz w:val="20"/>
                 <w:szCs w:val="20"/>
               </w:rPr>
-              <w:t xml:space="preserve">PostgreSQL 16, free</w:t>
+              <w:t xml:space="preserve">Key Value store, free</w:t>
             </w:r>
           </w:p>
         </w:tc>
@@ -698,7 +1079,7 @@
                 <w:sz w:val="19"/>
                 <w:szCs w:val="19"/>
               </w:rPr>
-              <w:t xml:space="preserve">bizpilot-redis</w:t>
+              <w:t xml:space="preserve">bizpilot-api</w:t>
             </w:r>
           </w:p>
         </w:tc>
@@ -723,7 +1104,7 @@
                 <w:sz w:val="20"/>
                 <w:szCs w:val="20"/>
               </w:rPr>
-              <w:t xml:space="preserve">Key Value store, free</w:t>
+              <w:t xml:space="preserve">The NestJS API, free</w:t>
             </w:r>
           </w:p>
         </w:tc>
@@ -751,7 +1132,7 @@
                 <w:sz w:val="19"/>
                 <w:szCs w:val="19"/>
               </w:rPr>
-              <w:t xml:space="preserve">bizpilot-api</w:t>
+              <w:t xml:space="preserve">bizpilot-web</w:t>
             </w:r>
           </w:p>
         </w:tc>
@@ -776,59 +1157,6 @@
                 <w:sz w:val="20"/>
                 <w:szCs w:val="20"/>
               </w:rPr>
-              <w:t xml:space="preserve">The NestJS API, free</w:t>
-            </w:r>
-          </w:p>
-        </w:tc>
-      </w:tr>
-      <w:tr>
-        <w:tc>
-          <w:tcPr>
-            <w:tcMar>
-              <w:top w:type="dxa" w:w="80"/>
-              <w:left w:type="dxa" w:w="120"/>
-              <w:bottom w:type="dxa" w:w="80"/>
-              <w:right w:type="dxa" w:w="120"/>
-            </w:tcMar>
-          </w:tcPr>
-          <w:p>
-            <w:pPr>
-              <w:spacing w:after="0" w:line="252"/>
-            </w:pPr>
-            <w:r>
-              <w:rPr>
-                <w:rFonts w:ascii="Consolas" w:cs="Consolas" w:eastAsia="Consolas" w:hAnsi="Consolas"/>
-                <w:b w:val="false"/>
-                <w:bCs w:val="false"/>
-                <w:color w:val="111827"/>
-                <w:sz w:val="19"/>
-                <w:szCs w:val="19"/>
-              </w:rPr>
-              <w:t xml:space="preserve">bizpilot-web</w:t>
-            </w:r>
-          </w:p>
-        </w:tc>
-        <w:tc>
-          <w:tcPr>
-            <w:tcMar>
-              <w:top w:type="dxa" w:w="80"/>
-              <w:left w:type="dxa" w:w="120"/>
-              <w:bottom w:type="dxa" w:w="80"/>
-              <w:right w:type="dxa" w:w="120"/>
-            </w:tcMar>
-          </w:tcPr>
-          <w:p>
-            <w:pPr>
-              <w:spacing w:after="0" w:line="252"/>
-            </w:pPr>
-            <w:r>
-              <w:rPr>
-                <w:b w:val="false"/>
-                <w:bCs w:val="false"/>
-                <w:color w:val="111827"/>
-                <w:sz w:val="20"/>
-                <w:szCs w:val="20"/>
-              </w:rPr>
               <w:t xml:space="preserve">The React app, static (always free)</w:t>
             </w:r>
           </w:p>
@@ -858,352 +1186,20 @@
           <w:sz w:val="21"/>
           <w:szCs w:val="21"/>
         </w:rPr>
-        <w:t xml:space="preserve">It will ask you to fill in the values marked "sync: false". **Leave them all</w:t>
-      </w:r>
-    </w:p>
-    <w:p>
-      <w:pPr>
-        <w:spacing w:after="140" w:line="276"/>
-      </w:pPr>
-      <w:r>
-        <w:rPr>
-          <w:color w:val="111827"/>
-          <w:sz w:val="21"/>
-          <w:szCs w:val="21"/>
-        </w:rPr>
-        <w:t xml:space="preserve">blank for now** — two of them do not exist yet, and blanks are safe: the app simply runs without the assistant and without payments.</w:t>
-      </w:r>
-    </w:p>
-    <w:p>
-      <w:pPr>
-        <w:pStyle w:val="ListParagraph"/>
-        <w:numPr>
-          <w:ilvl w:val="0"/>
-          <w:numId w:val="2"/>
-        </w:numPr>
-        <w:spacing w:after="60" w:line="264"/>
-      </w:pPr>
-      <w:r>
-        <w:rPr>
-          <w:color w:val="111827"/>
-          <w:sz w:val="21"/>
-          <w:szCs w:val="21"/>
-        </w:rPr>
-        <w:t xml:space="preserve">Click </w:t>
-      </w:r>
-      <w:r>
-        <w:rPr>
-          <w:b/>
-          <w:bCs/>
-          <w:color w:val="111827"/>
-          <w:sz w:val="21"/>
-          <w:szCs w:val="21"/>
-        </w:rPr>
-        <w:t xml:space="preserve">Apply</w:t>
-      </w:r>
-      <w:r>
-        <w:rPr>
-          <w:color w:val="111827"/>
-          <w:sz w:val="21"/>
-          <w:szCs w:val="21"/>
-        </w:rPr>
-        <w:t xml:space="preserve">.</w:t>
-      </w:r>
-    </w:p>
-    <w:p>
-      <w:pPr>
-        <w:spacing w:after="140" w:line="276"/>
-      </w:pPr>
-      <w:r>
-        <w:rPr>
-          <w:color w:val="111827"/>
-          <w:sz w:val="21"/>
-          <w:szCs w:val="21"/>
-        </w:rPr>
-        <w:t xml:space="preserve">The first build takes 5–10 minutes. The API will fail its health check on this first pass — that is expected, it has no </w:t>
-      </w:r>
-      <w:r>
-        <w:rPr>
-          <w:rFonts w:ascii="Consolas" w:cs="Consolas" w:eastAsia="Consolas" w:hAnsi="Consolas"/>
-          <w:color w:val="111827"/>
-          <w:sz w:val="19"/>
-          <w:szCs w:val="19"/>
-        </w:rPr>
-        <w:t xml:space="preserve">WEB_URL</w:t>
-      </w:r>
-      <w:r>
-        <w:rPr>
-          <w:color w:val="111827"/>
-          <w:sz w:val="21"/>
-          <w:szCs w:val="21"/>
-        </w:rPr>
-        <w:t xml:space="preserve"> yet. Carry on.</w:t>
-      </w:r>
-    </w:p>
-    <w:p>
-      <w:pPr>
-        <w:pBdr>
-          <w:left w:val="single" w:color="0F766E" w:sz="12" w:space="12"/>
-        </w:pBdr>
-        <w:spacing w:after="140" w:line="276"/>
-        <w:ind w:left="360"/>
-      </w:pPr>
-      <w:r>
-        <w:rPr>
-          <w:b/>
-          <w:bCs/>
-          <w:i/>
-          <w:iCs/>
-          <w:color w:val="6B7280"/>
-          <w:sz w:val="21"/>
-          <w:szCs w:val="21"/>
-        </w:rPr>
-        <w:t xml:space="preserve">If Render says a name is taken</w:t>
-      </w:r>
-      <w:r>
-        <w:rPr>
-          <w:i/>
-          <w:iCs/>
-          <w:color w:val="6B7280"/>
-          <w:sz w:val="21"/>
-          <w:szCs w:val="21"/>
-        </w:rPr>
-        <w:t xml:space="preserve">, it appends a suffix — you might get</w:t>
-      </w:r>
-    </w:p>
-    <w:p>
-      <w:pPr>
-        <w:pBdr>
-          <w:left w:val="single" w:color="0F766E" w:sz="12" w:space="12"/>
-        </w:pBdr>
-        <w:spacing w:after="140" w:line="276"/>
-        <w:ind w:left="360"/>
-      </w:pPr>
-      <w:r>
-        <w:rPr>
-          <w:rFonts w:ascii="Consolas" w:cs="Consolas" w:eastAsia="Consolas" w:hAnsi="Consolas"/>
-          <w:i/>
-          <w:iCs/>
-          <w:color w:val="6B7280"/>
-          <w:sz w:val="19"/>
-          <w:szCs w:val="19"/>
-        </w:rPr>
-        <w:t xml:space="preserve">bizpilot-api-a4f2</w:t>
-      </w:r>
-      <w:r>
-        <w:rPr>
-          <w:i/>
-          <w:iCs/>
-          <w:color w:val="6B7280"/>
-          <w:sz w:val="21"/>
-          <w:szCs w:val="21"/>
-        </w:rPr>
-        <w:t xml:space="preserve">. That is fine, just use </w:t>
-      </w:r>
-      <w:r>
-        <w:rPr>
-          <w:i/>
-          <w:iCs/>
-          <w:color w:val="6B7280"/>
-          <w:sz w:val="21"/>
-          <w:szCs w:val="21"/>
-        </w:rPr>
-        <w:t xml:space="preserve">your</w:t>
-      </w:r>
-      <w:r>
-        <w:rPr>
-          <w:i/>
-          <w:iCs/>
-          <w:color w:val="6B7280"/>
-          <w:sz w:val="21"/>
-          <w:szCs w:val="21"/>
-        </w:rPr>
-        <w:t xml:space="preserve"> actual URLs everywhere</w:t>
-      </w:r>
-    </w:p>
-    <w:p>
-      <w:pPr>
-        <w:pBdr>
-          <w:left w:val="single" w:color="0F766E" w:sz="12" w:space="12"/>
-        </w:pBdr>
-        <w:spacing w:after="140" w:line="276"/>
-        <w:ind w:left="360"/>
-      </w:pPr>
-      <w:r>
-        <w:rPr>
-          <w:i/>
-          <w:iCs/>
-          <w:color w:val="6B7280"/>
-          <w:sz w:val="21"/>
-          <w:szCs w:val="21"/>
-        </w:rPr>
-        <w:t xml:space="preserve">below instead of the example ones.</w:t>
-      </w:r>
-    </w:p>
-    <w:p>
-      <w:pPr>
-        <w:pBdr>
-          <w:bottom w:val="single" w:color="D1D5DB" w:sz="6" w:space="1"/>
-        </w:pBdr>
-        <w:spacing w:after="200" w:before="200"/>
-      </w:pPr>
-      <w:r>
-        <w:t xml:space="preserve"/>
-      </w:r>
-    </w:p>
-    <w:p>
-      <w:pPr>
-        <w:pStyle w:val="Heading2"/>
-        <w:spacing w:after="120" w:before="300"/>
-      </w:pPr>
-      <w:r>
-        <w:rPr>
-          <w:b/>
-          <w:bCs/>
-          <w:color w:val="0F766E"/>
-        </w:rPr>
-        <w:t xml:space="preserve">3. Write down your two URLs</w:t>
-      </w:r>
-    </w:p>
-    <w:p>
-      <w:pPr>
-        <w:spacing w:after="140" w:line="276"/>
-      </w:pPr>
-      <w:r>
-        <w:rPr>
-          <w:color w:val="111827"/>
-          <w:sz w:val="21"/>
-          <w:szCs w:val="21"/>
-        </w:rPr>
-        <w:t xml:space="preserve">From the Render dashboard, open each service and copy the URL at the top:</w:t>
-      </w:r>
-    </w:p>
-    <w:p>
-      <w:pPr>
-        <w:pStyle w:val="ListParagraph"/>
-        <w:numPr>
-          <w:ilvl w:val="0"/>
-          <w:numId w:val="1"/>
-        </w:numPr>
-        <w:spacing w:after="60" w:line="264"/>
-      </w:pPr>
-      <w:r>
-        <w:rPr>
-          <w:color w:val="111827"/>
-          <w:sz w:val="21"/>
-          <w:szCs w:val="21"/>
-        </w:rPr>
-        <w:t xml:space="preserve">API: </w:t>
-      </w:r>
-      <w:r>
-        <w:rPr>
-          <w:rFonts w:ascii="Consolas" w:cs="Consolas" w:eastAsia="Consolas" w:hAnsi="Consolas"/>
-          <w:color w:val="111827"/>
-          <w:sz w:val="19"/>
-          <w:szCs w:val="19"/>
-        </w:rPr>
-        <w:t xml:space="preserve">https://bizpilot-api.onrender.com</w:t>
-      </w:r>
-    </w:p>
-    <w:p>
-      <w:pPr>
-        <w:pStyle w:val="ListParagraph"/>
-        <w:numPr>
-          <w:ilvl w:val="0"/>
-          <w:numId w:val="1"/>
-        </w:numPr>
-        <w:spacing w:after="60" w:line="264"/>
-      </w:pPr>
-      <w:r>
-        <w:rPr>
-          <w:color w:val="111827"/>
-          <w:sz w:val="21"/>
-          <w:szCs w:val="21"/>
-        </w:rPr>
-        <w:t xml:space="preserve">Web: </w:t>
-      </w:r>
-      <w:r>
-        <w:rPr>
-          <w:rFonts w:ascii="Consolas" w:cs="Consolas" w:eastAsia="Consolas" w:hAnsi="Consolas"/>
-          <w:color w:val="111827"/>
-          <w:sz w:val="19"/>
-          <w:szCs w:val="19"/>
-        </w:rPr>
-        <w:t xml:space="preserve">https://bizpilot-web.onrender.com</w:t>
-      </w:r>
-    </w:p>
-    <w:p>
-      <w:pPr>
-        <w:spacing w:after="140" w:line="276"/>
-      </w:pPr>
-      <w:r>
-        <w:rPr>
-          <w:color w:val="111827"/>
-          <w:sz w:val="21"/>
-          <w:szCs w:val="21"/>
-        </w:rPr>
-        <w:t xml:space="preserve">Yours will differ if step 2 gave you a suffix. Every step below uses these two.</w:t>
-      </w:r>
-    </w:p>
-    <w:p>
-      <w:pPr>
-        <w:pBdr>
-          <w:bottom w:val="single" w:color="D1D5DB" w:sz="6" w:space="1"/>
-        </w:pBdr>
-        <w:spacing w:after="200" w:before="200"/>
-      </w:pPr>
-      <w:r>
-        <w:t xml:space="preserve"/>
-      </w:r>
-    </w:p>
-    <w:p>
-      <w:pPr>
-        <w:pStyle w:val="Heading2"/>
-        <w:spacing w:after="120" w:before="300"/>
-      </w:pPr>
-      <w:r>
-        <w:rPr>
-          <w:b/>
-          <w:bCs/>
-          <w:color w:val="0F766E"/>
-        </w:rPr>
-        <w:t xml:space="preserve">4. Wire the two services to each other</w:t>
-      </w:r>
-    </w:p>
-    <w:p>
-      <w:pPr>
-        <w:spacing w:after="140" w:line="276"/>
-      </w:pPr>
-      <w:r>
-        <w:rPr>
-          <w:color w:val="111827"/>
-          <w:sz w:val="21"/>
-          <w:szCs w:val="21"/>
-        </w:rPr>
-        <w:t xml:space="preserve">They cannot know each other's addresses until both exist, which is why this is manual.</w:t>
-      </w:r>
-    </w:p>
-    <w:p>
-      <w:pPr>
-        <w:spacing w:after="140" w:line="276"/>
-      </w:pPr>
-      <w:r>
-        <w:rPr>
-          <w:b/>
-          <w:bCs/>
-          <w:color w:val="111827"/>
-          <w:sz w:val="21"/>
-          <w:szCs w:val="21"/>
-        </w:rPr>
-        <w:t xml:space="preserve">On `bizpilot-api`</w:t>
-      </w:r>
-      <w:r>
-        <w:rPr>
-          <w:color w:val="111827"/>
-          <w:sz w:val="21"/>
-          <w:szCs w:val="21"/>
-        </w:rPr>
-        <w:t xml:space="preserve"> → Environment → add or edit:</w:t>
+        <w:t xml:space="preserve">It asks you to fill in the values marked "sync: false". Fill in **only these</w:t>
+      </w:r>
+    </w:p>
+    <w:p>
+      <w:pPr>
+        <w:spacing w:after="140" w:line="276"/>
+      </w:pPr>
+      <w:r>
+        <w:rPr>
+          <w:color w:val="111827"/>
+          <w:sz w:val="21"/>
+          <w:szCs w:val="21"/>
+        </w:rPr>
+        <w:t xml:space="preserve">two**, from step 1:</w:t>
       </w:r>
     </w:p>
     <w:tbl>
@@ -1274,7 +1270,7 @@
                 <w:sz w:val="19"/>
                 <w:szCs w:val="19"/>
               </w:rPr>
-              <w:t xml:space="preserve">Value</w:t>
+              <w:t xml:space="preserve">Paste</w:t>
             </w:r>
           </w:p>
         </w:tc>
@@ -1302,7 +1298,7 @@
                 <w:sz w:val="19"/>
                 <w:szCs w:val="19"/>
               </w:rPr>
-              <w:t xml:space="preserve">WEB_URL</w:t>
+              <w:t xml:space="preserve">DATABASE_URL</w:t>
             </w:r>
           </w:p>
         </w:tc>
@@ -1321,6 +1317,36 @@
             </w:pPr>
             <w:r>
               <w:rPr>
+                <w:b w:val="false"/>
+                <w:bCs w:val="false"/>
+                <w:color w:val="111827"/>
+                <w:sz w:val="20"/>
+                <w:szCs w:val="20"/>
+              </w:rPr>
+              <w:t xml:space="preserve">the </w:t>
+            </w:r>
+            <w:r>
+              <w:rPr>
+                <w:b w:val="false"/>
+                <w:bCs w:val="false"/>
+                <w:color w:val="111827"/>
+                <w:sz w:val="20"/>
+                <w:szCs w:val="20"/>
+              </w:rPr>
+              <w:t xml:space="preserve">pooled</w:t>
+            </w:r>
+            <w:r>
+              <w:rPr>
+                <w:b w:val="false"/>
+                <w:bCs w:val="false"/>
+                <w:color w:val="111827"/>
+                <w:sz w:val="20"/>
+                <w:szCs w:val="20"/>
+              </w:rPr>
+              <w:t xml:space="preserve"> string (</w:t>
+            </w:r>
+            <w:r>
+              <w:rPr>
                 <w:rFonts w:ascii="Consolas" w:cs="Consolas" w:eastAsia="Consolas" w:hAnsi="Consolas"/>
                 <w:b w:val="false"/>
                 <w:bCs w:val="false"/>
@@ -1328,7 +1354,17 @@
                 <w:sz w:val="19"/>
                 <w:szCs w:val="19"/>
               </w:rPr>
-              <w:t xml:space="preserve">https://bizpilot-web.onrender.com</w:t>
+              <w:t xml:space="preserve">-pooler</w:t>
+            </w:r>
+            <w:r>
+              <w:rPr>
+                <w:b w:val="false"/>
+                <w:bCs w:val="false"/>
+                <w:color w:val="111827"/>
+                <w:sz w:val="20"/>
+                <w:szCs w:val="20"/>
+              </w:rPr>
+              <w:t xml:space="preserve"> in the host)</w:t>
             </w:r>
           </w:p>
         </w:tc>
@@ -1356,7 +1392,7 @@
                 <w:sz w:val="19"/>
                 <w:szCs w:val="19"/>
               </w:rPr>
-              <w:t xml:space="preserve">CORS_ORIGINS</w:t>
+              <w:t xml:space="preserve">DIRECT_URL</w:t>
             </w:r>
           </w:p>
         </w:tc>
@@ -1375,6 +1411,36 @@
             </w:pPr>
             <w:r>
               <w:rPr>
+                <w:b w:val="false"/>
+                <w:bCs w:val="false"/>
+                <w:color w:val="111827"/>
+                <w:sz w:val="20"/>
+                <w:szCs w:val="20"/>
+              </w:rPr>
+              <w:t xml:space="preserve">the </w:t>
+            </w:r>
+            <w:r>
+              <w:rPr>
+                <w:b w:val="false"/>
+                <w:bCs w:val="false"/>
+                <w:color w:val="111827"/>
+                <w:sz w:val="20"/>
+                <w:szCs w:val="20"/>
+              </w:rPr>
+              <w:t xml:space="preserve">direct</w:t>
+            </w:r>
+            <w:r>
+              <w:rPr>
+                <w:b w:val="false"/>
+                <w:bCs w:val="false"/>
+                <w:color w:val="111827"/>
+                <w:sz w:val="20"/>
+                <w:szCs w:val="20"/>
+              </w:rPr>
+              <w:t xml:space="preserve"> string (no </w:t>
+            </w:r>
+            <w:r>
+              <w:rPr>
                 <w:rFonts w:ascii="Consolas" w:cs="Consolas" w:eastAsia="Consolas" w:hAnsi="Consolas"/>
                 <w:b w:val="false"/>
                 <w:bCs w:val="false"/>
@@ -1382,7 +1448,17 @@
                 <w:sz w:val="19"/>
                 <w:szCs w:val="19"/>
               </w:rPr>
-              <w:t xml:space="preserve">https://bizpilot-web.onrender.com</w:t>
+              <w:t xml:space="preserve">-pooler</w:t>
+            </w:r>
+            <w:r>
+              <w:rPr>
+                <w:b w:val="false"/>
+                <w:bCs w:val="false"/>
+                <w:color w:val="111827"/>
+                <w:sz w:val="20"/>
+                <w:szCs w:val="20"/>
+              </w:rPr>
+              <w:t xml:space="preserve">)</w:t>
             </w:r>
           </w:p>
         </w:tc>
@@ -1406,7 +1482,56 @@
           <w:sz w:val="21"/>
           <w:szCs w:val="21"/>
         </w:rPr>
-        <w:t xml:space="preserve">No trailing slash on either. </w:t>
+        <w:t xml:space="preserve">Leave everything else blank. Blanks are safe — the app runs without the assistant and without payments, and two of the remaining values do not exist yet.</w:t>
+      </w:r>
+    </w:p>
+    <w:p>
+      <w:pPr>
+        <w:pStyle w:val="ListParagraph"/>
+        <w:numPr>
+          <w:ilvl w:val="0"/>
+          <w:numId w:val="2"/>
+        </w:numPr>
+        <w:spacing w:after="60" w:line="264"/>
+      </w:pPr>
+      <w:r>
+        <w:rPr>
+          <w:color w:val="111827"/>
+          <w:sz w:val="21"/>
+          <w:szCs w:val="21"/>
+        </w:rPr>
+        <w:t xml:space="preserve">Click </w:t>
+      </w:r>
+      <w:r>
+        <w:rPr>
+          <w:b/>
+          <w:bCs/>
+          <w:color w:val="111827"/>
+          <w:sz w:val="21"/>
+          <w:szCs w:val="21"/>
+        </w:rPr>
+        <w:t xml:space="preserve">Apply</w:t>
+      </w:r>
+      <w:r>
+        <w:rPr>
+          <w:color w:val="111827"/>
+          <w:sz w:val="21"/>
+          <w:szCs w:val="21"/>
+        </w:rPr>
+        <w:t xml:space="preserve">.</w:t>
+      </w:r>
+    </w:p>
+    <w:p>
+      <w:pPr>
+        <w:spacing w:after="140" w:line="276"/>
+      </w:pPr>
+      <w:r>
+        <w:rPr>
+          <w:color w:val="111827"/>
+          <w:sz w:val="21"/>
+          <w:szCs w:val="21"/>
+        </w:rPr>
+        <w:t xml:space="preserve">The first build takes 5–10 minutes. The API will fail its health check on this first pass — expected, it has no </w:t>
       </w:r>
       <w:r>
         <w:rPr>
@@ -1415,38 +1540,281 @@
           <w:sz w:val="19"/>
           <w:szCs w:val="19"/>
         </w:rPr>
-        <w:t xml:space="preserve">CORS_ORIGINS</w:t>
-      </w:r>
-      <w:r>
-        <w:rPr>
-          <w:color w:val="111827"/>
-          <w:sz w:val="21"/>
-          <w:szCs w:val="21"/>
-        </w:rPr>
-        <w:t xml:space="preserve"> must match the browser's address exactly or every request from the app is blocked.</w:t>
-      </w:r>
-    </w:p>
-    <w:p>
-      <w:pPr>
-        <w:spacing w:after="140" w:line="276"/>
+        <w:t xml:space="preserve">WEB_URL</w:t>
+      </w:r>
+      <w:r>
+        <w:rPr>
+          <w:color w:val="111827"/>
+          <w:sz w:val="21"/>
+          <w:szCs w:val="21"/>
+        </w:rPr>
+        <w:t xml:space="preserve"> yet. Carry on.</w:t>
+      </w:r>
+    </w:p>
+    <w:p>
+      <w:pPr>
+        <w:pBdr>
+          <w:left w:val="single" w:color="0F766E" w:sz="12" w:space="12"/>
+        </w:pBdr>
+        <w:spacing w:after="140" w:line="276"/>
+        <w:ind w:left="360"/>
       </w:pPr>
       <w:r>
         <w:rPr>
           <w:b/>
           <w:bCs/>
-          <w:color w:val="111827"/>
-          <w:sz w:val="21"/>
-          <w:szCs w:val="21"/>
-        </w:rPr>
-        <w:t xml:space="preserve">On `bizpilot-web`</w:t>
-      </w:r>
-      <w:r>
-        <w:rPr>
-          <w:color w:val="111827"/>
-          <w:sz w:val="21"/>
-          <w:szCs w:val="21"/>
-        </w:rPr>
-        <w:t xml:space="preserve"> → Environment:</w:t>
+          <w:i/>
+          <w:iCs/>
+          <w:color w:val="6B7280"/>
+          <w:sz w:val="21"/>
+          <w:szCs w:val="21"/>
+        </w:rPr>
+        <w:t xml:space="preserve">If Render says a name is taken</w:t>
+      </w:r>
+      <w:r>
+        <w:rPr>
+          <w:i/>
+          <w:iCs/>
+          <w:color w:val="6B7280"/>
+          <w:sz w:val="21"/>
+          <w:szCs w:val="21"/>
+        </w:rPr>
+        <w:t xml:space="preserve">, it appends a suffix — you might get</w:t>
+      </w:r>
+    </w:p>
+    <w:p>
+      <w:pPr>
+        <w:pBdr>
+          <w:left w:val="single" w:color="0F766E" w:sz="12" w:space="12"/>
+        </w:pBdr>
+        <w:spacing w:after="140" w:line="276"/>
+        <w:ind w:left="360"/>
+      </w:pPr>
+      <w:r>
+        <w:rPr>
+          <w:rFonts w:ascii="Consolas" w:cs="Consolas" w:eastAsia="Consolas" w:hAnsi="Consolas"/>
+          <w:i/>
+          <w:iCs/>
+          <w:color w:val="6B7280"/>
+          <w:sz w:val="19"/>
+          <w:szCs w:val="19"/>
+        </w:rPr>
+        <w:t xml:space="preserve">bizpilot-api-a4f2</w:t>
+      </w:r>
+      <w:r>
+        <w:rPr>
+          <w:i/>
+          <w:iCs/>
+          <w:color w:val="6B7280"/>
+          <w:sz w:val="21"/>
+          <w:szCs w:val="21"/>
+        </w:rPr>
+        <w:t xml:space="preserve">. Fine, just use </w:t>
+      </w:r>
+      <w:r>
+        <w:rPr>
+          <w:i/>
+          <w:iCs/>
+          <w:color w:val="6B7280"/>
+          <w:sz w:val="21"/>
+          <w:szCs w:val="21"/>
+        </w:rPr>
+        <w:t xml:space="preserve">your</w:t>
+      </w:r>
+      <w:r>
+        <w:rPr>
+          <w:i/>
+          <w:iCs/>
+          <w:color w:val="6B7280"/>
+          <w:sz w:val="21"/>
+          <w:szCs w:val="21"/>
+        </w:rPr>
+        <w:t xml:space="preserve"> actual URLs everywhere below</w:t>
+      </w:r>
+    </w:p>
+    <w:p>
+      <w:pPr>
+        <w:pBdr>
+          <w:left w:val="single" w:color="0F766E" w:sz="12" w:space="12"/>
+        </w:pBdr>
+        <w:spacing w:after="140" w:line="276"/>
+        <w:ind w:left="360"/>
+      </w:pPr>
+      <w:r>
+        <w:rPr>
+          <w:i/>
+          <w:iCs/>
+          <w:color w:val="6B7280"/>
+          <w:sz w:val="21"/>
+          <w:szCs w:val="21"/>
+        </w:rPr>
+        <w:t xml:space="preserve">instead of the example ones.</w:t>
+      </w:r>
+    </w:p>
+    <w:p>
+      <w:pPr>
+        <w:pBdr>
+          <w:bottom w:val="single" w:color="D1D5DB" w:sz="6" w:space="1"/>
+        </w:pBdr>
+        <w:spacing w:after="200" w:before="200"/>
+      </w:pPr>
+      <w:r>
+        <w:t xml:space="preserve"/>
+      </w:r>
+    </w:p>
+    <w:p>
+      <w:pPr>
+        <w:pStyle w:val="Heading2"/>
+        <w:spacing w:after="120" w:before="300"/>
+      </w:pPr>
+      <w:r>
+        <w:rPr>
+          <w:b/>
+          <w:bCs/>
+          <w:color w:val="0F766E"/>
+        </w:rPr>
+        <w:t xml:space="preserve">3. Write down your two URLs</w:t>
+      </w:r>
+    </w:p>
+    <w:p>
+      <w:pPr>
+        <w:spacing w:after="140" w:line="276"/>
+      </w:pPr>
+      <w:r>
+        <w:rPr>
+          <w:color w:val="111827"/>
+          <w:sz w:val="21"/>
+          <w:szCs w:val="21"/>
+        </w:rPr>
+        <w:t xml:space="preserve">From the Render dashboard, open each service and copy the URL at the top:</w:t>
+      </w:r>
+    </w:p>
+    <w:p>
+      <w:pPr>
+        <w:pStyle w:val="ListParagraph"/>
+        <w:numPr>
+          <w:ilvl w:val="0"/>
+          <w:numId w:val="1"/>
+        </w:numPr>
+        <w:spacing w:after="60" w:line="264"/>
+      </w:pPr>
+      <w:r>
+        <w:rPr>
+          <w:color w:val="111827"/>
+          <w:sz w:val="21"/>
+          <w:szCs w:val="21"/>
+        </w:rPr>
+        <w:t xml:space="preserve">API: </w:t>
+      </w:r>
+      <w:r>
+        <w:rPr>
+          <w:rFonts w:ascii="Consolas" w:cs="Consolas" w:eastAsia="Consolas" w:hAnsi="Consolas"/>
+          <w:color w:val="111827"/>
+          <w:sz w:val="19"/>
+          <w:szCs w:val="19"/>
+        </w:rPr>
+        <w:t xml:space="preserve">https://bizpilot-api.onrender.com</w:t>
+      </w:r>
+    </w:p>
+    <w:p>
+      <w:pPr>
+        <w:pStyle w:val="ListParagraph"/>
+        <w:numPr>
+          <w:ilvl w:val="0"/>
+          <w:numId w:val="1"/>
+        </w:numPr>
+        <w:spacing w:after="60" w:line="264"/>
+      </w:pPr>
+      <w:r>
+        <w:rPr>
+          <w:color w:val="111827"/>
+          <w:sz w:val="21"/>
+          <w:szCs w:val="21"/>
+        </w:rPr>
+        <w:t xml:space="preserve">Web: </w:t>
+      </w:r>
+      <w:r>
+        <w:rPr>
+          <w:rFonts w:ascii="Consolas" w:cs="Consolas" w:eastAsia="Consolas" w:hAnsi="Consolas"/>
+          <w:color w:val="111827"/>
+          <w:sz w:val="19"/>
+          <w:szCs w:val="19"/>
+        </w:rPr>
+        <w:t xml:space="preserve">https://bizpilot-web.onrender.com</w:t>
+      </w:r>
+    </w:p>
+    <w:p>
+      <w:pPr>
+        <w:spacing w:after="140" w:line="276"/>
+      </w:pPr>
+      <w:r>
+        <w:rPr>
+          <w:color w:val="111827"/>
+          <w:sz w:val="21"/>
+          <w:szCs w:val="21"/>
+        </w:rPr>
+        <w:t xml:space="preserve">Yours will differ if step 2 gave you a suffix. Every step below uses these two.</w:t>
+      </w:r>
+    </w:p>
+    <w:p>
+      <w:pPr>
+        <w:pBdr>
+          <w:bottom w:val="single" w:color="D1D5DB" w:sz="6" w:space="1"/>
+        </w:pBdr>
+        <w:spacing w:after="200" w:before="200"/>
+      </w:pPr>
+      <w:r>
+        <w:t xml:space="preserve"/>
+      </w:r>
+    </w:p>
+    <w:p>
+      <w:pPr>
+        <w:pStyle w:val="Heading2"/>
+        <w:spacing w:after="120" w:before="300"/>
+      </w:pPr>
+      <w:r>
+        <w:rPr>
+          <w:b/>
+          <w:bCs/>
+          <w:color w:val="0F766E"/>
+        </w:rPr>
+        <w:t xml:space="preserve">4. Wire the two services to each other</w:t>
+      </w:r>
+    </w:p>
+    <w:p>
+      <w:pPr>
+        <w:spacing w:after="140" w:line="276"/>
+      </w:pPr>
+      <w:r>
+        <w:rPr>
+          <w:color w:val="111827"/>
+          <w:sz w:val="21"/>
+          <w:szCs w:val="21"/>
+        </w:rPr>
+        <w:t xml:space="preserve">They cannot know each other's addresses until both exist, which is why this is manual.</w:t>
+      </w:r>
+    </w:p>
+    <w:p>
+      <w:pPr>
+        <w:spacing w:after="140" w:line="276"/>
+      </w:pPr>
+      <w:r>
+        <w:rPr>
+          <w:b/>
+          <w:bCs/>
+          <w:color w:val="111827"/>
+          <w:sz w:val="21"/>
+          <w:szCs w:val="21"/>
+        </w:rPr>
+        <w:t xml:space="preserve">On `bizpilot-api`</w:t>
+      </w:r>
+      <w:r>
+        <w:rPr>
+          <w:color w:val="111827"/>
+          <w:sz w:val="21"/>
+          <w:szCs w:val="21"/>
+        </w:rPr>
+        <w:t xml:space="preserve"> → Environment → add or edit:</w:t>
       </w:r>
     </w:p>
     <w:tbl>
@@ -1545,7 +1913,7 @@
                 <w:sz w:val="19"/>
                 <w:szCs w:val="19"/>
               </w:rPr>
-              <w:t xml:space="preserve">VITE_API_URL</w:t>
+              <w:t xml:space="preserve">WEB_URL</w:t>
             </w:r>
           </w:p>
         </w:tc>
@@ -1571,7 +1939,61 @@
                 <w:sz w:val="19"/>
                 <w:szCs w:val="19"/>
               </w:rPr>
-              <w:t xml:space="preserve">https://bizpilot-api.onrender.com/api</w:t>
+              <w:t xml:space="preserve">https://bizpilot-web.onrender.com</w:t>
+            </w:r>
+          </w:p>
+        </w:tc>
+      </w:tr>
+      <w:tr>
+        <w:tc>
+          <w:tcPr>
+            <w:tcMar>
+              <w:top w:type="dxa" w:w="80"/>
+              <w:left w:type="dxa" w:w="120"/>
+              <w:bottom w:type="dxa" w:w="80"/>
+              <w:right w:type="dxa" w:w="120"/>
+            </w:tcMar>
+          </w:tcPr>
+          <w:p>
+            <w:pPr>
+              <w:spacing w:after="0" w:line="252"/>
+            </w:pPr>
+            <w:r>
+              <w:rPr>
+                <w:rFonts w:ascii="Consolas" w:cs="Consolas" w:eastAsia="Consolas" w:hAnsi="Consolas"/>
+                <w:b w:val="false"/>
+                <w:bCs w:val="false"/>
+                <w:color w:val="111827"/>
+                <w:sz w:val="19"/>
+                <w:szCs w:val="19"/>
+              </w:rPr>
+              <w:t xml:space="preserve">CORS_ORIGINS</w:t>
+            </w:r>
+          </w:p>
+        </w:tc>
+        <w:tc>
+          <w:tcPr>
+            <w:tcMar>
+              <w:top w:type="dxa" w:w="80"/>
+              <w:left w:type="dxa" w:w="120"/>
+              <w:bottom w:type="dxa" w:w="80"/>
+              <w:right w:type="dxa" w:w="120"/>
+            </w:tcMar>
+          </w:tcPr>
+          <w:p>
+            <w:pPr>
+              <w:spacing w:after="0" w:line="252"/>
+            </w:pPr>
+            <w:r>
+              <w:rPr>
+                <w:rFonts w:ascii="Consolas" w:cs="Consolas" w:eastAsia="Consolas" w:hAnsi="Consolas"/>
+                <w:b w:val="false"/>
+                <w:bCs w:val="false"/>
+                <w:color w:val="111827"/>
+                <w:sz w:val="19"/>
+                <w:szCs w:val="19"/>
+              </w:rPr>
+              <w:t xml:space="preserve">https://bizpilot-web.onrender.com</w:t>
             </w:r>
           </w:p>
         </w:tc>
@@ -1595,7 +2017,7 @@
           <w:sz w:val="21"/>
           <w:szCs w:val="21"/>
         </w:rPr>
-        <w:t xml:space="preserve">Note the </w:t>
+        <w:t xml:space="preserve">No trailing slash on either. </w:t>
       </w:r>
       <w:r>
         <w:rPr>
@@ -1604,29 +2026,21 @@
           <w:sz w:val="19"/>
           <w:szCs w:val="19"/>
         </w:rPr>
-        <w:t xml:space="preserve">/api</w:t>
-      </w:r>
-      <w:r>
-        <w:rPr>
-          <w:color w:val="111827"/>
-          <w:sz w:val="21"/>
-          <w:szCs w:val="21"/>
-        </w:rPr>
-        <w:t xml:space="preserve"> on the end — that one does need it.</w:t>
-      </w:r>
-    </w:p>
-    <w:p>
-      <w:pPr>
-        <w:spacing w:after="140" w:line="276"/>
-      </w:pPr>
-      <w:r>
-        <w:rPr>
-          <w:color w:val="111827"/>
-          <w:sz w:val="21"/>
-          <w:szCs w:val="21"/>
-        </w:rPr>
-        <w:t xml:space="preserve">Saving the API's variables restarts it automatically. The web app does </w:t>
-      </w:r>
+        <w:t xml:space="preserve">CORS_ORIGINS</w:t>
+      </w:r>
+      <w:r>
+        <w:rPr>
+          <w:color w:val="111827"/>
+          <w:sz w:val="21"/>
+          <w:szCs w:val="21"/>
+        </w:rPr>
+        <w:t xml:space="preserve"> must match the browser's address exactly or every request from the app is blocked.</w:t>
+      </w:r>
+    </w:p>
+    <w:p>
+      <w:pPr>
+        <w:spacing w:after="140" w:line="276"/>
+      </w:pPr>
       <w:r>
         <w:rPr>
           <w:b/>
@@ -1635,150 +2049,15 @@
           <w:sz w:val="21"/>
           <w:szCs w:val="21"/>
         </w:rPr>
-        <w:t xml:space="preserve">not</w:t>
-      </w:r>
-      <w:r>
-        <w:rPr>
-          <w:color w:val="111827"/>
-          <w:sz w:val="21"/>
-          <w:szCs w:val="21"/>
-        </w:rPr>
-        <w:t xml:space="preserve"> update itself: </w:t>
-      </w:r>
-      <w:r>
-        <w:rPr>
-          <w:rFonts w:ascii="Consolas" w:cs="Consolas" w:eastAsia="Consolas" w:hAnsi="Consolas"/>
-          <w:color w:val="111827"/>
-          <w:sz w:val="19"/>
-          <w:szCs w:val="19"/>
-        </w:rPr>
-        <w:t xml:space="preserve">VITE_API_URL</w:t>
-      </w:r>
-      <w:r>
-        <w:rPr>
-          <w:color w:val="111827"/>
-          <w:sz w:val="21"/>
-          <w:szCs w:val="21"/>
-        </w:rPr>
-        <w:t xml:space="preserve"> is baked in when the site is built, so go to </w:t>
-      </w:r>
-      <w:r>
-        <w:rPr>
-          <w:rFonts w:ascii="Consolas" w:cs="Consolas" w:eastAsia="Consolas" w:hAnsi="Consolas"/>
-          <w:color w:val="111827"/>
-          <w:sz w:val="19"/>
-          <w:szCs w:val="19"/>
-        </w:rPr>
-        <w:t xml:space="preserve">bizpilot-web</w:t>
-      </w:r>
-      <w:r>
-        <w:rPr>
-          <w:color w:val="111827"/>
-          <w:sz w:val="21"/>
-          <w:szCs w:val="21"/>
-        </w:rPr>
-        <w:t xml:space="preserve"> → </w:t>
-      </w:r>
-      <w:r>
-        <w:rPr>
-          <w:b/>
-          <w:bCs/>
-          <w:color w:val="111827"/>
-          <w:sz w:val="21"/>
-          <w:szCs w:val="21"/>
-        </w:rPr>
-        <w:t xml:space="preserve">Manual Deploy</w:t>
-      </w:r>
-      <w:r>
-        <w:rPr>
-          <w:color w:val="111827"/>
-          <w:sz w:val="21"/>
-          <w:szCs w:val="21"/>
-        </w:rPr>
-        <w:t xml:space="preserve"> → </w:t>
-      </w:r>
-      <w:r>
-        <w:rPr>
-          <w:b/>
-          <w:bCs/>
-          <w:color w:val="111827"/>
-          <w:sz w:val="21"/>
-          <w:szCs w:val="21"/>
-        </w:rPr>
-        <w:t xml:space="preserve">Deploy latest commit</w:t>
-      </w:r>
-      <w:r>
-        <w:rPr>
-          <w:color w:val="111827"/>
-          <w:sz w:val="21"/>
-          <w:szCs w:val="21"/>
-        </w:rPr>
-        <w:t xml:space="preserve">.</w:t>
-      </w:r>
-    </w:p>
-    <w:p>
-      <w:pPr>
-        <w:pBdr>
-          <w:bottom w:val="single" w:color="D1D5DB" w:sz="6" w:space="1"/>
-        </w:pBdr>
-        <w:spacing w:after="200" w:before="200"/>
-      </w:pPr>
-      <w:r>
-        <w:t xml:space="preserve"/>
-      </w:r>
-    </w:p>
-    <w:p>
-      <w:pPr>
-        <w:pStyle w:val="Heading2"/>
-        <w:spacing w:after="120" w:before="300"/>
-      </w:pPr>
-      <w:r>
-        <w:rPr>
-          <w:b/>
-          <w:bCs/>
-          <w:color w:val="0F766E"/>
-        </w:rPr>
-        <w:t xml:space="preserve">5. Claim your platform admin account</w:t>
-      </w:r>
-    </w:p>
-    <w:p>
-      <w:pPr>
-        <w:spacing w:after="140" w:line="276"/>
-      </w:pPr>
-      <w:r>
-        <w:rPr>
-          <w:color w:val="111827"/>
-          <w:sz w:val="21"/>
-          <w:szCs w:val="21"/>
-        </w:rPr>
-        <w:t xml:space="preserve">Do this now, before you share the link with anyone. The platform dashboard — your MRR, and every shop's turnover — is unlocked by matching an email address. If the address you nominate has no account yet, whoever registers it first gets in.</w:t>
-      </w:r>
-    </w:p>
-    <w:p>
-      <w:pPr>
-        <w:pStyle w:val="ListParagraph"/>
-        <w:numPr>
-          <w:ilvl w:val="0"/>
-          <w:numId w:val="2"/>
-        </w:numPr>
-        <w:spacing w:after="60" w:line="264"/>
-      </w:pPr>
-      <w:r>
-        <w:rPr>
-          <w:rFonts w:ascii="Consolas" w:cs="Consolas" w:eastAsia="Consolas" w:hAnsi="Consolas"/>
-          <w:color w:val="111827"/>
-          <w:sz w:val="19"/>
-          <w:szCs w:val="19"/>
-        </w:rPr>
-        <w:t xml:space="preserve">bizpilot-api</w:t>
-      </w:r>
-      <w:r>
-        <w:rPr>
-          <w:color w:val="111827"/>
-          <w:sz w:val="21"/>
-          <w:szCs w:val="21"/>
-        </w:rPr>
-        <w:t xml:space="preserve"> → Environment → set:</w:t>
+        <w:t xml:space="preserve">On `bizpilot-web`</w:t>
+      </w:r>
+      <w:r>
+        <w:rPr>
+          <w:color w:val="111827"/>
+          <w:sz w:val="21"/>
+          <w:szCs w:val="21"/>
+        </w:rPr>
+        <w:t xml:space="preserve"> → Environment:</w:t>
       </w:r>
     </w:p>
     <w:tbl>
@@ -1877,7 +2156,7 @@
                 <w:sz w:val="19"/>
                 <w:szCs w:val="19"/>
               </w:rPr>
-              <w:t xml:space="preserve">PLATFORM_ADMIN_EMAILS</w:t>
+              <w:t xml:space="preserve">VITE_API_URL</w:t>
             </w:r>
           </w:p>
         </w:tc>
@@ -1896,16 +2175,6 @@
             </w:pPr>
             <w:r>
               <w:rPr>
-                <w:b w:val="false"/>
-                <w:bCs w:val="false"/>
-                <w:color w:val="111827"/>
-                <w:sz w:val="20"/>
-                <w:szCs w:val="20"/>
-              </w:rPr>
-              <w:t xml:space="preserve">your email, e.g. </w:t>
-            </w:r>
-            <w:r>
-              <w:rPr>
                 <w:rFonts w:ascii="Consolas" w:cs="Consolas" w:eastAsia="Consolas" w:hAnsi="Consolas"/>
                 <w:b w:val="false"/>
                 <w:bCs w:val="false"/>
@@ -1913,7 +2182,7 @@
                 <w:sz w:val="19"/>
                 <w:szCs w:val="19"/>
               </w:rPr>
-              <w:t xml:space="preserve">smbabazipatrick@gmail.com</w:t>
+              <w:t xml:space="preserve">https://bizpilot-api.onrender.com/api</w:t>
             </w:r>
           </w:p>
         </w:tc>
@@ -1937,7 +2206,163 @@
           <w:sz w:val="21"/>
           <w:szCs w:val="21"/>
         </w:rPr>
-        <w:t xml:space="preserve">Several are allowed, comma-separated. Blank means nobody, which is the safe default.</w:t>
+        <w:t xml:space="preserve">Note the </w:t>
+      </w:r>
+      <w:r>
+        <w:rPr>
+          <w:rFonts w:ascii="Consolas" w:cs="Consolas" w:eastAsia="Consolas" w:hAnsi="Consolas"/>
+          <w:color w:val="111827"/>
+          <w:sz w:val="19"/>
+          <w:szCs w:val="19"/>
+        </w:rPr>
+        <w:t xml:space="preserve">/api</w:t>
+      </w:r>
+      <w:r>
+        <w:rPr>
+          <w:color w:val="111827"/>
+          <w:sz w:val="21"/>
+          <w:szCs w:val="21"/>
+        </w:rPr>
+        <w:t xml:space="preserve"> on the end — that one does need it.</w:t>
+      </w:r>
+    </w:p>
+    <w:p>
+      <w:pPr>
+        <w:spacing w:after="140" w:line="276"/>
+      </w:pPr>
+      <w:r>
+        <w:rPr>
+          <w:color w:val="111827"/>
+          <w:sz w:val="21"/>
+          <w:szCs w:val="21"/>
+        </w:rPr>
+        <w:t xml:space="preserve">Saving the API's variables restarts it automatically. The web app does </w:t>
+      </w:r>
+      <w:r>
+        <w:rPr>
+          <w:b/>
+          <w:bCs/>
+          <w:color w:val="111827"/>
+          <w:sz w:val="21"/>
+          <w:szCs w:val="21"/>
+        </w:rPr>
+        <w:t xml:space="preserve">not</w:t>
+      </w:r>
+      <w:r>
+        <w:rPr>
+          <w:color w:val="111827"/>
+          <w:sz w:val="21"/>
+          <w:szCs w:val="21"/>
+        </w:rPr>
+        <w:t xml:space="preserve"> update itself: </w:t>
+      </w:r>
+      <w:r>
+        <w:rPr>
+          <w:rFonts w:ascii="Consolas" w:cs="Consolas" w:eastAsia="Consolas" w:hAnsi="Consolas"/>
+          <w:color w:val="111827"/>
+          <w:sz w:val="19"/>
+          <w:szCs w:val="19"/>
+        </w:rPr>
+        <w:t xml:space="preserve">VITE_API_URL</w:t>
+      </w:r>
+      <w:r>
+        <w:rPr>
+          <w:color w:val="111827"/>
+          <w:sz w:val="21"/>
+          <w:szCs w:val="21"/>
+        </w:rPr>
+        <w:t xml:space="preserve"> is baked in when the site is built, so go to </w:t>
+      </w:r>
+      <w:r>
+        <w:rPr>
+          <w:rFonts w:ascii="Consolas" w:cs="Consolas" w:eastAsia="Consolas" w:hAnsi="Consolas"/>
+          <w:color w:val="111827"/>
+          <w:sz w:val="19"/>
+          <w:szCs w:val="19"/>
+        </w:rPr>
+        <w:t xml:space="preserve">bizpilot-web</w:t>
+      </w:r>
+      <w:r>
+        <w:rPr>
+          <w:color w:val="111827"/>
+          <w:sz w:val="21"/>
+          <w:szCs w:val="21"/>
+        </w:rPr>
+        <w:t xml:space="preserve"> → </w:t>
+      </w:r>
+      <w:r>
+        <w:rPr>
+          <w:b/>
+          <w:bCs/>
+          <w:color w:val="111827"/>
+          <w:sz w:val="21"/>
+          <w:szCs w:val="21"/>
+        </w:rPr>
+        <w:t xml:space="preserve">Manual Deploy</w:t>
+      </w:r>
+      <w:r>
+        <w:rPr>
+          <w:color w:val="111827"/>
+          <w:sz w:val="21"/>
+          <w:szCs w:val="21"/>
+        </w:rPr>
+        <w:t xml:space="preserve"> → </w:t>
+      </w:r>
+      <w:r>
+        <w:rPr>
+          <w:b/>
+          <w:bCs/>
+          <w:color w:val="111827"/>
+          <w:sz w:val="21"/>
+          <w:szCs w:val="21"/>
+        </w:rPr>
+        <w:t xml:space="preserve">Deploy latest commit</w:t>
+      </w:r>
+      <w:r>
+        <w:rPr>
+          <w:color w:val="111827"/>
+          <w:sz w:val="21"/>
+          <w:szCs w:val="21"/>
+        </w:rPr>
+        <w:t xml:space="preserve">.</w:t>
+      </w:r>
+    </w:p>
+    <w:p>
+      <w:pPr>
+        <w:pBdr>
+          <w:bottom w:val="single" w:color="D1D5DB" w:sz="6" w:space="1"/>
+        </w:pBdr>
+        <w:spacing w:after="200" w:before="200"/>
+      </w:pPr>
+      <w:r>
+        <w:t xml:space="preserve"/>
+      </w:r>
+    </w:p>
+    <w:p>
+      <w:pPr>
+        <w:pStyle w:val="Heading2"/>
+        <w:spacing w:after="120" w:before="300"/>
+      </w:pPr>
+      <w:r>
+        <w:rPr>
+          <w:b/>
+          <w:bCs/>
+          <w:color w:val="0F766E"/>
+        </w:rPr>
+        <w:t xml:space="preserve">5. Claim your platform admin account</w:t>
+      </w:r>
+    </w:p>
+    <w:p>
+      <w:pPr>
+        <w:spacing w:after="140" w:line="276"/>
+      </w:pPr>
+      <w:r>
+        <w:rPr>
+          <w:color w:val="111827"/>
+          <w:sz w:val="21"/>
+          <w:szCs w:val="21"/>
+        </w:rPr>
+        <w:t xml:space="preserve">Do this now, before you share the link with anyone. The platform dashboard — your MRR, and every shop's turnover — is unlocked by matching an email address. If the address you nominate has no account yet, whoever registers it first gets in.</w:t>
       </w:r>
     </w:p>
     <w:p>
@@ -1951,416 +2376,11 @@
       </w:pPr>
       <w:r>
         <w:rPr>
-          <w:color w:val="111827"/>
-          <w:sz w:val="21"/>
-          <w:szCs w:val="21"/>
-        </w:rPr>
-        <w:t xml:space="preserve">Wait for the API to restart (about a minute).</w:t>
-      </w:r>
-    </w:p>
-    <w:p>
-      <w:pPr>
-        <w:pStyle w:val="ListParagraph"/>
-        <w:numPr>
-          <w:ilvl w:val="0"/>
-          <w:numId w:val="2"/>
-        </w:numPr>
-        <w:spacing w:after="60" w:line="264"/>
-      </w:pPr>
-      <w:r>
-        <w:rPr>
-          <w:color w:val="111827"/>
-          <w:sz w:val="21"/>
-          <w:szCs w:val="21"/>
-        </w:rPr>
-        <w:t xml:space="preserve">Go to your web URL, click </w:t>
-      </w:r>
-      <w:r>
-        <w:rPr>
-          <w:b/>
-          <w:bCs/>
-          <w:color w:val="111827"/>
-          <w:sz w:val="21"/>
-          <w:szCs w:val="21"/>
-        </w:rPr>
-        <w:t xml:space="preserve">Start free</w:t>
-      </w:r>
-      <w:r>
-        <w:rPr>
-          <w:color w:val="111827"/>
-          <w:sz w:val="21"/>
-          <w:szCs w:val="21"/>
-        </w:rPr>
-        <w:t xml:space="preserve">, and register **using that exact</w:t>
-      </w:r>
-    </w:p>
-    <w:p>
-      <w:pPr>
-        <w:spacing w:after="140" w:line="276"/>
-      </w:pPr>
-      <w:r>
-        <w:rPr>
-          <w:color w:val="111827"/>
-          <w:sz w:val="21"/>
-          <w:szCs w:val="21"/>
-        </w:rPr>
-        <w:t xml:space="preserve">email address**.</w:t>
-      </w:r>
-    </w:p>
-    <w:p>
-      <w:pPr>
-        <w:pStyle w:val="ListParagraph"/>
-        <w:numPr>
-          <w:ilvl w:val="0"/>
-          <w:numId w:val="2"/>
-        </w:numPr>
-        <w:spacing w:after="60" w:line="264"/>
-      </w:pPr>
-      <w:r>
-        <w:rPr>
-          <w:color w:val="111827"/>
-          <w:sz w:val="21"/>
-          <w:szCs w:val="21"/>
-        </w:rPr>
-        <w:t xml:space="preserve">Log in. You should see a </w:t>
-      </w:r>
-      <w:r>
-        <w:rPr>
-          <w:b/>
-          <w:bCs/>
-          <w:color w:val="111827"/>
-          <w:sz w:val="21"/>
-          <w:szCs w:val="21"/>
-        </w:rPr>
-        <w:t xml:space="preserve">Platform</w:t>
-      </w:r>
-      <w:r>
-        <w:rPr>
-          <w:color w:val="111827"/>
-          <w:sz w:val="21"/>
-          <w:szCs w:val="21"/>
-        </w:rPr>
-        <w:t xml:space="preserve"> item at the bottom of the sidebar.</w:t>
-      </w:r>
-    </w:p>
-    <w:p>
-      <w:pPr>
-        <w:spacing w:after="140" w:line="276"/>
-      </w:pPr>
-      <w:r>
-        <w:rPr>
-          <w:color w:val="111827"/>
-          <w:sz w:val="21"/>
-          <w:szCs w:val="21"/>
-        </w:rPr>
-        <w:t xml:space="preserve">If you do not see it, the email does not match — check for a typo or a stray space, and that the API finished restarting.</w:t>
-      </w:r>
-    </w:p>
-    <w:p>
-      <w:pPr>
-        <w:pBdr>
-          <w:bottom w:val="single" w:color="D1D5DB" w:sz="6" w:space="1"/>
-        </w:pBdr>
-        <w:spacing w:after="200" w:before="200"/>
-      </w:pPr>
-      <w:r>
-        <w:t xml:space="preserve"/>
-      </w:r>
-    </w:p>
-    <w:p>
-      <w:pPr>
-        <w:pStyle w:val="Heading2"/>
-        <w:spacing w:after="120" w:before="300"/>
-      </w:pPr>
-      <w:r>
-        <w:rPr>
-          <w:b/>
-          <w:bCs/>
-          <w:color w:val="0F766E"/>
-        </w:rPr>
-        <w:t xml:space="preserve">6. Check it actually works</w:t>
-      </w:r>
-    </w:p>
-    <w:p>
-      <w:pPr>
-        <w:pStyle w:val="ListParagraph"/>
-        <w:numPr>
-          <w:ilvl w:val="0"/>
-          <w:numId w:val="2"/>
-        </w:numPr>
-        <w:spacing w:after="60" w:line="264"/>
-      </w:pPr>
-      <w:r>
-        <w:rPr>
-          <w:color w:val="111827"/>
-          <w:sz w:val="21"/>
-          <w:szCs w:val="21"/>
-        </w:rPr>
-        <w:t xml:space="preserve">Open </w:t>
-      </w:r>
-      <w:r>
-        <w:rPr>
           <w:rFonts w:ascii="Consolas" w:cs="Consolas" w:eastAsia="Consolas" w:hAnsi="Consolas"/>
           <w:color w:val="111827"/>
           <w:sz w:val="19"/>
           <w:szCs w:val="19"/>
         </w:rPr>
-        <w:t xml:space="preserve">https://bizpilot-api.onrender.com/api/health</w:t>
-      </w:r>
-      <w:r>
-        <w:rPr>
-          <w:color w:val="111827"/>
-          <w:sz w:val="21"/>
-          <w:szCs w:val="21"/>
-        </w:rPr>
-        <w:t xml:space="preserve"> in a browser. You want:</w:t>
-      </w:r>
-    </w:p>
-    <w:p>
-      <w:pPr>
-        <w:shd w:fill="F3F4F6" w:val="clear"/>
-        <w:spacing w:after="160" w:before="120"/>
-        <w:ind w:left="200" w:right="200"/>
-      </w:pPr>
-      <w:r>
-        <w:rPr>
-          <w:rFonts w:ascii="Consolas" w:cs="Consolas" w:eastAsia="Consolas" w:hAnsi="Consolas"/>
-          <w:color w:val="111827"/>
-          <w:sz w:val="18"/>
-          <w:szCs w:val="18"/>
-        </w:rPr>
-        <w:t xml:space="preserve">   { "status": "ok", "database": "up", "cache": "up" }</w:t>
-      </w:r>
-    </w:p>
-    <w:p>
-      <w:pPr>
-        <w:spacing w:after="140" w:line="276"/>
-      </w:pPr>
-      <w:r>
-        <w:rPr>
-          <w:color w:val="111827"/>
-          <w:sz w:val="21"/>
-          <w:szCs w:val="21"/>
-        </w:rPr>
-        <w:t xml:space="preserve">If </w:t>
-      </w:r>
-      <w:r>
-        <w:rPr>
-          <w:rFonts w:ascii="Consolas" w:cs="Consolas" w:eastAsia="Consolas" w:hAnsi="Consolas"/>
-          <w:color w:val="111827"/>
-          <w:sz w:val="19"/>
-          <w:szCs w:val="19"/>
-        </w:rPr>
-        <w:t xml:space="preserve">database</w:t>
-      </w:r>
-      <w:r>
-        <w:rPr>
-          <w:color w:val="111827"/>
-          <w:sz w:val="21"/>
-          <w:szCs w:val="21"/>
-        </w:rPr>
-        <w:t xml:space="preserve"> or </w:t>
-      </w:r>
-      <w:r>
-        <w:rPr>
-          <w:rFonts w:ascii="Consolas" w:cs="Consolas" w:eastAsia="Consolas" w:hAnsi="Consolas"/>
-          <w:color w:val="111827"/>
-          <w:sz w:val="19"/>
-          <w:szCs w:val="19"/>
-        </w:rPr>
-        <w:t xml:space="preserve">cache</w:t>
-      </w:r>
-      <w:r>
-        <w:rPr>
-          <w:color w:val="111827"/>
-          <w:sz w:val="21"/>
-          <w:szCs w:val="21"/>
-        </w:rPr>
-        <w:t xml:space="preserve"> is not </w:t>
-      </w:r>
-      <w:r>
-        <w:rPr>
-          <w:rFonts w:ascii="Consolas" w:cs="Consolas" w:eastAsia="Consolas" w:hAnsi="Consolas"/>
-          <w:color w:val="111827"/>
-          <w:sz w:val="19"/>
-          <w:szCs w:val="19"/>
-        </w:rPr>
-        <w:t xml:space="preserve">up</w:t>
-      </w:r>
-      <w:r>
-        <w:rPr>
-          <w:color w:val="111827"/>
-          <w:sz w:val="21"/>
-          <w:szCs w:val="21"/>
-        </w:rPr>
-        <w:t xml:space="preserve">, see the troubleshooting table below.</w:t>
-      </w:r>
-    </w:p>
-    <w:p>
-      <w:pPr>
-        <w:pStyle w:val="ListParagraph"/>
-        <w:numPr>
-          <w:ilvl w:val="0"/>
-          <w:numId w:val="2"/>
-        </w:numPr>
-        <w:spacing w:after="60" w:line="264"/>
-      </w:pPr>
-      <w:r>
-        <w:rPr>
-          <w:color w:val="111827"/>
-          <w:sz w:val="21"/>
-          <w:szCs w:val="21"/>
-        </w:rPr>
-        <w:t xml:space="preserve">Open your web URL. The landing page should load with the drifting shop</w:t>
-      </w:r>
-    </w:p>
-    <w:p>
-      <w:pPr>
-        <w:spacing w:after="140" w:line="276"/>
-      </w:pPr>
-      <w:r>
-        <w:rPr>
-          <w:color w:val="111827"/>
-          <w:sz w:val="21"/>
-          <w:szCs w:val="21"/>
-        </w:rPr>
-        <w:t xml:space="preserve">scenes behind the headline.</w:t>
-      </w:r>
-    </w:p>
-    <w:p>
-      <w:pPr>
-        <w:pStyle w:val="ListParagraph"/>
-        <w:numPr>
-          <w:ilvl w:val="0"/>
-          <w:numId w:val="2"/>
-        </w:numPr>
-        <w:spacing w:after="60" w:line="264"/>
-      </w:pPr>
-      <w:r>
-        <w:rPr>
-          <w:color w:val="111827"/>
-          <w:sz w:val="21"/>
-          <w:szCs w:val="21"/>
-        </w:rPr>
-        <w:t xml:space="preserve">Log in, add one product, record one sale. The dashboard should show it.</w:t>
-      </w:r>
-    </w:p>
-    <w:p>
-      <w:pPr>
-        <w:spacing w:after="140" w:line="276"/>
-      </w:pPr>
-      <w:r>
-        <w:rPr>
-          <w:color w:val="111827"/>
-          <w:sz w:val="21"/>
-          <w:szCs w:val="21"/>
-        </w:rPr>
-        <w:t xml:space="preserve">That is a live product.</w:t>
-      </w:r>
-    </w:p>
-    <w:p>
-      <w:pPr>
-        <w:pBdr>
-          <w:bottom w:val="single" w:color="D1D5DB" w:sz="6" w:space="1"/>
-        </w:pBdr>
-        <w:spacing w:after="200" w:before="200"/>
-      </w:pPr>
-      <w:r>
-        <w:t xml:space="preserve"/>
-      </w:r>
-    </w:p>
-    <w:p>
-      <w:pPr>
-        <w:pStyle w:val="Heading2"/>
-        <w:spacing w:after="120" w:before="300"/>
-      </w:pPr>
-      <w:r>
-        <w:rPr>
-          <w:b/>
-          <w:bCs/>
-          <w:color w:val="0F766E"/>
-        </w:rPr>
-        <w:t xml:space="preserve">7. Optional extras</w:t>
-      </w:r>
-    </w:p>
-    <w:p>
-      <w:pPr>
-        <w:spacing w:after="140" w:line="276"/>
-      </w:pPr>
-      <w:r>
-        <w:rPr>
-          <w:color w:val="111827"/>
-          <w:sz w:val="21"/>
-          <w:szCs w:val="21"/>
-        </w:rPr>
-        <w:t xml:space="preserve">None of these are needed to run. Add them when you want the feature.</w:t>
-      </w:r>
-    </w:p>
-    <w:p>
-      <w:pPr>
-        <w:spacing w:after="140" w:line="276"/>
-      </w:pPr>
-      <w:r>
-        <w:rPr>
-          <w:b/>
-          <w:bCs/>
-          <w:color w:val="111827"/>
-          <w:sz w:val="21"/>
-          <w:szCs w:val="21"/>
-        </w:rPr>
-        <w:t xml:space="preserve">The AI assistant.</w:t>
-      </w:r>
-      <w:r>
-        <w:rPr>
-          <w:color w:val="111827"/>
-          <w:sz w:val="21"/>
-          <w:szCs w:val="21"/>
-        </w:rPr>
-        <w:t xml:space="preserve"> Create a key at </w:t>
-      </w:r>
-      <w:hyperlink w:history="1" r:id="rIdat3t0iyatfdoaaqjvqqau">
-        <w:r>
-          <w:rPr>
-            <w:rStyle w:val="Hyperlink"/>
-            <w:color w:val="111827"/>
-            <w:sz w:val="21"/>
-            <w:szCs w:val="21"/>
-          </w:rPr>
-          <w:t xml:space="preserve">console.anthropic.com</w:t>
-        </w:r>
-      </w:hyperlink>
-      <w:r>
-        <w:rPr>
-          <w:color w:val="111827"/>
-          <w:sz w:val="21"/>
-          <w:szCs w:val="21"/>
-        </w:rPr>
-        <w:t xml:space="preserve">, then set </w:t>
-      </w:r>
-      <w:r>
-        <w:rPr>
-          <w:rFonts w:ascii="Consolas" w:cs="Consolas" w:eastAsia="Consolas" w:hAnsi="Consolas"/>
-          <w:color w:val="111827"/>
-          <w:sz w:val="19"/>
-          <w:szCs w:val="19"/>
-        </w:rPr>
-        <w:t xml:space="preserve">ANTHROPIC_API_KEY</w:t>
-      </w:r>
-      <w:r>
-        <w:rPr>
-          <w:color w:val="111827"/>
-          <w:sz w:val="21"/>
-          <w:szCs w:val="21"/>
-        </w:rPr>
-        <w:t xml:space="preserve"> on </w:t>
-      </w:r>
-      <w:r>
-        <w:rPr>
-          <w:rFonts w:ascii="Consolas" w:cs="Consolas" w:eastAsia="Consolas" w:hAnsi="Consolas"/>
-          <w:color w:val="111827"/>
-          <w:sz w:val="19"/>
-          <w:szCs w:val="19"/>
-        </w:rPr>
         <w:t xml:space="preserve">bizpilot-api</w:t>
       </w:r>
       <w:r>
@@ -2369,521 +2389,7 @@
           <w:sz w:val="21"/>
           <w:szCs w:val="21"/>
         </w:rPr>
-        <w:t xml:space="preserve">. One key serves every shop — owners never supply their own. Until you set it, the Assistant screen says so politely.</w:t>
-      </w:r>
-    </w:p>
-    <w:p>
-      <w:pPr>
-        <w:spacing w:after="140" w:line="276"/>
-      </w:pPr>
-      <w:r>
-        <w:rPr>
-          <w:color w:val="111827"/>
-          <w:sz w:val="21"/>
-          <w:szCs w:val="21"/>
-        </w:rPr>
-        <w:t xml:space="preserve">Watch the cost. On </w:t>
-      </w:r>
-      <w:r>
-        <w:rPr>
-          <w:rFonts w:ascii="Consolas" w:cs="Consolas" w:eastAsia="Consolas" w:hAnsi="Consolas"/>
-          <w:color w:val="111827"/>
-          <w:sz w:val="19"/>
-          <w:szCs w:val="19"/>
-        </w:rPr>
-        <w:t xml:space="preserve">claude-opus-5</w:t>
-      </w:r>
-      <w:r>
-        <w:rPr>
-          <w:color w:val="111827"/>
-          <w:sz w:val="21"/>
-          <w:szCs w:val="21"/>
-        </w:rPr>
-        <w:t xml:space="preserve"> with the Starter plan's 300-question monthly allowance, this is the one feature that can cost more than the RWF 7,000 you charge. The Platform dashboard shows an estimate; check it against a real Anthropic invoice in month one, and switch </w:t>
-      </w:r>
-      <w:r>
-        <w:rPr>
-          <w:rFonts w:ascii="Consolas" w:cs="Consolas" w:eastAsia="Consolas" w:hAnsi="Consolas"/>
-          <w:color w:val="111827"/>
-          <w:sz w:val="19"/>
-          <w:szCs w:val="19"/>
-        </w:rPr>
-        <w:t xml:space="preserve">ANTHROPIC_MODEL</w:t>
-      </w:r>
-      <w:r>
-        <w:rPr>
-          <w:color w:val="111827"/>
-          <w:sz w:val="21"/>
-          <w:szCs w:val="21"/>
-        </w:rPr>
-        <w:t xml:space="preserve"> to </w:t>
-      </w:r>
-      <w:r>
-        <w:rPr>
-          <w:rFonts w:ascii="Consolas" w:cs="Consolas" w:eastAsia="Consolas" w:hAnsi="Consolas"/>
-          <w:color w:val="111827"/>
-          <w:sz w:val="19"/>
-          <w:szCs w:val="19"/>
-        </w:rPr>
-        <w:t xml:space="preserve">claude-sonnet-5</w:t>
-      </w:r>
-      <w:r>
-        <w:rPr>
-          <w:color w:val="111827"/>
-          <w:sz w:val="21"/>
-          <w:szCs w:val="21"/>
-        </w:rPr>
-        <w:t xml:space="preserve"> if the numbers do not work.</w:t>
-      </w:r>
-    </w:p>
-    <w:p>
-      <w:pPr>
-        <w:spacing w:after="140" w:line="276"/>
-      </w:pPr>
-      <w:r>
-        <w:rPr>
-          <w:b/>
-          <w:bCs/>
-          <w:color w:val="111827"/>
-          <w:sz w:val="21"/>
-          <w:szCs w:val="21"/>
-        </w:rPr>
-        <w:t xml:space="preserve">Taking payments.</w:t>
-      </w:r>
-      <w:r>
-        <w:rPr>
-          <w:color w:val="111827"/>
-          <w:sz w:val="21"/>
-          <w:szCs w:val="21"/>
-        </w:rPr>
-        <w:t xml:space="preserve"> From the Flutterwave dashboard set </w:t>
-      </w:r>
-      <w:r>
-        <w:rPr>
-          <w:rFonts w:ascii="Consolas" w:cs="Consolas" w:eastAsia="Consolas" w:hAnsi="Consolas"/>
-          <w:color w:val="111827"/>
-          <w:sz w:val="19"/>
-          <w:szCs w:val="19"/>
-        </w:rPr>
-        <w:t xml:space="preserve">FLUTTERWAVE_PUBLIC_KEY</w:t>
-      </w:r>
-      <w:r>
-        <w:rPr>
-          <w:color w:val="111827"/>
-          <w:sz w:val="21"/>
-          <w:szCs w:val="21"/>
-        </w:rPr>
-        <w:t xml:space="preserve"> and </w:t>
-      </w:r>
-      <w:r>
-        <w:rPr>
-          <w:rFonts w:ascii="Consolas" w:cs="Consolas" w:eastAsia="Consolas" w:hAnsi="Consolas"/>
-          <w:color w:val="111827"/>
-          <w:sz w:val="19"/>
-          <w:szCs w:val="19"/>
-        </w:rPr>
-        <w:t xml:space="preserve">FLUTTERWAVE_SECRET_KEY</w:t>
-      </w:r>
-      <w:r>
-        <w:rPr>
-          <w:color w:val="111827"/>
-          <w:sz w:val="21"/>
-          <w:szCs w:val="21"/>
-        </w:rPr>
-        <w:t xml:space="preserve">. Then invent a long random string, set it as </w:t>
-      </w:r>
-      <w:r>
-        <w:rPr>
-          <w:rFonts w:ascii="Consolas" w:cs="Consolas" w:eastAsia="Consolas" w:hAnsi="Consolas"/>
-          <w:color w:val="111827"/>
-          <w:sz w:val="19"/>
-          <w:szCs w:val="19"/>
-        </w:rPr>
-        <w:t xml:space="preserve">FLUTTERWAVE_WEBHOOK_HASH</w:t>
-      </w:r>
-      <w:r>
-        <w:rPr>
-          <w:color w:val="111827"/>
-          <w:sz w:val="21"/>
-          <w:szCs w:val="21"/>
-        </w:rPr>
-        <w:t xml:space="preserve">, and paste the same value into Flutterwave → Settings → Webhooks → </w:t>
-      </w:r>
-      <w:r>
-        <w:rPr>
-          <w:i/>
-          <w:iCs/>
-          <w:color w:val="111827"/>
-          <w:sz w:val="21"/>
-          <w:szCs w:val="21"/>
-        </w:rPr>
-        <w:t xml:space="preserve">Secret hash</w:t>
-      </w:r>
-      <w:r>
-        <w:rPr>
-          <w:color w:val="111827"/>
-          <w:sz w:val="21"/>
-          <w:szCs w:val="21"/>
-        </w:rPr>
-        <w:t xml:space="preserve">. Point their webhook URL at:</w:t>
-      </w:r>
-    </w:p>
-    <w:p>
-      <w:pPr>
-        <w:shd w:fill="F3F4F6" w:val="clear"/>
-        <w:spacing w:after="160" w:before="120"/>
-        <w:ind w:left="200" w:right="200"/>
-      </w:pPr>
-      <w:r>
-        <w:rPr>
-          <w:rFonts w:ascii="Consolas" w:cs="Consolas" w:eastAsia="Consolas" w:hAnsi="Consolas"/>
-          <w:color w:val="111827"/>
-          <w:sz w:val="18"/>
-          <w:szCs w:val="18"/>
-        </w:rPr>
-        <w:t xml:space="preserve">https://bizpilot-api.onrender.com/api/webhooks/flutterwave</w:t>
-      </w:r>
-    </w:p>
-    <w:p>
-      <w:pPr>
-        <w:spacing w:after="140" w:line="276"/>
-      </w:pPr>
-      <w:r>
-        <w:rPr>
-          <w:color w:val="111827"/>
-          <w:sz w:val="21"/>
-          <w:szCs w:val="21"/>
-        </w:rPr>
-        <w:t xml:space="preserve">Use the </w:t>
-      </w:r>
-      <w:r>
-        <w:rPr>
-          <w:b/>
-          <w:bCs/>
-          <w:color w:val="111827"/>
-          <w:sz w:val="21"/>
-          <w:szCs w:val="21"/>
-        </w:rPr>
-        <w:t xml:space="preserve">test</w:t>
-      </w:r>
-      <w:r>
-        <w:rPr>
-          <w:color w:val="111827"/>
-          <w:sz w:val="21"/>
-          <w:szCs w:val="21"/>
-        </w:rPr>
-        <w:t xml:space="preserve"> keys until you have taken a real order end to end.</w:t>
-      </w:r>
-    </w:p>
-    <w:p>
-      <w:pPr>
-        <w:spacing w:after="140" w:line="276"/>
-      </w:pPr>
-      <w:r>
-        <w:rPr>
-          <w:b/>
-          <w:bCs/>
-          <w:color w:val="111827"/>
-          <w:sz w:val="21"/>
-          <w:szCs w:val="21"/>
-        </w:rPr>
-        <w:t xml:space="preserve">Real SMS.</w:t>
-      </w:r>
-      <w:r>
-        <w:rPr>
-          <w:color w:val="111827"/>
-          <w:sz w:val="21"/>
-          <w:szCs w:val="21"/>
-        </w:rPr>
-        <w:t xml:space="preserve"> Get an Africa's Talking account, set </w:t>
-      </w:r>
-      <w:r>
-        <w:rPr>
-          <w:rFonts w:ascii="Consolas" w:cs="Consolas" w:eastAsia="Consolas" w:hAnsi="Consolas"/>
-          <w:color w:val="111827"/>
-          <w:sz w:val="19"/>
-          <w:szCs w:val="19"/>
-        </w:rPr>
-        <w:t xml:space="preserve">AFRICASTALKING_USERNAME</w:t>
-      </w:r>
-      <w:r>
-        <w:rPr>
-          <w:color w:val="111827"/>
-          <w:sz w:val="21"/>
-          <w:szCs w:val="21"/>
-        </w:rPr>
-        <w:t xml:space="preserve"> and </w:t>
-      </w:r>
-      <w:r>
-        <w:rPr>
-          <w:rFonts w:ascii="Consolas" w:cs="Consolas" w:eastAsia="Consolas" w:hAnsi="Consolas"/>
-          <w:color w:val="111827"/>
-          <w:sz w:val="19"/>
-          <w:szCs w:val="19"/>
-        </w:rPr>
-        <w:t xml:space="preserve">AFRICASTALKING_API_KEY</w:t>
-      </w:r>
-      <w:r>
-        <w:rPr>
-          <w:color w:val="111827"/>
-          <w:sz w:val="21"/>
-          <w:szCs w:val="21"/>
-        </w:rPr>
-        <w:t xml:space="preserve">, and change </w:t>
-      </w:r>
-      <w:r>
-        <w:rPr>
-          <w:rFonts w:ascii="Consolas" w:cs="Consolas" w:eastAsia="Consolas" w:hAnsi="Consolas"/>
-          <w:color w:val="111827"/>
-          <w:sz w:val="19"/>
-          <w:szCs w:val="19"/>
-        </w:rPr>
-        <w:t xml:space="preserve">SMS_PROVIDER</w:t>
-      </w:r>
-      <w:r>
-        <w:rPr>
-          <w:color w:val="111827"/>
-          <w:sz w:val="21"/>
-          <w:szCs w:val="21"/>
-        </w:rPr>
-        <w:t xml:space="preserve"> from </w:t>
-      </w:r>
-      <w:r>
-        <w:rPr>
-          <w:rFonts w:ascii="Consolas" w:cs="Consolas" w:eastAsia="Consolas" w:hAnsi="Consolas"/>
-          <w:color w:val="111827"/>
-          <w:sz w:val="19"/>
-          <w:szCs w:val="19"/>
-        </w:rPr>
-        <w:t xml:space="preserve">log</w:t>
-      </w:r>
-      <w:r>
-        <w:rPr>
-          <w:color w:val="111827"/>
-          <w:sz w:val="21"/>
-          <w:szCs w:val="21"/>
-        </w:rPr>
-        <w:t xml:space="preserve"> to </w:t>
-      </w:r>
-      <w:r>
-        <w:rPr>
-          <w:rFonts w:ascii="Consolas" w:cs="Consolas" w:eastAsia="Consolas" w:hAnsi="Consolas"/>
-          <w:color w:val="111827"/>
-          <w:sz w:val="19"/>
-          <w:szCs w:val="19"/>
-        </w:rPr>
-        <w:t xml:space="preserve">africastalking</w:t>
-      </w:r>
-      <w:r>
-        <w:rPr>
-          <w:color w:val="111827"/>
-          <w:sz w:val="21"/>
-          <w:szCs w:val="21"/>
-        </w:rPr>
-        <w:t xml:space="preserve">. On </w:t>
-      </w:r>
-      <w:r>
-        <w:rPr>
-          <w:rFonts w:ascii="Consolas" w:cs="Consolas" w:eastAsia="Consolas" w:hAnsi="Consolas"/>
-          <w:color w:val="111827"/>
-          <w:sz w:val="19"/>
-          <w:szCs w:val="19"/>
-        </w:rPr>
-        <w:t xml:space="preserve">log</w:t>
-      </w:r>
-      <w:r>
-        <w:rPr>
-          <w:color w:val="111827"/>
-          <w:sz w:val="21"/>
-          <w:szCs w:val="21"/>
-        </w:rPr>
-        <w:t xml:space="preserve"> the messages are written to the API log instead of being sent, which is what you want while testing.</w:t>
-      </w:r>
-    </w:p>
-    <w:p>
-      <w:pPr>
-        <w:pBdr>
-          <w:bottom w:val="single" w:color="D1D5DB" w:sz="6" w:space="1"/>
-        </w:pBdr>
-        <w:spacing w:after="200" w:before="200"/>
-      </w:pPr>
-      <w:r>
-        <w:t xml:space="preserve"/>
-      </w:r>
-    </w:p>
-    <w:p>
-      <w:pPr>
-        <w:pStyle w:val="Heading2"/>
-        <w:spacing w:after="120" w:before="300"/>
-      </w:pPr>
-      <w:r>
-        <w:rPr>
-          <w:b/>
-          <w:bCs/>
-          <w:color w:val="0F766E"/>
-        </w:rPr>
-        <w:t xml:space="preserve">8. Before a real shop trusts it</w:t>
-      </w:r>
-    </w:p>
-    <w:p>
-      <w:pPr>
-        <w:spacing w:after="140" w:line="276"/>
-      </w:pPr>
-      <w:r>
-        <w:rPr>
-          <w:color w:val="111827"/>
-          <w:sz w:val="21"/>
-          <w:szCs w:val="21"/>
-        </w:rPr>
-        <w:t xml:space="preserve">The free tier is genuinely fine for a demo. The moment somebody's real takings are in it, these stop being optional:</w:t>
-      </w:r>
-    </w:p>
-    <w:p>
-      <w:pPr>
-        <w:pStyle w:val="ListParagraph"/>
-        <w:numPr>
-          <w:ilvl w:val="0"/>
-          <w:numId w:val="2"/>
-        </w:numPr>
-        <w:spacing w:after="60" w:line="264"/>
-      </w:pPr>
-      <w:r>
-        <w:rPr>
-          <w:b/>
-          <w:bCs/>
-          <w:color w:val="111827"/>
-          <w:sz w:val="21"/>
-          <w:szCs w:val="21"/>
-        </w:rPr>
-        <w:t xml:space="preserve">Upgrade the database.</w:t>
-      </w:r>
-      <w:r>
-        <w:rPr>
-          <w:color w:val="111827"/>
-          <w:sz w:val="21"/>
-          <w:szCs w:val="21"/>
-        </w:rPr>
-        <w:t xml:space="preserve"> The free one is deleted after 30 days. This is the</w:t>
-      </w:r>
-    </w:p>
-    <w:p>
-      <w:pPr>
-        <w:spacing w:after="140" w:line="276"/>
-      </w:pPr>
-      <w:r>
-        <w:rPr>
-          <w:color w:val="111827"/>
-          <w:sz w:val="21"/>
-          <w:szCs w:val="21"/>
-        </w:rPr>
-        <w:t xml:space="preserve">one that loses a shop's books. Render's paid Postgres also gives you daily backups — turn them on, and restore one once to prove it works.</w:t>
-      </w:r>
-    </w:p>
-    <w:p>
-      <w:pPr>
-        <w:pStyle w:val="ListParagraph"/>
-        <w:numPr>
-          <w:ilvl w:val="0"/>
-          <w:numId w:val="2"/>
-        </w:numPr>
-        <w:spacing w:after="60" w:line="264"/>
-      </w:pPr>
-      <w:r>
-        <w:rPr>
-          <w:b/>
-          <w:bCs/>
-          <w:color w:val="111827"/>
-          <w:sz w:val="21"/>
-          <w:szCs w:val="21"/>
-        </w:rPr>
-        <w:t xml:space="preserve">Upgrade the API instance</w:t>
-      </w:r>
-      <w:r>
-        <w:rPr>
-          <w:color w:val="111827"/>
-          <w:sz w:val="21"/>
-          <w:szCs w:val="21"/>
-        </w:rPr>
-        <w:t xml:space="preserve"> so it stops sleeping. A shopkeeper with a queue</w:t>
-      </w:r>
-    </w:p>
-    <w:p>
-      <w:pPr>
-        <w:spacing w:after="140" w:line="276"/>
-      </w:pPr>
-      <w:r>
-        <w:rPr>
-          <w:color w:val="111827"/>
-          <w:sz w:val="21"/>
-          <w:szCs w:val="21"/>
-        </w:rPr>
-        <w:t xml:space="preserve">of customers will not wait 50 seconds, and the overdue-invoice and reminder jobs need the service awake to run.</w:t>
-      </w:r>
-    </w:p>
-    <w:p>
-      <w:pPr>
-        <w:pStyle w:val="ListParagraph"/>
-        <w:numPr>
-          <w:ilvl w:val="0"/>
-          <w:numId w:val="2"/>
-        </w:numPr>
-        <w:spacing w:after="60" w:line="264"/>
-      </w:pPr>
-      <w:r>
-        <w:rPr>
-          <w:b/>
-          <w:bCs/>
-          <w:color w:val="111827"/>
-          <w:sz w:val="21"/>
-          <w:szCs w:val="21"/>
-        </w:rPr>
-        <w:t xml:space="preserve">Read [SECURITY.md](SECURITY.md)</w:t>
-      </w:r>
-      <w:r>
-        <w:rPr>
-          <w:color w:val="111827"/>
-          <w:sz w:val="21"/>
-          <w:szCs w:val="21"/>
-        </w:rPr>
-        <w:t xml:space="preserve"> and fix at least the top three. Right</w:t>
-      </w:r>
-    </w:p>
-    <w:p>
-      <w:pPr>
-        <w:spacing w:after="140" w:line="276"/>
-      </w:pPr>
-      <w:r>
-        <w:rPr>
-          <w:color w:val="111827"/>
-          <w:sz w:val="21"/>
-          <w:szCs w:val="21"/>
-        </w:rPr>
-        <w:t xml:space="preserve">now a successful XSS hands over a 30-day session, there is no password reset, and there is no email verification.</w:t>
-      </w:r>
-    </w:p>
-    <w:p>
-      <w:pPr>
-        <w:pBdr>
-          <w:bottom w:val="single" w:color="D1D5DB" w:sz="6" w:space="1"/>
-        </w:pBdr>
-        <w:spacing w:after="200" w:before="200"/>
-      </w:pPr>
-      <w:r>
-        <w:t xml:space="preserve"/>
-      </w:r>
-    </w:p>
-    <w:p>
-      <w:pPr>
-        <w:pStyle w:val="Heading2"/>
-        <w:spacing w:after="120" w:before="300"/>
-      </w:pPr>
-      <w:r>
-        <w:rPr>
-          <w:b/>
-          <w:bCs/>
-          <w:color w:val="0F766E"/>
-        </w:rPr>
-        <w:t xml:space="preserve">Troubleshooting</w:t>
+        <w:t xml:space="preserve"> → Environment → set:</w:t>
       </w:r>
     </w:p>
     <w:tbl>
@@ -2928,7 +2434,7 @@
                 <w:sz w:val="19"/>
                 <w:szCs w:val="19"/>
               </w:rPr>
-              <w:t xml:space="preserve">What you see</w:t>
+              <w:t xml:space="preserve">Key</w:t>
             </w:r>
           </w:p>
         </w:tc>
@@ -2954,7 +2460,7 @@
                 <w:sz w:val="19"/>
                 <w:szCs w:val="19"/>
               </w:rPr>
-              <w:t xml:space="preserve">What it is</w:t>
+              <w:t xml:space="preserve">Value</w:t>
             </w:r>
           </w:p>
         </w:tc>
@@ -2975,13 +2481,14 @@
             </w:pPr>
             <w:r>
               <w:rPr>
-                <w:b w:val="false"/>
-                <w:bCs w:val="false"/>
-                <w:color w:val="111827"/>
-                <w:sz w:val="20"/>
-                <w:szCs w:val="20"/>
-              </w:rPr>
-              <w:t xml:space="preserve">API deploy fails, log says it cannot reach the database</w:t>
+                <w:rFonts w:ascii="Consolas" w:cs="Consolas" w:eastAsia="Consolas" w:hAnsi="Consolas"/>
+                <w:b w:val="false"/>
+                <w:bCs w:val="false"/>
+                <w:color w:val="111827"/>
+                <w:sz w:val="19"/>
+                <w:szCs w:val="19"/>
+              </w:rPr>
+              <w:t xml:space="preserve">PLATFORM_ADMIN_EMAILS</w:t>
             </w:r>
           </w:p>
         </w:tc>
@@ -3006,7 +2513,7 @@
                 <w:sz w:val="20"/>
                 <w:szCs w:val="20"/>
               </w:rPr>
-              <w:t xml:space="preserve">Everything must be in one region. </w:t>
+              <w:t xml:space="preserve">your email, e.g. </w:t>
             </w:r>
             <w:r>
               <w:rPr>
@@ -3017,8 +2524,1160 @@
                 <w:sz w:val="19"/>
                 <w:szCs w:val="19"/>
               </w:rPr>
-              <w:t xml:space="preserve">render.yaml</w:t>
-            </w:r>
+              <w:t xml:space="preserve">smbabazipatrick@gmail.com</w:t>
+            </w:r>
+          </w:p>
+        </w:tc>
+      </w:tr>
+    </w:tbl>
+    <w:p>
+      <w:pPr>
+        <w:spacing w:after="160"/>
+      </w:pPr>
+      <w:r>
+        <w:t xml:space="preserve"/>
+      </w:r>
+    </w:p>
+    <w:p>
+      <w:pPr>
+        <w:spacing w:after="140" w:line="276"/>
+      </w:pPr>
+      <w:r>
+        <w:rPr>
+          <w:color w:val="111827"/>
+          <w:sz w:val="21"/>
+          <w:szCs w:val="21"/>
+        </w:rPr>
+        <w:t xml:space="preserve">Several are allowed, comma-separated. Blank means nobody, which is the safe default.</w:t>
+      </w:r>
+    </w:p>
+    <w:p>
+      <w:pPr>
+        <w:pStyle w:val="ListParagraph"/>
+        <w:numPr>
+          <w:ilvl w:val="0"/>
+          <w:numId w:val="2"/>
+        </w:numPr>
+        <w:spacing w:after="60" w:line="264"/>
+      </w:pPr>
+      <w:r>
+        <w:rPr>
+          <w:color w:val="111827"/>
+          <w:sz w:val="21"/>
+          <w:szCs w:val="21"/>
+        </w:rPr>
+        <w:t xml:space="preserve">Wait for the API to restart (about a minute).</w:t>
+      </w:r>
+    </w:p>
+    <w:p>
+      <w:pPr>
+        <w:pStyle w:val="ListParagraph"/>
+        <w:numPr>
+          <w:ilvl w:val="0"/>
+          <w:numId w:val="2"/>
+        </w:numPr>
+        <w:spacing w:after="60" w:line="264"/>
+      </w:pPr>
+      <w:r>
+        <w:rPr>
+          <w:color w:val="111827"/>
+          <w:sz w:val="21"/>
+          <w:szCs w:val="21"/>
+        </w:rPr>
+        <w:t xml:space="preserve">Go to your web URL, click </w:t>
+      </w:r>
+      <w:r>
+        <w:rPr>
+          <w:b/>
+          <w:bCs/>
+          <w:color w:val="111827"/>
+          <w:sz w:val="21"/>
+          <w:szCs w:val="21"/>
+        </w:rPr>
+        <w:t xml:space="preserve">Start free</w:t>
+      </w:r>
+      <w:r>
+        <w:rPr>
+          <w:color w:val="111827"/>
+          <w:sz w:val="21"/>
+          <w:szCs w:val="21"/>
+        </w:rPr>
+        <w:t xml:space="preserve">, and register **using that exact</w:t>
+      </w:r>
+    </w:p>
+    <w:p>
+      <w:pPr>
+        <w:spacing w:after="140" w:line="276"/>
+      </w:pPr>
+      <w:r>
+        <w:rPr>
+          <w:color w:val="111827"/>
+          <w:sz w:val="21"/>
+          <w:szCs w:val="21"/>
+        </w:rPr>
+        <w:t xml:space="preserve">email address**.</w:t>
+      </w:r>
+    </w:p>
+    <w:p>
+      <w:pPr>
+        <w:pStyle w:val="ListParagraph"/>
+        <w:numPr>
+          <w:ilvl w:val="0"/>
+          <w:numId w:val="2"/>
+        </w:numPr>
+        <w:spacing w:after="60" w:line="264"/>
+      </w:pPr>
+      <w:r>
+        <w:rPr>
+          <w:color w:val="111827"/>
+          <w:sz w:val="21"/>
+          <w:szCs w:val="21"/>
+        </w:rPr>
+        <w:t xml:space="preserve">Log in. You should see a </w:t>
+      </w:r>
+      <w:r>
+        <w:rPr>
+          <w:b/>
+          <w:bCs/>
+          <w:color w:val="111827"/>
+          <w:sz w:val="21"/>
+          <w:szCs w:val="21"/>
+        </w:rPr>
+        <w:t xml:space="preserve">Platform</w:t>
+      </w:r>
+      <w:r>
+        <w:rPr>
+          <w:color w:val="111827"/>
+          <w:sz w:val="21"/>
+          <w:szCs w:val="21"/>
+        </w:rPr>
+        <w:t xml:space="preserve"> item at the bottom of the sidebar.</w:t>
+      </w:r>
+    </w:p>
+    <w:p>
+      <w:pPr>
+        <w:spacing w:after="140" w:line="276"/>
+      </w:pPr>
+      <w:r>
+        <w:rPr>
+          <w:color w:val="111827"/>
+          <w:sz w:val="21"/>
+          <w:szCs w:val="21"/>
+        </w:rPr>
+        <w:t xml:space="preserve">If you do not see it, the email does not match — check for a typo or a stray space, and that the API finished restarting.</w:t>
+      </w:r>
+    </w:p>
+    <w:p>
+      <w:pPr>
+        <w:pBdr>
+          <w:bottom w:val="single" w:color="D1D5DB" w:sz="6" w:space="1"/>
+        </w:pBdr>
+        <w:spacing w:after="200" w:before="200"/>
+      </w:pPr>
+      <w:r>
+        <w:t xml:space="preserve"/>
+      </w:r>
+    </w:p>
+    <w:p>
+      <w:pPr>
+        <w:pStyle w:val="Heading2"/>
+        <w:spacing w:after="120" w:before="300"/>
+      </w:pPr>
+      <w:r>
+        <w:rPr>
+          <w:b/>
+          <w:bCs/>
+          <w:color w:val="0F766E"/>
+        </w:rPr>
+        <w:t xml:space="preserve">6. Check it actually works</w:t>
+      </w:r>
+    </w:p>
+    <w:p>
+      <w:pPr>
+        <w:pStyle w:val="ListParagraph"/>
+        <w:numPr>
+          <w:ilvl w:val="0"/>
+          <w:numId w:val="2"/>
+        </w:numPr>
+        <w:spacing w:after="60" w:line="264"/>
+      </w:pPr>
+      <w:r>
+        <w:rPr>
+          <w:color w:val="111827"/>
+          <w:sz w:val="21"/>
+          <w:szCs w:val="21"/>
+        </w:rPr>
+        <w:t xml:space="preserve">Open </w:t>
+      </w:r>
+      <w:r>
+        <w:rPr>
+          <w:rFonts w:ascii="Consolas" w:cs="Consolas" w:eastAsia="Consolas" w:hAnsi="Consolas"/>
+          <w:color w:val="111827"/>
+          <w:sz w:val="19"/>
+          <w:szCs w:val="19"/>
+        </w:rPr>
+        <w:t xml:space="preserve">https://bizpilot-api.onrender.com/api/health</w:t>
+      </w:r>
+      <w:r>
+        <w:rPr>
+          <w:color w:val="111827"/>
+          <w:sz w:val="21"/>
+          <w:szCs w:val="21"/>
+        </w:rPr>
+        <w:t xml:space="preserve"> in a browser. You want:</w:t>
+      </w:r>
+    </w:p>
+    <w:p>
+      <w:pPr>
+        <w:shd w:fill="F3F4F6" w:val="clear"/>
+        <w:spacing w:after="160" w:before="120"/>
+        <w:ind w:left="200" w:right="200"/>
+      </w:pPr>
+      <w:r>
+        <w:rPr>
+          <w:rFonts w:ascii="Consolas" w:cs="Consolas" w:eastAsia="Consolas" w:hAnsi="Consolas"/>
+          <w:color w:val="111827"/>
+          <w:sz w:val="18"/>
+          <w:szCs w:val="18"/>
+        </w:rPr>
+        <w:t xml:space="preserve">   { "status": "ok", "database": "up", "cache": "up" }</w:t>
+      </w:r>
+    </w:p>
+    <w:p>
+      <w:pPr>
+        <w:spacing w:after="140" w:line="276"/>
+      </w:pPr>
+      <w:r>
+        <w:rPr>
+          <w:color w:val="111827"/>
+          <w:sz w:val="21"/>
+          <w:szCs w:val="21"/>
+        </w:rPr>
+        <w:t xml:space="preserve">If </w:t>
+      </w:r>
+      <w:r>
+        <w:rPr>
+          <w:rFonts w:ascii="Consolas" w:cs="Consolas" w:eastAsia="Consolas" w:hAnsi="Consolas"/>
+          <w:color w:val="111827"/>
+          <w:sz w:val="19"/>
+          <w:szCs w:val="19"/>
+        </w:rPr>
+        <w:t xml:space="preserve">database</w:t>
+      </w:r>
+      <w:r>
+        <w:rPr>
+          <w:color w:val="111827"/>
+          <w:sz w:val="21"/>
+          <w:szCs w:val="21"/>
+        </w:rPr>
+        <w:t xml:space="preserve"> or </w:t>
+      </w:r>
+      <w:r>
+        <w:rPr>
+          <w:rFonts w:ascii="Consolas" w:cs="Consolas" w:eastAsia="Consolas" w:hAnsi="Consolas"/>
+          <w:color w:val="111827"/>
+          <w:sz w:val="19"/>
+          <w:szCs w:val="19"/>
+        </w:rPr>
+        <w:t xml:space="preserve">cache</w:t>
+      </w:r>
+      <w:r>
+        <w:rPr>
+          <w:color w:val="111827"/>
+          <w:sz w:val="21"/>
+          <w:szCs w:val="21"/>
+        </w:rPr>
+        <w:t xml:space="preserve"> is not </w:t>
+      </w:r>
+      <w:r>
+        <w:rPr>
+          <w:rFonts w:ascii="Consolas" w:cs="Consolas" w:eastAsia="Consolas" w:hAnsi="Consolas"/>
+          <w:color w:val="111827"/>
+          <w:sz w:val="19"/>
+          <w:szCs w:val="19"/>
+        </w:rPr>
+        <w:t xml:space="preserve">up</w:t>
+      </w:r>
+      <w:r>
+        <w:rPr>
+          <w:color w:val="111827"/>
+          <w:sz w:val="21"/>
+          <w:szCs w:val="21"/>
+        </w:rPr>
+        <w:t xml:space="preserve">, see the troubleshooting table below.</w:t>
+      </w:r>
+    </w:p>
+    <w:p>
+      <w:pPr>
+        <w:pStyle w:val="ListParagraph"/>
+        <w:numPr>
+          <w:ilvl w:val="0"/>
+          <w:numId w:val="2"/>
+        </w:numPr>
+        <w:spacing w:after="60" w:line="264"/>
+      </w:pPr>
+      <w:r>
+        <w:rPr>
+          <w:color w:val="111827"/>
+          <w:sz w:val="21"/>
+          <w:szCs w:val="21"/>
+        </w:rPr>
+        <w:t xml:space="preserve">Open your web URL. The landing page should load with the drifting shop</w:t>
+      </w:r>
+    </w:p>
+    <w:p>
+      <w:pPr>
+        <w:spacing w:after="140" w:line="276"/>
+      </w:pPr>
+      <w:r>
+        <w:rPr>
+          <w:color w:val="111827"/>
+          <w:sz w:val="21"/>
+          <w:szCs w:val="21"/>
+        </w:rPr>
+        <w:t xml:space="preserve">scenes behind the headline.</w:t>
+      </w:r>
+    </w:p>
+    <w:p>
+      <w:pPr>
+        <w:pStyle w:val="ListParagraph"/>
+        <w:numPr>
+          <w:ilvl w:val="0"/>
+          <w:numId w:val="2"/>
+        </w:numPr>
+        <w:spacing w:after="60" w:line="264"/>
+      </w:pPr>
+      <w:r>
+        <w:rPr>
+          <w:color w:val="111827"/>
+          <w:sz w:val="21"/>
+          <w:szCs w:val="21"/>
+        </w:rPr>
+        <w:t xml:space="preserve">Log in, add one product, record one sale. The dashboard should show it.</w:t>
+      </w:r>
+    </w:p>
+    <w:p>
+      <w:pPr>
+        <w:spacing w:after="140" w:line="276"/>
+      </w:pPr>
+      <w:r>
+        <w:rPr>
+          <w:color w:val="111827"/>
+          <w:sz w:val="21"/>
+          <w:szCs w:val="21"/>
+        </w:rPr>
+        <w:t xml:space="preserve">That is a live product.</w:t>
+      </w:r>
+    </w:p>
+    <w:p>
+      <w:pPr>
+        <w:pBdr>
+          <w:bottom w:val="single" w:color="D1D5DB" w:sz="6" w:space="1"/>
+        </w:pBdr>
+        <w:spacing w:after="200" w:before="200"/>
+      </w:pPr>
+      <w:r>
+        <w:t xml:space="preserve"/>
+      </w:r>
+    </w:p>
+    <w:p>
+      <w:pPr>
+        <w:pStyle w:val="Heading2"/>
+        <w:spacing w:after="120" w:before="300"/>
+      </w:pPr>
+      <w:r>
+        <w:rPr>
+          <w:b/>
+          <w:bCs/>
+          <w:color w:val="0F766E"/>
+        </w:rPr>
+        <w:t xml:space="preserve">7. Optional extras</w:t>
+      </w:r>
+    </w:p>
+    <w:p>
+      <w:pPr>
+        <w:spacing w:after="140" w:line="276"/>
+      </w:pPr>
+      <w:r>
+        <w:rPr>
+          <w:color w:val="111827"/>
+          <w:sz w:val="21"/>
+          <w:szCs w:val="21"/>
+        </w:rPr>
+        <w:t xml:space="preserve">None of these are needed to run. Add them when you want the feature.</w:t>
+      </w:r>
+    </w:p>
+    <w:p>
+      <w:pPr>
+        <w:spacing w:after="140" w:line="276"/>
+      </w:pPr>
+      <w:r>
+        <w:rPr>
+          <w:b/>
+          <w:bCs/>
+          <w:color w:val="111827"/>
+          <w:sz w:val="21"/>
+          <w:szCs w:val="21"/>
+        </w:rPr>
+        <w:t xml:space="preserve">The AI assistant.</w:t>
+      </w:r>
+      <w:r>
+        <w:rPr>
+          <w:color w:val="111827"/>
+          <w:sz w:val="21"/>
+          <w:szCs w:val="21"/>
+        </w:rPr>
+        <w:t xml:space="preserve"> Create a key at </w:t>
+      </w:r>
+      <w:hyperlink w:history="1" r:id="rId-memu3bjmkotsft0xu2ij">
+        <w:r>
+          <w:rPr>
+            <w:rStyle w:val="Hyperlink"/>
+            <w:color w:val="111827"/>
+            <w:sz w:val="21"/>
+            <w:szCs w:val="21"/>
+          </w:rPr>
+          <w:t xml:space="preserve">console.anthropic.com</w:t>
+        </w:r>
+      </w:hyperlink>
+      <w:r>
+        <w:rPr>
+          <w:color w:val="111827"/>
+          <w:sz w:val="21"/>
+          <w:szCs w:val="21"/>
+        </w:rPr>
+        <w:t xml:space="preserve">, then set </w:t>
+      </w:r>
+      <w:r>
+        <w:rPr>
+          <w:rFonts w:ascii="Consolas" w:cs="Consolas" w:eastAsia="Consolas" w:hAnsi="Consolas"/>
+          <w:color w:val="111827"/>
+          <w:sz w:val="19"/>
+          <w:szCs w:val="19"/>
+        </w:rPr>
+        <w:t xml:space="preserve">ANTHROPIC_API_KEY</w:t>
+      </w:r>
+      <w:r>
+        <w:rPr>
+          <w:color w:val="111827"/>
+          <w:sz w:val="21"/>
+          <w:szCs w:val="21"/>
+        </w:rPr>
+        <w:t xml:space="preserve"> on </w:t>
+      </w:r>
+      <w:r>
+        <w:rPr>
+          <w:rFonts w:ascii="Consolas" w:cs="Consolas" w:eastAsia="Consolas" w:hAnsi="Consolas"/>
+          <w:color w:val="111827"/>
+          <w:sz w:val="19"/>
+          <w:szCs w:val="19"/>
+        </w:rPr>
+        <w:t xml:space="preserve">bizpilot-api</w:t>
+      </w:r>
+      <w:r>
+        <w:rPr>
+          <w:color w:val="111827"/>
+          <w:sz w:val="21"/>
+          <w:szCs w:val="21"/>
+        </w:rPr>
+        <w:t xml:space="preserve">. One key serves every shop — owners never supply their own. Until you set it, the Assistant screen says so politely.</w:t>
+      </w:r>
+    </w:p>
+    <w:p>
+      <w:pPr>
+        <w:spacing w:after="140" w:line="276"/>
+      </w:pPr>
+      <w:r>
+        <w:rPr>
+          <w:color w:val="111827"/>
+          <w:sz w:val="21"/>
+          <w:szCs w:val="21"/>
+        </w:rPr>
+        <w:t xml:space="preserve">Watch the cost. On </w:t>
+      </w:r>
+      <w:r>
+        <w:rPr>
+          <w:rFonts w:ascii="Consolas" w:cs="Consolas" w:eastAsia="Consolas" w:hAnsi="Consolas"/>
+          <w:color w:val="111827"/>
+          <w:sz w:val="19"/>
+          <w:szCs w:val="19"/>
+        </w:rPr>
+        <w:t xml:space="preserve">claude-opus-5</w:t>
+      </w:r>
+      <w:r>
+        <w:rPr>
+          <w:color w:val="111827"/>
+          <w:sz w:val="21"/>
+          <w:szCs w:val="21"/>
+        </w:rPr>
+        <w:t xml:space="preserve"> with the Starter plan's 300-question monthly allowance, this is the one feature that can cost more than the RWF 7,000 you charge. The Platform dashboard shows an estimate; check it against a real Anthropic invoice in month one, and switch </w:t>
+      </w:r>
+      <w:r>
+        <w:rPr>
+          <w:rFonts w:ascii="Consolas" w:cs="Consolas" w:eastAsia="Consolas" w:hAnsi="Consolas"/>
+          <w:color w:val="111827"/>
+          <w:sz w:val="19"/>
+          <w:szCs w:val="19"/>
+        </w:rPr>
+        <w:t xml:space="preserve">ANTHROPIC_MODEL</w:t>
+      </w:r>
+      <w:r>
+        <w:rPr>
+          <w:color w:val="111827"/>
+          <w:sz w:val="21"/>
+          <w:szCs w:val="21"/>
+        </w:rPr>
+        <w:t xml:space="preserve"> to </w:t>
+      </w:r>
+      <w:r>
+        <w:rPr>
+          <w:rFonts w:ascii="Consolas" w:cs="Consolas" w:eastAsia="Consolas" w:hAnsi="Consolas"/>
+          <w:color w:val="111827"/>
+          <w:sz w:val="19"/>
+          <w:szCs w:val="19"/>
+        </w:rPr>
+        <w:t xml:space="preserve">claude-sonnet-5</w:t>
+      </w:r>
+      <w:r>
+        <w:rPr>
+          <w:color w:val="111827"/>
+          <w:sz w:val="21"/>
+          <w:szCs w:val="21"/>
+        </w:rPr>
+        <w:t xml:space="preserve"> if the numbers do not work.</w:t>
+      </w:r>
+    </w:p>
+    <w:p>
+      <w:pPr>
+        <w:spacing w:after="140" w:line="276"/>
+      </w:pPr>
+      <w:r>
+        <w:rPr>
+          <w:b/>
+          <w:bCs/>
+          <w:color w:val="111827"/>
+          <w:sz w:val="21"/>
+          <w:szCs w:val="21"/>
+        </w:rPr>
+        <w:t xml:space="preserve">Taking payments.</w:t>
+      </w:r>
+      <w:r>
+        <w:rPr>
+          <w:color w:val="111827"/>
+          <w:sz w:val="21"/>
+          <w:szCs w:val="21"/>
+        </w:rPr>
+        <w:t xml:space="preserve"> From the Flutterwave dashboard set </w:t>
+      </w:r>
+      <w:r>
+        <w:rPr>
+          <w:rFonts w:ascii="Consolas" w:cs="Consolas" w:eastAsia="Consolas" w:hAnsi="Consolas"/>
+          <w:color w:val="111827"/>
+          <w:sz w:val="19"/>
+          <w:szCs w:val="19"/>
+        </w:rPr>
+        <w:t xml:space="preserve">FLUTTERWAVE_PUBLIC_KEY</w:t>
+      </w:r>
+      <w:r>
+        <w:rPr>
+          <w:color w:val="111827"/>
+          <w:sz w:val="21"/>
+          <w:szCs w:val="21"/>
+        </w:rPr>
+        <w:t xml:space="preserve"> and </w:t>
+      </w:r>
+      <w:r>
+        <w:rPr>
+          <w:rFonts w:ascii="Consolas" w:cs="Consolas" w:eastAsia="Consolas" w:hAnsi="Consolas"/>
+          <w:color w:val="111827"/>
+          <w:sz w:val="19"/>
+          <w:szCs w:val="19"/>
+        </w:rPr>
+        <w:t xml:space="preserve">FLUTTERWAVE_SECRET_KEY</w:t>
+      </w:r>
+      <w:r>
+        <w:rPr>
+          <w:color w:val="111827"/>
+          <w:sz w:val="21"/>
+          <w:szCs w:val="21"/>
+        </w:rPr>
+        <w:t xml:space="preserve">. Then invent a long random string, set it as </w:t>
+      </w:r>
+      <w:r>
+        <w:rPr>
+          <w:rFonts w:ascii="Consolas" w:cs="Consolas" w:eastAsia="Consolas" w:hAnsi="Consolas"/>
+          <w:color w:val="111827"/>
+          <w:sz w:val="19"/>
+          <w:szCs w:val="19"/>
+        </w:rPr>
+        <w:t xml:space="preserve">FLUTTERWAVE_WEBHOOK_HASH</w:t>
+      </w:r>
+      <w:r>
+        <w:rPr>
+          <w:color w:val="111827"/>
+          <w:sz w:val="21"/>
+          <w:szCs w:val="21"/>
+        </w:rPr>
+        <w:t xml:space="preserve">, and paste the same value into Flutterwave → Settings → Webhooks → </w:t>
+      </w:r>
+      <w:r>
+        <w:rPr>
+          <w:i/>
+          <w:iCs/>
+          <w:color w:val="111827"/>
+          <w:sz w:val="21"/>
+          <w:szCs w:val="21"/>
+        </w:rPr>
+        <w:t xml:space="preserve">Secret hash</w:t>
+      </w:r>
+      <w:r>
+        <w:rPr>
+          <w:color w:val="111827"/>
+          <w:sz w:val="21"/>
+          <w:szCs w:val="21"/>
+        </w:rPr>
+        <w:t xml:space="preserve">. Point their webhook URL at:</w:t>
+      </w:r>
+    </w:p>
+    <w:p>
+      <w:pPr>
+        <w:shd w:fill="F3F4F6" w:val="clear"/>
+        <w:spacing w:after="160" w:before="120"/>
+        <w:ind w:left="200" w:right="200"/>
+      </w:pPr>
+      <w:r>
+        <w:rPr>
+          <w:rFonts w:ascii="Consolas" w:cs="Consolas" w:eastAsia="Consolas" w:hAnsi="Consolas"/>
+          <w:color w:val="111827"/>
+          <w:sz w:val="18"/>
+          <w:szCs w:val="18"/>
+        </w:rPr>
+        <w:t xml:space="preserve">https://bizpilot-api.onrender.com/api/webhooks/flutterwave</w:t>
+      </w:r>
+    </w:p>
+    <w:p>
+      <w:pPr>
+        <w:spacing w:after="140" w:line="276"/>
+      </w:pPr>
+      <w:r>
+        <w:rPr>
+          <w:color w:val="111827"/>
+          <w:sz w:val="21"/>
+          <w:szCs w:val="21"/>
+        </w:rPr>
+        <w:t xml:space="preserve">Use the </w:t>
+      </w:r>
+      <w:r>
+        <w:rPr>
+          <w:b/>
+          <w:bCs/>
+          <w:color w:val="111827"/>
+          <w:sz w:val="21"/>
+          <w:szCs w:val="21"/>
+        </w:rPr>
+        <w:t xml:space="preserve">test</w:t>
+      </w:r>
+      <w:r>
+        <w:rPr>
+          <w:color w:val="111827"/>
+          <w:sz w:val="21"/>
+          <w:szCs w:val="21"/>
+        </w:rPr>
+        <w:t xml:space="preserve"> keys until you have taken a real order end to end.</w:t>
+      </w:r>
+    </w:p>
+    <w:p>
+      <w:pPr>
+        <w:spacing w:after="140" w:line="276"/>
+      </w:pPr>
+      <w:r>
+        <w:rPr>
+          <w:b/>
+          <w:bCs/>
+          <w:color w:val="111827"/>
+          <w:sz w:val="21"/>
+          <w:szCs w:val="21"/>
+        </w:rPr>
+        <w:t xml:space="preserve">Real SMS.</w:t>
+      </w:r>
+      <w:r>
+        <w:rPr>
+          <w:color w:val="111827"/>
+          <w:sz w:val="21"/>
+          <w:szCs w:val="21"/>
+        </w:rPr>
+        <w:t xml:space="preserve"> Get an Africa's Talking account, set </w:t>
+      </w:r>
+      <w:r>
+        <w:rPr>
+          <w:rFonts w:ascii="Consolas" w:cs="Consolas" w:eastAsia="Consolas" w:hAnsi="Consolas"/>
+          <w:color w:val="111827"/>
+          <w:sz w:val="19"/>
+          <w:szCs w:val="19"/>
+        </w:rPr>
+        <w:t xml:space="preserve">AFRICASTALKING_USERNAME</w:t>
+      </w:r>
+      <w:r>
+        <w:rPr>
+          <w:color w:val="111827"/>
+          <w:sz w:val="21"/>
+          <w:szCs w:val="21"/>
+        </w:rPr>
+        <w:t xml:space="preserve"> and </w:t>
+      </w:r>
+      <w:r>
+        <w:rPr>
+          <w:rFonts w:ascii="Consolas" w:cs="Consolas" w:eastAsia="Consolas" w:hAnsi="Consolas"/>
+          <w:color w:val="111827"/>
+          <w:sz w:val="19"/>
+          <w:szCs w:val="19"/>
+        </w:rPr>
+        <w:t xml:space="preserve">AFRICASTALKING_API_KEY</w:t>
+      </w:r>
+      <w:r>
+        <w:rPr>
+          <w:color w:val="111827"/>
+          <w:sz w:val="21"/>
+          <w:szCs w:val="21"/>
+        </w:rPr>
+        <w:t xml:space="preserve">, and change </w:t>
+      </w:r>
+      <w:r>
+        <w:rPr>
+          <w:rFonts w:ascii="Consolas" w:cs="Consolas" w:eastAsia="Consolas" w:hAnsi="Consolas"/>
+          <w:color w:val="111827"/>
+          <w:sz w:val="19"/>
+          <w:szCs w:val="19"/>
+        </w:rPr>
+        <w:t xml:space="preserve">SMS_PROVIDER</w:t>
+      </w:r>
+      <w:r>
+        <w:rPr>
+          <w:color w:val="111827"/>
+          <w:sz w:val="21"/>
+          <w:szCs w:val="21"/>
+        </w:rPr>
+        <w:t xml:space="preserve"> from </w:t>
+      </w:r>
+      <w:r>
+        <w:rPr>
+          <w:rFonts w:ascii="Consolas" w:cs="Consolas" w:eastAsia="Consolas" w:hAnsi="Consolas"/>
+          <w:color w:val="111827"/>
+          <w:sz w:val="19"/>
+          <w:szCs w:val="19"/>
+        </w:rPr>
+        <w:t xml:space="preserve">log</w:t>
+      </w:r>
+      <w:r>
+        <w:rPr>
+          <w:color w:val="111827"/>
+          <w:sz w:val="21"/>
+          <w:szCs w:val="21"/>
+        </w:rPr>
+        <w:t xml:space="preserve"> to </w:t>
+      </w:r>
+      <w:r>
+        <w:rPr>
+          <w:rFonts w:ascii="Consolas" w:cs="Consolas" w:eastAsia="Consolas" w:hAnsi="Consolas"/>
+          <w:color w:val="111827"/>
+          <w:sz w:val="19"/>
+          <w:szCs w:val="19"/>
+        </w:rPr>
+        <w:t xml:space="preserve">africastalking</w:t>
+      </w:r>
+      <w:r>
+        <w:rPr>
+          <w:color w:val="111827"/>
+          <w:sz w:val="21"/>
+          <w:szCs w:val="21"/>
+        </w:rPr>
+        <w:t xml:space="preserve">. On </w:t>
+      </w:r>
+      <w:r>
+        <w:rPr>
+          <w:rFonts w:ascii="Consolas" w:cs="Consolas" w:eastAsia="Consolas" w:hAnsi="Consolas"/>
+          <w:color w:val="111827"/>
+          <w:sz w:val="19"/>
+          <w:szCs w:val="19"/>
+        </w:rPr>
+        <w:t xml:space="preserve">log</w:t>
+      </w:r>
+      <w:r>
+        <w:rPr>
+          <w:color w:val="111827"/>
+          <w:sz w:val="21"/>
+          <w:szCs w:val="21"/>
+        </w:rPr>
+        <w:t xml:space="preserve"> the messages are written to the API log instead of being sent, which is what you want while testing.</w:t>
+      </w:r>
+    </w:p>
+    <w:p>
+      <w:pPr>
+        <w:pBdr>
+          <w:bottom w:val="single" w:color="D1D5DB" w:sz="6" w:space="1"/>
+        </w:pBdr>
+        <w:spacing w:after="200" w:before="200"/>
+      </w:pPr>
+      <w:r>
+        <w:t xml:space="preserve"/>
+      </w:r>
+    </w:p>
+    <w:p>
+      <w:pPr>
+        <w:pStyle w:val="Heading2"/>
+        <w:spacing w:after="120" w:before="300"/>
+      </w:pPr>
+      <w:r>
+        <w:rPr>
+          <w:b/>
+          <w:bCs/>
+          <w:color w:val="0F766E"/>
+        </w:rPr>
+        <w:t xml:space="preserve">8. Before a real shop trusts it</w:t>
+      </w:r>
+    </w:p>
+    <w:p>
+      <w:pPr>
+        <w:spacing w:after="140" w:line="276"/>
+      </w:pPr>
+      <w:r>
+        <w:rPr>
+          <w:color w:val="111827"/>
+          <w:sz w:val="21"/>
+          <w:szCs w:val="21"/>
+        </w:rPr>
+        <w:t xml:space="preserve">The free tier is genuinely fine for a demo. The moment somebody's real takings are in it, these stop being optional:</w:t>
+      </w:r>
+    </w:p>
+    <w:p>
+      <w:pPr>
+        <w:pStyle w:val="ListParagraph"/>
+        <w:numPr>
+          <w:ilvl w:val="0"/>
+          <w:numId w:val="2"/>
+        </w:numPr>
+        <w:spacing w:after="60" w:line="264"/>
+      </w:pPr>
+      <w:r>
+        <w:rPr>
+          <w:b/>
+          <w:bCs/>
+          <w:color w:val="111827"/>
+          <w:sz w:val="21"/>
+          <w:szCs w:val="21"/>
+        </w:rPr>
+        <w:t xml:space="preserve">Turn on backups.</w:t>
+      </w:r>
+      <w:r>
+        <w:rPr>
+          <w:color w:val="111827"/>
+          <w:sz w:val="21"/>
+          <w:szCs w:val="21"/>
+        </w:rPr>
+        <w:t xml:space="preserve"> Using Neon means the database is no longer deleted after</w:t>
+      </w:r>
+    </w:p>
+    <w:p>
+      <w:pPr>
+        <w:spacing w:after="140" w:line="276"/>
+      </w:pPr>
+      <w:r>
+        <w:rPr>
+          <w:color w:val="111827"/>
+          <w:sz w:val="21"/>
+          <w:szCs w:val="21"/>
+        </w:rPr>
+        <w:t xml:space="preserve">30 days, which was the big one — but </w:t>
+      </w:r>
+      <w:r>
+        <w:rPr>
+          <w:i/>
+          <w:iCs/>
+          <w:color w:val="111827"/>
+          <w:sz w:val="21"/>
+          <w:szCs w:val="21"/>
+        </w:rPr>
+        <w:t xml:space="preserve">not being deleted</w:t>
+      </w:r>
+      <w:r>
+        <w:rPr>
+          <w:color w:val="111827"/>
+          <w:sz w:val="21"/>
+          <w:szCs w:val="21"/>
+        </w:rPr>
+        <w:t xml:space="preserve"> is not the same as </w:t>
+      </w:r>
+      <w:r>
+        <w:rPr>
+          <w:i/>
+          <w:iCs/>
+          <w:color w:val="111827"/>
+          <w:sz w:val="21"/>
+          <w:szCs w:val="21"/>
+        </w:rPr>
+        <w:t xml:space="preserve">being backed up</w:t>
+      </w:r>
+      <w:r>
+        <w:rPr>
+          <w:color w:val="111827"/>
+          <w:sz w:val="21"/>
+          <w:szCs w:val="21"/>
+        </w:rPr>
+        <w:t xml:space="preserve">. Neon's free plan keeps a short restore window; check what yours actually is and either upgrade it or schedule your own </w:t>
+      </w:r>
+      <w:r>
+        <w:rPr>
+          <w:rFonts w:ascii="Consolas" w:cs="Consolas" w:eastAsia="Consolas" w:hAnsi="Consolas"/>
+          <w:color w:val="111827"/>
+          <w:sz w:val="19"/>
+          <w:szCs w:val="19"/>
+        </w:rPr>
+        <w:t xml:space="preserve">pg_dump</w:t>
+      </w:r>
+      <w:r>
+        <w:rPr>
+          <w:color w:val="111827"/>
+          <w:sz w:val="21"/>
+          <w:szCs w:val="21"/>
+        </w:rPr>
+        <w:t xml:space="preserve">. Then restore from one once, to prove it works. A backup nobody has restored from is not a backup.</w:t>
+      </w:r>
+    </w:p>
+    <w:p>
+      <w:pPr>
+        <w:pStyle w:val="ListParagraph"/>
+        <w:numPr>
+          <w:ilvl w:val="0"/>
+          <w:numId w:val="2"/>
+        </w:numPr>
+        <w:spacing w:after="60" w:line="264"/>
+      </w:pPr>
+      <w:r>
+        <w:rPr>
+          <w:b/>
+          <w:bCs/>
+          <w:color w:val="111827"/>
+          <w:sz w:val="21"/>
+          <w:szCs w:val="21"/>
+        </w:rPr>
+        <w:t xml:space="preserve">Upgrade the API instance</w:t>
+      </w:r>
+      <w:r>
+        <w:rPr>
+          <w:color w:val="111827"/>
+          <w:sz w:val="21"/>
+          <w:szCs w:val="21"/>
+        </w:rPr>
+        <w:t xml:space="preserve"> so it stops sleeping. A shopkeeper with a queue</w:t>
+      </w:r>
+    </w:p>
+    <w:p>
+      <w:pPr>
+        <w:spacing w:after="140" w:line="276"/>
+      </w:pPr>
+      <w:r>
+        <w:rPr>
+          <w:color w:val="111827"/>
+          <w:sz w:val="21"/>
+          <w:szCs w:val="21"/>
+        </w:rPr>
+        <w:t xml:space="preserve">of customers will not wait 50 seconds, and the overdue-invoice and reminder jobs need the service awake to run.</w:t>
+      </w:r>
+    </w:p>
+    <w:p>
+      <w:pPr>
+        <w:pStyle w:val="ListParagraph"/>
+        <w:numPr>
+          <w:ilvl w:val="0"/>
+          <w:numId w:val="2"/>
+        </w:numPr>
+        <w:spacing w:after="60" w:line="264"/>
+      </w:pPr>
+      <w:r>
+        <w:rPr>
+          <w:b/>
+          <w:bCs/>
+          <w:color w:val="111827"/>
+          <w:sz w:val="21"/>
+          <w:szCs w:val="21"/>
+        </w:rPr>
+        <w:t xml:space="preserve">Watch the Neon usage meter.</w:t>
+      </w:r>
+      <w:r>
+        <w:rPr>
+          <w:color w:val="111827"/>
+          <w:sz w:val="21"/>
+          <w:szCs w:val="21"/>
+        </w:rPr>
+        <w:t xml:space="preserve"> The free plan has a storage cap and a</w:t>
+      </w:r>
+    </w:p>
+    <w:p>
+      <w:pPr>
+        <w:spacing w:after="140" w:line="276"/>
+      </w:pPr>
+      <w:r>
+        <w:rPr>
+          <w:color w:val="111827"/>
+          <w:sz w:val="21"/>
+          <w:szCs w:val="21"/>
+        </w:rPr>
+        <w:t xml:space="preserve">compute-hours budget. BizPilot's data is small — a year of a busy shop is megabytes — so compute hours will bite first if traffic grows.</w:t>
+      </w:r>
+    </w:p>
+    <w:p>
+      <w:pPr>
+        <w:pStyle w:val="ListParagraph"/>
+        <w:numPr>
+          <w:ilvl w:val="0"/>
+          <w:numId w:val="2"/>
+        </w:numPr>
+        <w:spacing w:after="60" w:line="264"/>
+      </w:pPr>
+      <w:r>
+        <w:rPr>
+          <w:b/>
+          <w:bCs/>
+          <w:color w:val="111827"/>
+          <w:sz w:val="21"/>
+          <w:szCs w:val="21"/>
+        </w:rPr>
+        <w:t xml:space="preserve">Read [SECURITY.md](SECURITY.md)</w:t>
+      </w:r>
+      <w:r>
+        <w:rPr>
+          <w:color w:val="111827"/>
+          <w:sz w:val="21"/>
+          <w:szCs w:val="21"/>
+        </w:rPr>
+        <w:t xml:space="preserve"> and fix at least the top three. Right</w:t>
+      </w:r>
+    </w:p>
+    <w:p>
+      <w:pPr>
+        <w:spacing w:after="140" w:line="276"/>
+      </w:pPr>
+      <w:r>
+        <w:rPr>
+          <w:color w:val="111827"/>
+          <w:sz w:val="21"/>
+          <w:szCs w:val="21"/>
+        </w:rPr>
+        <w:t xml:space="preserve">now a successful XSS hands over a 30-day session, there is no password reset, and there is no email verification.</w:t>
+      </w:r>
+    </w:p>
+    <w:p>
+      <w:pPr>
+        <w:pBdr>
+          <w:bottom w:val="single" w:color="D1D5DB" w:sz="6" w:space="1"/>
+        </w:pBdr>
+        <w:spacing w:after="200" w:before="200"/>
+      </w:pPr>
+      <w:r>
+        <w:t xml:space="preserve"/>
+      </w:r>
+    </w:p>
+    <w:p>
+      <w:pPr>
+        <w:pStyle w:val="Heading2"/>
+        <w:spacing w:after="120" w:before="300"/>
+      </w:pPr>
+      <w:r>
+        <w:rPr>
+          <w:b/>
+          <w:bCs/>
+          <w:color w:val="0F766E"/>
+        </w:rPr>
+        <w:t xml:space="preserve">Troubleshooting</w:t>
+      </w:r>
+    </w:p>
+    <w:tbl>
+      <w:tblPr>
+        <w:tblW w:type="pct" w:w="100%"/>
+        <w:tblBorders>
+          <w:top w:val="single" w:color="auto" w:sz="4"/>
+          <w:left w:val="single" w:color="auto" w:sz="4"/>
+          <w:bottom w:val="single" w:color="auto" w:sz="4"/>
+          <w:right w:val="single" w:color="auto" w:sz="4"/>
+          <w:insideH w:val="single" w:color="auto" w:sz="4"/>
+          <w:insideV w:val="single" w:color="auto" w:sz="4"/>
+        </w:tblBorders>
+      </w:tblPr>
+      <w:tblGrid>
+        <w:gridCol w:w="100"/>
+        <w:gridCol w:w="100"/>
+      </w:tblGrid>
+      <w:tr>
+        <w:trPr>
+          <w:tblHeader/>
+        </w:trPr>
+        <w:tc>
+          <w:tcPr>
+            <w:shd w:fill="F3F4F6" w:val="clear"/>
+            <w:tcMar>
+              <w:top w:type="dxa" w:w="80"/>
+              <w:left w:type="dxa" w:w="120"/>
+              <w:bottom w:type="dxa" w:w="80"/>
+              <w:right w:type="dxa" w:w="120"/>
+            </w:tcMar>
+          </w:tcPr>
+          <w:p>
+            <w:pPr>
+              <w:spacing w:after="0" w:line="252"/>
+            </w:pPr>
+            <w:r>
+              <w:rPr>
+                <w:b/>
+                <w:bCs/>
+                <w:color w:val="111827"/>
+                <w:sz w:val="19"/>
+                <w:szCs w:val="19"/>
+              </w:rPr>
+              <w:t xml:space="preserve">What you see</w:t>
+            </w:r>
+          </w:p>
+        </w:tc>
+        <w:tc>
+          <w:tcPr>
+            <w:shd w:fill="F3F4F6" w:val="clear"/>
+            <w:tcMar>
+              <w:top w:type="dxa" w:w="80"/>
+              <w:left w:type="dxa" w:w="120"/>
+              <w:bottom w:type="dxa" w:w="80"/>
+              <w:right w:type="dxa" w:w="120"/>
+            </w:tcMar>
+          </w:tcPr>
+          <w:p>
+            <w:pPr>
+              <w:spacing w:after="0" w:line="252"/>
+            </w:pPr>
+            <w:r>
+              <w:rPr>
+                <w:b/>
+                <w:bCs/>
+                <w:color w:val="111827"/>
+                <w:sz w:val="19"/>
+                <w:szCs w:val="19"/>
+              </w:rPr>
+              <w:t xml:space="preserve">What it is</w:t>
+            </w:r>
+          </w:p>
+        </w:tc>
+      </w:tr>
+      <w:tr>
+        <w:tc>
+          <w:tcPr>
+            <w:tcMar>
+              <w:top w:type="dxa" w:w="80"/>
+              <w:left w:type="dxa" w:w="120"/>
+              <w:bottom w:type="dxa" w:w="80"/>
+              <w:right w:type="dxa" w:w="120"/>
+            </w:tcMar>
+          </w:tcPr>
+          <w:p>
+            <w:pPr>
+              <w:spacing w:after="0" w:line="252"/>
+            </w:pPr>
             <w:r>
               <w:rPr>
                 <w:b w:val="false"/>
@@ -3027,8 +3686,43 @@
                 <w:sz w:val="20"/>
                 <w:szCs w:val="20"/>
               </w:rPr>
-              <w:t xml:space="preserve"> puts all three in </w:t>
-            </w:r>
+              <w:t xml:space="preserve">Deploy log: migration fails on an </w:t>
+            </w:r>
+            <w:r>
+              <w:rPr>
+                <w:b w:val="false"/>
+                <w:bCs w:val="false"/>
+                <w:color w:val="111827"/>
+                <w:sz w:val="20"/>
+                <w:szCs w:val="20"/>
+              </w:rPr>
+              <w:t xml:space="preserve">advisory lock</w:t>
+            </w:r>
+            <w:r>
+              <w:rPr>
+                <w:b w:val="false"/>
+                <w:bCs w:val="false"/>
+                <w:color w:val="111827"/>
+                <w:sz w:val="20"/>
+                <w:szCs w:val="20"/>
+              </w:rPr>
+              <w:t xml:space="preserve">, or hangs then times out</w:t>
+            </w:r>
+          </w:p>
+        </w:tc>
+        <w:tc>
+          <w:tcPr>
+            <w:tcMar>
+              <w:top w:type="dxa" w:w="80"/>
+              <w:left w:type="dxa" w:w="120"/>
+              <w:bottom w:type="dxa" w:w="80"/>
+              <w:right w:type="dxa" w:w="120"/>
+            </w:tcMar>
+          </w:tcPr>
+          <w:p>
+            <w:pPr>
+              <w:spacing w:after="0" w:line="252"/>
+            </w:pPr>
             <w:r>
               <w:rPr>
                 <w:rFonts w:ascii="Consolas" w:cs="Consolas" w:eastAsia="Consolas" w:hAnsi="Consolas"/>
@@ -3038,7 +3732,7 @@
                 <w:sz w:val="19"/>
                 <w:szCs w:val="19"/>
               </w:rPr>
-              <w:t xml:space="preserve">frankfurt</w:t>
+              <w:t xml:space="preserve">DIRECT_URL</w:t>
             </w:r>
             <w:r>
               <w:rPr>
@@ -3048,7 +3742,288 @@
                 <w:sz w:val="20"/>
                 <w:szCs w:val="20"/>
               </w:rPr>
-              <w:t xml:space="preserve">; if you changed one, change them all.</w:t>
+              <w:t xml:space="preserve"> is pointing at the pooled endpoint. It must be the host </w:t>
+            </w:r>
+            <w:r>
+              <w:rPr>
+                <w:b w:val="false"/>
+                <w:bCs w:val="false"/>
+                <w:color w:val="111827"/>
+                <w:sz w:val="20"/>
+                <w:szCs w:val="20"/>
+              </w:rPr>
+              <w:t xml:space="preserve">without</w:t>
+            </w:r>
+            <w:r>
+              <w:rPr>
+                <w:b w:val="false"/>
+                <w:bCs w:val="false"/>
+                <w:color w:val="111827"/>
+                <w:sz w:val="20"/>
+                <w:szCs w:val="20"/>
+              </w:rPr>
+              <w:t xml:space="preserve"> </w:t>
+            </w:r>
+            <w:r>
+              <w:rPr>
+                <w:rFonts w:ascii="Consolas" w:cs="Consolas" w:eastAsia="Consolas" w:hAnsi="Consolas"/>
+                <w:b w:val="false"/>
+                <w:bCs w:val="false"/>
+                <w:color w:val="111827"/>
+                <w:sz w:val="19"/>
+                <w:szCs w:val="19"/>
+              </w:rPr>
+              <w:t xml:space="preserve">-pooler</w:t>
+            </w:r>
+            <w:r>
+              <w:rPr>
+                <w:b w:val="false"/>
+                <w:bCs w:val="false"/>
+                <w:color w:val="111827"/>
+                <w:sz w:val="20"/>
+                <w:szCs w:val="20"/>
+              </w:rPr>
+              <w:t xml:space="preserve">. This is the most common failure of this setup.</w:t>
+            </w:r>
+          </w:p>
+        </w:tc>
+      </w:tr>
+      <w:tr>
+        <w:tc>
+          <w:tcPr>
+            <w:tcMar>
+              <w:top w:type="dxa" w:w="80"/>
+              <w:left w:type="dxa" w:w="120"/>
+              <w:bottom w:type="dxa" w:w="80"/>
+              <w:right w:type="dxa" w:w="120"/>
+            </w:tcMar>
+          </w:tcPr>
+          <w:p>
+            <w:pPr>
+              <w:spacing w:after="0" w:line="252"/>
+            </w:pPr>
+            <w:r>
+              <w:rPr>
+                <w:b w:val="false"/>
+                <w:bCs w:val="false"/>
+                <w:color w:val="111827"/>
+                <w:sz w:val="20"/>
+                <w:szCs w:val="20"/>
+              </w:rPr>
+              <w:t xml:space="preserve">Deploy log: </w:t>
+            </w:r>
+            <w:r>
+              <w:rPr>
+                <w:rFonts w:ascii="Consolas" w:cs="Consolas" w:eastAsia="Consolas" w:hAnsi="Consolas"/>
+                <w:b w:val="false"/>
+                <w:bCs w:val="false"/>
+                <w:color w:val="111827"/>
+                <w:sz w:val="19"/>
+                <w:szCs w:val="19"/>
+              </w:rPr>
+              <w:t xml:space="preserve">Can't reach database server</w:t>
+            </w:r>
+          </w:p>
+        </w:tc>
+        <w:tc>
+          <w:tcPr>
+            <w:tcMar>
+              <w:top w:type="dxa" w:w="80"/>
+              <w:left w:type="dxa" w:w="120"/>
+              <w:bottom w:type="dxa" w:w="80"/>
+              <w:right w:type="dxa" w:w="120"/>
+            </w:tcMar>
+          </w:tcPr>
+          <w:p>
+            <w:pPr>
+              <w:spacing w:after="0" w:line="252"/>
+            </w:pPr>
+            <w:r>
+              <w:rPr>
+                <w:b w:val="false"/>
+                <w:bCs w:val="false"/>
+                <w:color w:val="111827"/>
+                <w:sz w:val="20"/>
+                <w:szCs w:val="20"/>
+              </w:rPr>
+              <w:t xml:space="preserve">Check </w:t>
+            </w:r>
+            <w:r>
+              <w:rPr>
+                <w:rFonts w:ascii="Consolas" w:cs="Consolas" w:eastAsia="Consolas" w:hAnsi="Consolas"/>
+                <w:b w:val="false"/>
+                <w:bCs w:val="false"/>
+                <w:color w:val="111827"/>
+                <w:sz w:val="19"/>
+                <w:szCs w:val="19"/>
+              </w:rPr>
+              <w:t xml:space="preserve">DATABASE_URL</w:t>
+            </w:r>
+            <w:r>
+              <w:rPr>
+                <w:b w:val="false"/>
+                <w:bCs w:val="false"/>
+                <w:color w:val="111827"/>
+                <w:sz w:val="20"/>
+                <w:szCs w:val="20"/>
+              </w:rPr>
+              <w:t xml:space="preserve"> was pasted whole — Neon's strings are long and easy to truncate — and that the Neon project is not suspended.</w:t>
+            </w:r>
+          </w:p>
+        </w:tc>
+      </w:tr>
+      <w:tr>
+        <w:tc>
+          <w:tcPr>
+            <w:tcMar>
+              <w:top w:type="dxa" w:w="80"/>
+              <w:left w:type="dxa" w:w="120"/>
+              <w:bottom w:type="dxa" w:w="80"/>
+              <w:right w:type="dxa" w:w="120"/>
+            </w:tcMar>
+          </w:tcPr>
+          <w:p>
+            <w:pPr>
+              <w:spacing w:after="0" w:line="252"/>
+            </w:pPr>
+            <w:r>
+              <w:rPr>
+                <w:b w:val="false"/>
+                <w:bCs w:val="false"/>
+                <w:color w:val="111827"/>
+                <w:sz w:val="20"/>
+                <w:szCs w:val="20"/>
+              </w:rPr>
+              <w:t xml:space="preserve">API deploy fails, log says it cannot reach the </w:t>
+            </w:r>
+            <w:r>
+              <w:rPr>
+                <w:b w:val="false"/>
+                <w:bCs w:val="false"/>
+                <w:color w:val="111827"/>
+                <w:sz w:val="20"/>
+                <w:szCs w:val="20"/>
+              </w:rPr>
+              <w:t xml:space="preserve">key value store</w:t>
+            </w:r>
+          </w:p>
+        </w:tc>
+        <w:tc>
+          <w:tcPr>
+            <w:tcMar>
+              <w:top w:type="dxa" w:w="80"/>
+              <w:left w:type="dxa" w:w="120"/>
+              <w:bottom w:type="dxa" w:w="80"/>
+              <w:right w:type="dxa" w:w="120"/>
+            </w:tcMar>
+          </w:tcPr>
+          <w:p>
+            <w:pPr>
+              <w:spacing w:after="0" w:line="252"/>
+            </w:pPr>
+            <w:r>
+              <w:rPr>
+                <w:b w:val="false"/>
+                <w:bCs w:val="false"/>
+                <w:color w:val="111827"/>
+                <w:sz w:val="20"/>
+                <w:szCs w:val="20"/>
+              </w:rPr>
+              <w:t xml:space="preserve">Render's private network is per-region. </w:t>
+            </w:r>
+            <w:r>
+              <w:rPr>
+                <w:rFonts w:ascii="Consolas" w:cs="Consolas" w:eastAsia="Consolas" w:hAnsi="Consolas"/>
+                <w:b w:val="false"/>
+                <w:bCs w:val="false"/>
+                <w:color w:val="111827"/>
+                <w:sz w:val="19"/>
+                <w:szCs w:val="19"/>
+              </w:rPr>
+              <w:t xml:space="preserve">render.yaml</w:t>
+            </w:r>
+            <w:r>
+              <w:rPr>
+                <w:b w:val="false"/>
+                <w:bCs w:val="false"/>
+                <w:color w:val="111827"/>
+                <w:sz w:val="20"/>
+                <w:szCs w:val="20"/>
+              </w:rPr>
+              <w:t xml:space="preserve"> puts both in </w:t>
+            </w:r>
+            <w:r>
+              <w:rPr>
+                <w:rFonts w:ascii="Consolas" w:cs="Consolas" w:eastAsia="Consolas" w:hAnsi="Consolas"/>
+                <w:b w:val="false"/>
+                <w:bCs w:val="false"/>
+                <w:color w:val="111827"/>
+                <w:sz w:val="19"/>
+                <w:szCs w:val="19"/>
+              </w:rPr>
+              <w:t xml:space="preserve">frankfurt</w:t>
+            </w:r>
+            <w:r>
+              <w:rPr>
+                <w:b w:val="false"/>
+                <w:bCs w:val="false"/>
+                <w:color w:val="111827"/>
+                <w:sz w:val="20"/>
+                <w:szCs w:val="20"/>
+              </w:rPr>
+              <w:t xml:space="preserve">; if you changed one, change both.</w:t>
+            </w:r>
+          </w:p>
+        </w:tc>
+      </w:tr>
+      <w:tr>
+        <w:tc>
+          <w:tcPr>
+            <w:tcMar>
+              <w:top w:type="dxa" w:w="80"/>
+              <w:left w:type="dxa" w:w="120"/>
+              <w:bottom w:type="dxa" w:w="80"/>
+              <w:right w:type="dxa" w:w="120"/>
+            </w:tcMar>
+          </w:tcPr>
+          <w:p>
+            <w:pPr>
+              <w:spacing w:after="0" w:line="252"/>
+            </w:pPr>
+            <w:r>
+              <w:rPr>
+                <w:b w:val="false"/>
+                <w:bCs w:val="false"/>
+                <w:color w:val="111827"/>
+                <w:sz w:val="20"/>
+                <w:szCs w:val="20"/>
+              </w:rPr>
+              <w:t xml:space="preserve">Everything works but feels slow</w:t>
+            </w:r>
+          </w:p>
+        </w:tc>
+        <w:tc>
+          <w:tcPr>
+            <w:tcMar>
+              <w:top w:type="dxa" w:w="80"/>
+              <w:left w:type="dxa" w:w="120"/>
+              <w:bottom w:type="dxa" w:w="80"/>
+              <w:right w:type="dxa" w:w="120"/>
+            </w:tcMar>
+          </w:tcPr>
+          <w:p>
+            <w:pPr>
+              <w:spacing w:after="0" w:line="252"/>
+            </w:pPr>
+            <w:r>
+              <w:rPr>
+                <w:b w:val="false"/>
+                <w:bCs w:val="false"/>
+                <w:color w:val="111827"/>
+                <w:sz w:val="20"/>
+                <w:szCs w:val="20"/>
+              </w:rPr>
+              <w:t xml:space="preserve">Check the Neon project region is Frankfurt, not the US default.</w:t>
             </w:r>
           </w:p>
         </w:tc>

--- a/docs/word/DEPLOY.docx
+++ b/docs/word/DEPLOY.docx
@@ -228,7 +228,7 @@
         </w:rPr>
         <w:t xml:space="preserve">Sign up at </w:t>
       </w:r>
-      <w:hyperlink w:history="1" r:id="rIdp57dbbhzkdfy2ybl8fxo5">
+      <w:hyperlink w:history="1" r:id="rIdlugg17fgfcsepku3lnj0h">
         <w:r>
           <w:rPr>
             <w:rStyle w:val="Hyperlink"/>
@@ -380,7 +380,7 @@
           <w:sz w:val="21"/>
           <w:szCs w:val="21"/>
         </w:rPr>
-        <w:t xml:space="preserve">On the project dashboard find the </w:t>
+        <w:t xml:space="preserve">Hit </w:t>
       </w:r>
       <w:r>
         <w:rPr>
@@ -390,46 +390,15 @@
           <w:sz w:val="21"/>
           <w:szCs w:val="21"/>
         </w:rPr>
-        <w:t xml:space="preserve">connection string</w:t>
-      </w:r>
-      <w:r>
-        <w:rPr>
-          <w:color w:val="111827"/>
-          <w:sz w:val="21"/>
-          <w:szCs w:val="21"/>
-        </w:rPr>
-        <w:t xml:space="preserve"> panel and change the</w:t>
-      </w:r>
-    </w:p>
-    <w:p>
-      <w:pPr>
-        <w:spacing w:after="140" w:line="276"/>
-      </w:pPr>
-      <w:r>
-        <w:rPr>
-          <w:color w:val="111827"/>
-          <w:sz w:val="21"/>
-          <w:szCs w:val="21"/>
-        </w:rPr>
-        <w:t xml:space="preserve">dropdown from </w:t>
-      </w:r>
-      <w:r>
-        <w:rPr>
-          <w:i/>
-          <w:iCs/>
-          <w:color w:val="111827"/>
-          <w:sz w:val="21"/>
-          <w:szCs w:val="21"/>
-        </w:rPr>
-        <w:t xml:space="preserve">psql</w:t>
-      </w:r>
-      <w:r>
-        <w:rPr>
-          <w:color w:val="111827"/>
-          <w:sz w:val="21"/>
-          <w:szCs w:val="21"/>
-        </w:rPr>
-        <w:t xml:space="preserve"> to </w:t>
+        <w:t xml:space="preserve">Connect</w:t>
+      </w:r>
+      <w:r>
+        <w:rPr>
+          <w:color w:val="111827"/>
+          <w:sz w:val="21"/>
+          <w:szCs w:val="21"/>
+        </w:rPr>
+        <w:t xml:space="preserve">, set the framework dropdown to </w:t>
       </w:r>
       <w:r>
         <w:rPr>
@@ -447,7 +416,65 @@
           <w:sz w:val="21"/>
           <w:szCs w:val="21"/>
         </w:rPr>
-        <w:t xml:space="preserve">. Neon then prints exactly the two strings this app needs:</w:t>
+        <w:t xml:space="preserve">, leave</w:t>
+      </w:r>
+    </w:p>
+    <w:p>
+      <w:pPr>
+        <w:spacing w:after="140" w:line="276"/>
+      </w:pPr>
+      <w:r>
+        <w:rPr>
+          <w:b/>
+          <w:bCs/>
+          <w:color w:val="111827"/>
+          <w:sz w:val="21"/>
+          <w:szCs w:val="21"/>
+        </w:rPr>
+        <w:t xml:space="preserve">Connection pooling</w:t>
+      </w:r>
+      <w:r>
+        <w:rPr>
+          <w:color w:val="111827"/>
+          <w:sz w:val="21"/>
+          <w:szCs w:val="21"/>
+        </w:rPr>
+        <w:t xml:space="preserve"> on, and click </w:t>
+      </w:r>
+      <w:r>
+        <w:rPr>
+          <w:b/>
+          <w:bCs/>
+          <w:color w:val="111827"/>
+          <w:sz w:val="21"/>
+          <w:szCs w:val="21"/>
+        </w:rPr>
+        <w:t xml:space="preserve">Show password</w:t>
+      </w:r>
+      <w:r>
+        <w:rPr>
+          <w:color w:val="111827"/>
+          <w:sz w:val="21"/>
+          <w:szCs w:val="21"/>
+        </w:rPr>
+        <w:t xml:space="preserve">. Neon prints two strings, on the </w:t>
+      </w:r>
+      <w:r>
+        <w:rPr>
+          <w:rFonts w:ascii="Consolas" w:cs="Consolas" w:eastAsia="Consolas" w:hAnsi="Consolas"/>
+          <w:color w:val="111827"/>
+          <w:sz w:val="19"/>
+          <w:szCs w:val="19"/>
+        </w:rPr>
+        <w:t xml:space="preserve">.env</w:t>
+      </w:r>
+      <w:r>
+        <w:rPr>
+          <w:color w:val="111827"/>
+          <w:sz w:val="21"/>
+          <w:szCs w:val="21"/>
+        </w:rPr>
+        <w:t xml:space="preserve"> tab:</w:t>
       </w:r>
     </w:p>
     <w:p>
@@ -463,7 +490,7 @@
           <w:sz w:val="18"/>
           <w:szCs w:val="18"/>
         </w:rPr>
-        <w:t xml:space="preserve">   DATABASE_URL="postgresql://…@ep-xxx-pooler.eu-central-1.aws.neon.tech/…"</w:t>
+        <w:t xml:space="preserve">   DATABASE_URL="postgresql://…@ep-xxx-pooler.c-4.eu-central-1.aws.neon.tech/neondb?sslmode=require…"</w:t>
       </w:r>
     </w:p>
     <w:p>
@@ -479,20 +506,20 @@
           <w:sz w:val="18"/>
           <w:szCs w:val="18"/>
         </w:rPr>
-        <w:t xml:space="preserve">   DIRECT_URL="postgresql://…@ep-xxx.eu-central-1.aws.neon.tech/…"</w:t>
-      </w:r>
-    </w:p>
-    <w:p>
-      <w:pPr>
-        <w:spacing w:after="140" w:line="276"/>
-      </w:pPr>
-      <w:r>
-        <w:rPr>
-          <w:color w:val="111827"/>
-          <w:sz w:val="21"/>
-          <w:szCs w:val="21"/>
-        </w:rPr>
-        <w:t xml:space="preserve">Copy both somewhere for a minute. Note the difference: the first host has </w:t>
+        <w:t xml:space="preserve">   DATABASE_URL_UNPOOLED="postgresql://…@ep-xxx.c-4.eu-central-1.aws.neon.tech/neondb?sslmode=require…"</w:t>
+      </w:r>
+    </w:p>
+    <w:p>
+      <w:pPr>
+        <w:spacing w:after="140" w:line="276"/>
+      </w:pPr>
+      <w:r>
+        <w:rPr>
+          <w:color w:val="111827"/>
+          <w:sz w:val="21"/>
+          <w:szCs w:val="21"/>
+        </w:rPr>
+        <w:t xml:space="preserve">They are identical apart from </w:t>
       </w:r>
       <w:r>
         <w:rPr>
@@ -510,7 +537,7 @@
           <w:sz w:val="21"/>
           <w:szCs w:val="21"/>
         </w:rPr>
-        <w:t xml:space="preserve"> in it, the second does not.</w:t>
+        <w:t xml:space="preserve"> in the first host.</w:t>
       </w:r>
     </w:p>
     <w:p>
@@ -531,7 +558,7 @@
           <w:sz w:val="21"/>
           <w:szCs w:val="21"/>
         </w:rPr>
-        <w:t xml:space="preserve">Why two?</w:t>
+        <w:t xml:space="preserve">Watch the name.</w:t>
       </w:r>
       <w:r>
         <w:rPr>
@@ -541,26 +568,7 @@
           <w:sz w:val="21"/>
           <w:szCs w:val="21"/>
         </w:rPr>
-        <w:t xml:space="preserve"> The pooled one is for the running app — Neon's compute scales to</w:t>
-      </w:r>
-    </w:p>
-    <w:p>
-      <w:pPr>
-        <w:pBdr>
-          <w:left w:val="single" w:color="0F766E" w:sz="12" w:space="12"/>
-        </w:pBdr>
-        <w:spacing w:after="140" w:line="276"/>
-        <w:ind w:left="360"/>
-      </w:pPr>
-      <w:r>
-        <w:rPr>
-          <w:i/>
-          <w:iCs/>
-          <w:color w:val="6B7280"/>
-          <w:sz w:val="21"/>
-          <w:szCs w:val="21"/>
-        </w:rPr>
-        <w:t xml:space="preserve">zero when idle and the pooler handles waking it. </w:t>
+        <w:t xml:space="preserve"> Neon calls the second one </w:t>
       </w:r>
       <w:r>
         <w:rPr>
@@ -571,7 +579,7 @@
           <w:sz w:val="19"/>
           <w:szCs w:val="19"/>
         </w:rPr>
-        <w:t xml:space="preserve">prisma migrate</w:t>
+        <w:t xml:space="preserve">DATABASE_URL_UNPOOLED</w:t>
       </w:r>
       <w:r>
         <w:rPr>
@@ -581,7 +589,7 @@
           <w:sz w:val="21"/>
           <w:szCs w:val="21"/>
         </w:rPr>
-        <w:t xml:space="preserve"> cannot use</w:t>
+        <w:t xml:space="preserve">; this app</w:t>
       </w:r>
     </w:p>
     <w:p>
@@ -600,7 +608,29 @@
           <w:sz w:val="21"/>
           <w:szCs w:val="21"/>
         </w:rPr>
-        <w:t xml:space="preserve">it, because it takes advisory locks that do not survive transaction-mode</w:t>
+        <w:t xml:space="preserve">calls it </w:t>
+      </w:r>
+      <w:r>
+        <w:rPr>
+          <w:b/>
+          <w:bCs/>
+          <w:i/>
+          <w:iCs/>
+          <w:color w:val="6B7280"/>
+          <w:sz w:val="21"/>
+          <w:szCs w:val="21"/>
+        </w:rPr>
+        <w:t xml:space="preserve">`DIRECT_URL`</w:t>
+      </w:r>
+      <w:r>
+        <w:rPr>
+          <w:i/>
+          <w:iCs/>
+          <w:color w:val="6B7280"/>
+          <w:sz w:val="21"/>
+          <w:szCs w:val="21"/>
+        </w:rPr>
+        <w:t xml:space="preserve">. Same value, different variable name — use ours when</w:t>
       </w:r>
     </w:p>
     <w:p>
@@ -619,7 +649,7 @@
           <w:sz w:val="21"/>
           <w:szCs w:val="21"/>
         </w:rPr>
-        <w:t xml:space="preserve">pooling. Give it the pooled URL and migrations fail at boot with a lock error</w:t>
+        <w:t xml:space="preserve">you paste into Render.</w:t>
       </w:r>
     </w:p>
     <w:p>
@@ -632,13 +662,25 @@
       </w:pPr>
       <w:r>
         <w:rPr>
+          <w:b/>
+          <w:bCs/>
           <w:i/>
           <w:iCs/>
           <w:color w:val="6B7280"/>
           <w:sz w:val="21"/>
           <w:szCs w:val="21"/>
         </w:rPr>
-        <w:t xml:space="preserve">that reads like a network fault. This is the single most common way to get</w:t>
+        <w:t xml:space="preserve">Why two?</w:t>
+      </w:r>
+      <w:r>
+        <w:rPr>
+          <w:i/>
+          <w:iCs/>
+          <w:color w:val="6B7280"/>
+          <w:sz w:val="21"/>
+          <w:szCs w:val="21"/>
+        </w:rPr>
+        <w:t xml:space="preserve"> The pooled endpoint is for the running app: Neon's compute scales</w:t>
       </w:r>
     </w:p>
     <w:p>
@@ -657,7 +699,195 @@
           <w:sz w:val="21"/>
           <w:szCs w:val="21"/>
         </w:rPr>
-        <w:t xml:space="preserve">this setup wrong.</w:t>
+        <w:t xml:space="preserve">to zero when idle and the pooler handles waking it and reconnecting. The direct</w:t>
+      </w:r>
+    </w:p>
+    <w:p>
+      <w:pPr>
+        <w:pBdr>
+          <w:left w:val="single" w:color="0F766E" w:sz="12" w:space="12"/>
+        </w:pBdr>
+        <w:spacing w:after="140" w:line="276"/>
+        <w:ind w:left="360"/>
+      </w:pPr>
+      <w:r>
+        <w:rPr>
+          <w:i/>
+          <w:iCs/>
+          <w:color w:val="6B7280"/>
+          <w:sz w:val="21"/>
+          <w:szCs w:val="21"/>
+        </w:rPr>
+        <w:t xml:space="preserve">one is for </w:t>
+      </w:r>
+      <w:r>
+        <w:rPr>
+          <w:rFonts w:ascii="Consolas" w:cs="Consolas" w:eastAsia="Consolas" w:hAnsi="Consolas"/>
+          <w:i/>
+          <w:iCs/>
+          <w:color w:val="6B7280"/>
+          <w:sz w:val="19"/>
+          <w:szCs w:val="19"/>
+        </w:rPr>
+        <w:t xml:space="preserve">prisma migrate</w:t>
+      </w:r>
+      <w:r>
+        <w:rPr>
+          <w:i/>
+          <w:iCs/>
+          <w:color w:val="6B7280"/>
+          <w:sz w:val="21"/>
+          <w:szCs w:val="21"/>
+        </w:rPr>
+        <w:t xml:space="preserve">, which issues DDL and takes advisory locks.</w:t>
+      </w:r>
+    </w:p>
+    <w:p>
+      <w:pPr>
+        <w:spacing w:after="140" w:line="276"/>
+      </w:pPr>
+      <w:r>
+        <w:rPr>
+          <w:color w:val="111827"/>
+          <w:sz w:val="21"/>
+          <w:szCs w:val="21"/>
+        </w:rPr>
+        <w:t xml:space="preserve">&gt;</w:t>
+      </w:r>
+    </w:p>
+    <w:p>
+      <w:pPr>
+        <w:pBdr>
+          <w:left w:val="single" w:color="0F766E" w:sz="12" w:space="12"/>
+        </w:pBdr>
+        <w:spacing w:after="140" w:line="276"/>
+        <w:ind w:left="360"/>
+      </w:pPr>
+      <w:r>
+        <w:rPr>
+          <w:i/>
+          <w:iCs/>
+          <w:color w:val="6B7280"/>
+          <w:sz w:val="21"/>
+          <w:szCs w:val="21"/>
+        </w:rPr>
+        <w:t xml:space="preserve">Neon's snippet says the direct URL is only needed on Prisma &lt; 5.10, and this</w:t>
+      </w:r>
+    </w:p>
+    <w:p>
+      <w:pPr>
+        <w:pBdr>
+          <w:left w:val="single" w:color="0F766E" w:sz="12" w:space="12"/>
+        </w:pBdr>
+        <w:spacing w:after="140" w:line="276"/>
+        <w:ind w:left="360"/>
+      </w:pPr>
+      <w:r>
+        <w:rPr>
+          <w:i/>
+          <w:iCs/>
+          <w:color w:val="6B7280"/>
+          <w:sz w:val="21"/>
+          <w:szCs w:val="21"/>
+        </w:rPr>
+        <w:t xml:space="preserve">project is on 5.22 — so strictly it would work without. Set it anyway. It is</w:t>
+      </w:r>
+    </w:p>
+    <w:p>
+      <w:pPr>
+        <w:pBdr>
+          <w:left w:val="single" w:color="0F766E" w:sz="12" w:space="12"/>
+        </w:pBdr>
+        <w:spacing w:after="140" w:line="276"/>
+        <w:ind w:left="360"/>
+      </w:pPr>
+      <w:r>
+        <w:rPr>
+          <w:i/>
+          <w:iCs/>
+          <w:color w:val="6B7280"/>
+          <w:sz w:val="21"/>
+          <w:szCs w:val="21"/>
+        </w:rPr>
+        <w:t xml:space="preserve">the configuration Prisma documents for a pooled database, it costs nothing, and</w:t>
+      </w:r>
+    </w:p>
+    <w:p>
+      <w:pPr>
+        <w:pBdr>
+          <w:left w:val="single" w:color="0F766E" w:sz="12" w:space="12"/>
+        </w:pBdr>
+        <w:spacing w:after="140" w:line="276"/>
+        <w:ind w:left="360"/>
+      </w:pPr>
+      <w:r>
+        <w:rPr>
+          <w:i/>
+          <w:iCs/>
+          <w:color w:val="6B7280"/>
+          <w:sz w:val="21"/>
+          <w:szCs w:val="21"/>
+        </w:rPr>
+        <w:t xml:space="preserve">it removes a class of migration failure rather than trusting the pooler to</w:t>
+      </w:r>
+    </w:p>
+    <w:p>
+      <w:pPr>
+        <w:pBdr>
+          <w:left w:val="single" w:color="0F766E" w:sz="12" w:space="12"/>
+        </w:pBdr>
+        <w:spacing w:after="140" w:line="276"/>
+        <w:ind w:left="360"/>
+      </w:pPr>
+      <w:r>
+        <w:rPr>
+          <w:i/>
+          <w:iCs/>
+          <w:color w:val="6B7280"/>
+          <w:sz w:val="21"/>
+          <w:szCs w:val="21"/>
+        </w:rPr>
+        <w:t xml:space="preserve">handle DDL correctly. </w:t>
+      </w:r>
+      <w:r>
+        <w:rPr>
+          <w:rFonts w:ascii="Consolas" w:cs="Consolas" w:eastAsia="Consolas" w:hAnsi="Consolas"/>
+          <w:i/>
+          <w:iCs/>
+          <w:color w:val="6B7280"/>
+          <w:sz w:val="19"/>
+          <w:szCs w:val="19"/>
+        </w:rPr>
+        <w:t xml:space="preserve">schema.prisma</w:t>
+      </w:r>
+      <w:r>
+        <w:rPr>
+          <w:i/>
+          <w:iCs/>
+          <w:color w:val="6B7280"/>
+          <w:sz w:val="21"/>
+          <w:szCs w:val="21"/>
+        </w:rPr>
+        <w:t xml:space="preserve"> declares it and the env check requires</w:t>
+      </w:r>
+    </w:p>
+    <w:p>
+      <w:pPr>
+        <w:pBdr>
+          <w:left w:val="single" w:color="0F766E" w:sz="12" w:space="12"/>
+        </w:pBdr>
+        <w:spacing w:after="140" w:line="276"/>
+        <w:ind w:left="360"/>
+      </w:pPr>
+      <w:r>
+        <w:rPr>
+          <w:i/>
+          <w:iCs/>
+          <w:color w:val="6B7280"/>
+          <w:sz w:val="21"/>
+          <w:szCs w:val="21"/>
+        </w:rPr>
+        <w:t xml:space="preserve">it.</w:t>
       </w:r>
     </w:p>
     <w:p>
@@ -732,7 +962,7 @@
         </w:rPr>
         <w:t xml:space="preserve">Sign up at </w:t>
       </w:r>
-      <w:hyperlink w:history="1" r:id="rIdlll48qjwdf-ojsg2ybitl">
+      <w:hyperlink w:history="1" r:id="rIdei9eo9qok90gtukqowa35">
         <w:r>
           <w:rPr>
             <w:rStyle w:val="Hyperlink"/>
@@ -2929,7 +3159,7 @@
         </w:rPr>
         <w:t xml:space="preserve"> Create a key at </w:t>
       </w:r>
-      <w:hyperlink w:history="1" r:id="rId-memu3bjmkotsft0xu2ij">
+      <w:hyperlink w:history="1" r:id="rId7ah9dj164vqgccap_vw7z">
         <w:r>
           <w:rPr>
             <w:rStyle w:val="Hyperlink"/>
@@ -3867,7 +4097,132 @@
                 <w:sz w:val="20"/>
                 <w:szCs w:val="20"/>
               </w:rPr>
-              <w:t xml:space="preserve"> was pasted whole — Neon's strings are long and easy to truncate — and that the Neon project is not suspended.</w:t>
+              <w:t xml:space="preserve"> was pasted whole — Neon's strings are long and easy to truncate — and that you clicked </w:t>
+            </w:r>
+            <w:r>
+              <w:rPr>
+                <w:b w:val="false"/>
+                <w:bCs w:val="false"/>
+                <w:color w:val="111827"/>
+                <w:sz w:val="20"/>
+                <w:szCs w:val="20"/>
+              </w:rPr>
+              <w:t xml:space="preserve">Show password</w:t>
+            </w:r>
+            <w:r>
+              <w:rPr>
+                <w:b w:val="false"/>
+                <w:bCs w:val="false"/>
+                <w:color w:val="111827"/>
+                <w:sz w:val="20"/>
+                <w:szCs w:val="20"/>
+              </w:rPr>
+              <w:t xml:space="preserve"> first, so it is the real password and not a row of asterisks.</w:t>
+            </w:r>
+          </w:p>
+        </w:tc>
+      </w:tr>
+      <w:tr>
+        <w:tc>
+          <w:tcPr>
+            <w:tcMar>
+              <w:top w:type="dxa" w:w="80"/>
+              <w:left w:type="dxa" w:w="120"/>
+              <w:bottom w:type="dxa" w:w="80"/>
+              <w:right w:type="dxa" w:w="120"/>
+            </w:tcMar>
+          </w:tcPr>
+          <w:p>
+            <w:pPr>
+              <w:spacing w:after="0" w:line="252"/>
+            </w:pPr>
+            <w:r>
+              <w:rPr>
+                <w:b w:val="false"/>
+                <w:bCs w:val="false"/>
+                <w:color w:val="111827"/>
+                <w:sz w:val="20"/>
+                <w:szCs w:val="20"/>
+              </w:rPr>
+              <w:t xml:space="preserve">Deploy log complains about an unrecognised parameter, mentioning </w:t>
+            </w:r>
+            <w:r>
+              <w:rPr>
+                <w:rFonts w:ascii="Consolas" w:cs="Consolas" w:eastAsia="Consolas" w:hAnsi="Consolas"/>
+                <w:b w:val="false"/>
+                <w:bCs w:val="false"/>
+                <w:color w:val="111827"/>
+                <w:sz w:val="19"/>
+                <w:szCs w:val="19"/>
+              </w:rPr>
+              <w:t xml:space="preserve">channel_binding</w:t>
+            </w:r>
+          </w:p>
+        </w:tc>
+        <w:tc>
+          <w:tcPr>
+            <w:tcMar>
+              <w:top w:type="dxa" w:w="80"/>
+              <w:left w:type="dxa" w:w="120"/>
+              <w:bottom w:type="dxa" w:w="80"/>
+              <w:right w:type="dxa" w:w="120"/>
+            </w:tcMar>
+          </w:tcPr>
+          <w:p>
+            <w:pPr>
+              <w:spacing w:after="0" w:line="252"/>
+            </w:pPr>
+            <w:r>
+              <w:rPr>
+                <w:b w:val="false"/>
+                <w:bCs w:val="false"/>
+                <w:color w:val="111827"/>
+                <w:sz w:val="20"/>
+                <w:szCs w:val="20"/>
+              </w:rPr>
+              <w:t xml:space="preserve">Neon appends </w:t>
+            </w:r>
+            <w:r>
+              <w:rPr>
+                <w:rFonts w:ascii="Consolas" w:cs="Consolas" w:eastAsia="Consolas" w:hAnsi="Consolas"/>
+                <w:b w:val="false"/>
+                <w:bCs w:val="false"/>
+                <w:color w:val="111827"/>
+                <w:sz w:val="19"/>
+                <w:szCs w:val="19"/>
+              </w:rPr>
+              <w:t xml:space="preserve">&amp;channel_binding=require</w:t>
+            </w:r>
+            <w:r>
+              <w:rPr>
+                <w:b w:val="false"/>
+                <w:bCs w:val="false"/>
+                <w:color w:val="111827"/>
+                <w:sz w:val="20"/>
+                <w:szCs w:val="20"/>
+              </w:rPr>
+              <w:t xml:space="preserve"> to its strings. If Prisma objects, delete that parameter from both URLs. </w:t>
+            </w:r>
+            <w:r>
+              <w:rPr>
+                <w:rFonts w:ascii="Consolas" w:cs="Consolas" w:eastAsia="Consolas" w:hAnsi="Consolas"/>
+                <w:b w:val="false"/>
+                <w:bCs w:val="false"/>
+                <w:color w:val="111827"/>
+                <w:sz w:val="19"/>
+                <w:szCs w:val="19"/>
+              </w:rPr>
+              <w:t xml:space="preserve">sslmode=require</w:t>
+            </w:r>
+            <w:r>
+              <w:rPr>
+                <w:b w:val="false"/>
+                <w:bCs w:val="false"/>
+                <w:color w:val="111827"/>
+                <w:sz w:val="20"/>
+                <w:szCs w:val="20"/>
+              </w:rPr>
+              <w:t xml:space="preserve"> is the one that matters.</w:t>
             </w:r>
           </w:p>
         </w:tc>

--- a/docs/word/DEPLOY.docx
+++ b/docs/word/DEPLOY.docx
@@ -228,7 +228,7 @@
         </w:rPr>
         <w:t xml:space="preserve">Sign up at </w:t>
       </w:r>
-      <w:hyperlink w:history="1" r:id="rIdlugg17fgfcsepku3lnj0h">
+      <w:hyperlink w:history="1" r:id="rIdsvoj5baf0oke3jj2iadaf">
         <w:r>
           <w:rPr>
             <w:rStyle w:val="Hyperlink"/>
@@ -962,7 +962,7 @@
         </w:rPr>
         <w:t xml:space="preserve">Sign up at </w:t>
       </w:r>
-      <w:hyperlink w:history="1" r:id="rIdei9eo9qok90gtukqowa35">
+      <w:hyperlink w:history="1" r:id="rIdvlu4iqag5ohltlinasqe8">
         <w:r>
           <w:rPr>
             <w:rStyle w:val="Hyperlink"/>
@@ -3159,7 +3159,7 @@
         </w:rPr>
         <w:t xml:space="preserve"> Create a key at </w:t>
       </w:r>
-      <w:hyperlink w:history="1" r:id="rId7ah9dj164vqgccap_vw7z">
+      <w:hyperlink w:history="1" r:id="rIdpugd4abpnhgbazwf-t_tn">
         <w:r>
           <w:rPr>
             <w:rStyle w:val="Hyperlink"/>

--- a/docs/word/DEPLOY.docx
+++ b/docs/word/DEPLOY.docx
@@ -228,7 +228,7 @@
         </w:rPr>
         <w:t xml:space="preserve">Sign up at </w:t>
       </w:r>
-      <w:hyperlink w:history="1" r:id="rIdsvoj5baf0oke3jj2iadaf">
+      <w:hyperlink w:history="1" r:id="rIdyskwb_burmlez-iuhotfn">
         <w:r>
           <w:rPr>
             <w:rStyle w:val="Hyperlink"/>
@@ -962,7 +962,7 @@
         </w:rPr>
         <w:t xml:space="preserve">Sign up at </w:t>
       </w:r>
-      <w:hyperlink w:history="1" r:id="rIdvlu4iqag5ohltlinasqe8">
+      <w:hyperlink w:history="1" r:id="rIdk0fjxzat_-fvomniq_d6p">
         <w:r>
           <w:rPr>
             <w:rStyle w:val="Hyperlink"/>
@@ -1799,7 +1799,7 @@
           <w:sz w:val="21"/>
           <w:szCs w:val="21"/>
         </w:rPr>
-        <w:t xml:space="preserve">If Render says a name is taken</w:t>
+        <w:t xml:space="preserve">Expect a suffix.</w:t>
       </w:r>
       <w:r>
         <w:rPr>
@@ -1809,7 +1809,7 @@
           <w:sz w:val="21"/>
           <w:szCs w:val="21"/>
         </w:rPr>
-        <w:t xml:space="preserve">, it appends a suffix — you might get</w:t>
+        <w:t xml:space="preserve"> Service names are global across all of Render, and both</w:t>
       </w:r>
     </w:p>
     <w:p>
@@ -1829,7 +1829,7 @@
           <w:sz w:val="19"/>
           <w:szCs w:val="19"/>
         </w:rPr>
-        <w:t xml:space="preserve">bizpilot-api-a4f2</w:t>
+        <w:t xml:space="preserve">bizpilot-api</w:t>
       </w:r>
       <w:r>
         <w:rPr>
@@ -1839,17 +1839,18 @@
           <w:sz w:val="21"/>
           <w:szCs w:val="21"/>
         </w:rPr>
-        <w:t xml:space="preserve">. Fine, just use </w:t>
-      </w:r>
-      <w:r>
-        <w:rPr>
+        <w:t xml:space="preserve"> and </w:t>
+      </w:r>
+      <w:r>
+        <w:rPr>
+          <w:rFonts w:ascii="Consolas" w:cs="Consolas" w:eastAsia="Consolas" w:hAnsi="Consolas"/>
           <w:i/>
           <w:iCs/>
           <w:color w:val="6B7280"/>
-          <w:sz w:val="21"/>
-          <w:szCs w:val="21"/>
-        </w:rPr>
-        <w:t xml:space="preserve">your</w:t>
+          <w:sz w:val="19"/>
+          <w:szCs w:val="19"/>
+        </w:rPr>
+        <w:t xml:space="preserve">bizpilot-web</w:t>
       </w:r>
       <w:r>
         <w:rPr>
@@ -1859,7 +1860,7 @@
           <w:sz w:val="21"/>
           <w:szCs w:val="21"/>
         </w:rPr>
-        <w:t xml:space="preserve"> actual URLs everywhere below</w:t>
+        <w:t xml:space="preserve"> are already taken — so you will get</w:t>
       </w:r>
     </w:p>
     <w:p>
@@ -1878,7 +1879,97 @@
           <w:sz w:val="21"/>
           <w:szCs w:val="21"/>
         </w:rPr>
-        <w:t xml:space="preserve">instead of the example ones.</w:t>
+        <w:t xml:space="preserve">something like </w:t>
+      </w:r>
+      <w:r>
+        <w:rPr>
+          <w:rFonts w:ascii="Consolas" w:cs="Consolas" w:eastAsia="Consolas" w:hAnsi="Consolas"/>
+          <w:i/>
+          <w:iCs/>
+          <w:color w:val="6B7280"/>
+          <w:sz w:val="19"/>
+          <w:szCs w:val="19"/>
+        </w:rPr>
+        <w:t xml:space="preserve">bizpilot-api-si8e</w:t>
+      </w:r>
+      <w:r>
+        <w:rPr>
+          <w:i/>
+          <w:iCs/>
+          <w:color w:val="6B7280"/>
+          <w:sz w:val="21"/>
+          <w:szCs w:val="21"/>
+        </w:rPr>
+        <w:t xml:space="preserve"> and </w:t>
+      </w:r>
+      <w:r>
+        <w:rPr>
+          <w:rFonts w:ascii="Consolas" w:cs="Consolas" w:eastAsia="Consolas" w:hAnsi="Consolas"/>
+          <w:i/>
+          <w:iCs/>
+          <w:color w:val="6B7280"/>
+          <w:sz w:val="19"/>
+          <w:szCs w:val="19"/>
+        </w:rPr>
+        <w:t xml:space="preserve">bizpilot-web-mr4y</w:t>
+      </w:r>
+      <w:r>
+        <w:rPr>
+          <w:i/>
+          <w:iCs/>
+          <w:color w:val="6B7280"/>
+          <w:sz w:val="21"/>
+          <w:szCs w:val="21"/>
+        </w:rPr>
+        <w:t xml:space="preserve">, with </w:t>
+      </w:r>
+      <w:r>
+        <w:rPr>
+          <w:i/>
+          <w:iCs/>
+          <w:color w:val="6B7280"/>
+          <w:sz w:val="21"/>
+          <w:szCs w:val="21"/>
+        </w:rPr>
+        <w:t xml:space="preserve">different</w:t>
+      </w:r>
+    </w:p>
+    <w:p>
+      <w:pPr>
+        <w:pBdr>
+          <w:left w:val="single" w:color="0F766E" w:sz="12" w:space="12"/>
+        </w:pBdr>
+        <w:spacing w:after="140" w:line="276"/>
+        <w:ind w:left="360"/>
+      </w:pPr>
+      <w:r>
+        <w:rPr>
+          <w:i/>
+          <w:iCs/>
+          <w:color w:val="6B7280"/>
+          <w:sz w:val="21"/>
+          <w:szCs w:val="21"/>
+        </w:rPr>
+        <w:t xml:space="preserve">suffixes for each. Do not guess them and do not assume they match. Step 3</w:t>
+      </w:r>
+    </w:p>
+    <w:p>
+      <w:pPr>
+        <w:pBdr>
+          <w:left w:val="single" w:color="0F766E" w:sz="12" w:space="12"/>
+        </w:pBdr>
+        <w:spacing w:after="140" w:line="276"/>
+        <w:ind w:left="360"/>
+      </w:pPr>
+      <w:r>
+        <w:rPr>
+          <w:i/>
+          <w:iCs/>
+          <w:color w:val="6B7280"/>
+          <w:sz w:val="21"/>
+          <w:szCs w:val="21"/>
+        </w:rPr>
+        <w:t xml:space="preserve">exists to make you read the real ones off the dashboard.</w:t>
       </w:r>
     </w:p>
     <w:p>
@@ -2009,6 +2100,133 @@
           <w:color w:val="0F766E"/>
         </w:rPr>
         <w:t xml:space="preserve">4. Wire the two services to each other</w:t>
+      </w:r>
+    </w:p>
+    <w:p>
+      <w:pPr>
+        <w:pBdr>
+          <w:left w:val="single" w:color="0F766E" w:sz="12" w:space="12"/>
+        </w:pBdr>
+        <w:spacing w:after="140" w:line="276"/>
+        <w:ind w:left="360"/>
+      </w:pPr>
+      <w:r>
+        <w:rPr>
+          <w:i/>
+          <w:iCs/>
+          <w:color w:val="6B7280"/>
+          <w:sz w:val="21"/>
+          <w:szCs w:val="21"/>
+        </w:rPr>
+        <w:t xml:space="preserve">Once you know the real URLs, the tidier place for them is </w:t>
+      </w:r>
+      <w:r>
+        <w:rPr>
+          <w:rFonts w:ascii="Consolas" w:cs="Consolas" w:eastAsia="Consolas" w:hAnsi="Consolas"/>
+          <w:i/>
+          <w:iCs/>
+          <w:color w:val="6B7280"/>
+          <w:sz w:val="19"/>
+          <w:szCs w:val="19"/>
+        </w:rPr>
+        <w:t xml:space="preserve">render.yaml</w:t>
+      </w:r>
+    </w:p>
+    <w:p>
+      <w:pPr>
+        <w:pBdr>
+          <w:left w:val="single" w:color="0F766E" w:sz="12" w:space="12"/>
+        </w:pBdr>
+        <w:spacing w:after="140" w:line="276"/>
+        <w:ind w:left="360"/>
+      </w:pPr>
+      <w:r>
+        <w:rPr>
+          <w:i/>
+          <w:iCs/>
+          <w:color w:val="6B7280"/>
+          <w:sz w:val="21"/>
+          <w:szCs w:val="21"/>
+        </w:rPr>
+        <w:t xml:space="preserve">itself, as plain </w:t>
+      </w:r>
+      <w:r>
+        <w:rPr>
+          <w:rFonts w:ascii="Consolas" w:cs="Consolas" w:eastAsia="Consolas" w:hAnsi="Consolas"/>
+          <w:i/>
+          <w:iCs/>
+          <w:color w:val="6B7280"/>
+          <w:sz w:val="19"/>
+          <w:szCs w:val="19"/>
+        </w:rPr>
+        <w:t xml:space="preserve">value:</w:t>
+      </w:r>
+      <w:r>
+        <w:rPr>
+          <w:i/>
+          <w:iCs/>
+          <w:color w:val="6B7280"/>
+          <w:sz w:val="21"/>
+          <w:szCs w:val="21"/>
+        </w:rPr>
+        <w:t xml:space="preserve"> entries — that is what this repo now does. They are</w:t>
+      </w:r>
+    </w:p>
+    <w:p>
+      <w:pPr>
+        <w:pBdr>
+          <w:left w:val="single" w:color="0F766E" w:sz="12" w:space="12"/>
+        </w:pBdr>
+        <w:spacing w:after="140" w:line="276"/>
+        <w:ind w:left="360"/>
+      </w:pPr>
+      <w:r>
+        <w:rPr>
+          <w:i/>
+          <w:iCs/>
+          <w:color w:val="6B7280"/>
+          <w:sz w:val="21"/>
+          <w:szCs w:val="21"/>
+        </w:rPr>
+        <w:t xml:space="preserve">not secrets, they are facts about the deployment, and keeping them in the</w:t>
+      </w:r>
+    </w:p>
+    <w:p>
+      <w:pPr>
+        <w:pBdr>
+          <w:left w:val="single" w:color="0F766E" w:sz="12" w:space="12"/>
+        </w:pBdr>
+        <w:spacing w:after="140" w:line="276"/>
+        <w:ind w:left="360"/>
+      </w:pPr>
+      <w:r>
+        <w:rPr>
+          <w:i/>
+          <w:iCs/>
+          <w:color w:val="6B7280"/>
+          <w:sz w:val="21"/>
+          <w:szCs w:val="21"/>
+        </w:rPr>
+        <w:t xml:space="preserve">blueprint means a re-sync restores them instead of quietly reverting to blank.</w:t>
+      </w:r>
+    </w:p>
+    <w:p>
+      <w:pPr>
+        <w:pBdr>
+          <w:left w:val="single" w:color="0F766E" w:sz="12" w:space="12"/>
+        </w:pBdr>
+        <w:spacing w:after="140" w:line="276"/>
+        <w:ind w:left="360"/>
+      </w:pPr>
+      <w:r>
+        <w:rPr>
+          <w:i/>
+          <w:iCs/>
+          <w:color w:val="6B7280"/>
+          <w:sz w:val="21"/>
+          <w:szCs w:val="21"/>
+        </w:rPr>
+        <w:t xml:space="preserve">Change them there and push; the steps below are for setting them by hand.</w:t>
       </w:r>
     </w:p>
     <w:p>
@@ -3159,7 +3377,7 @@
         </w:rPr>
         <w:t xml:space="preserve"> Create a key at </w:t>
       </w:r>
-      <w:hyperlink w:history="1" r:id="rIdpugd4abpnhgbazwf-t_tn">
+      <w:hyperlink w:history="1" r:id="rIdoqtglkhx4sqkdxu7udknn">
         <w:r>
           <w:rPr>
             <w:rStyle w:val="Hyperlink"/>
@@ -4924,6 +5142,331 @@
                 <w:szCs w:val="20"/>
               </w:rPr>
               <w:t xml:space="preserve"> locally, commit the lock file, push.</w:t>
+            </w:r>
+          </w:p>
+        </w:tc>
+      </w:tr>
+      <w:tr>
+        <w:tc>
+          <w:tcPr>
+            <w:tcMar>
+              <w:top w:type="dxa" w:w="80"/>
+              <w:left w:type="dxa" w:w="120"/>
+              <w:bottom w:type="dxa" w:w="80"/>
+              <w:right w:type="dxa" w:w="120"/>
+            </w:tcMar>
+          </w:tcPr>
+          <w:p>
+            <w:pPr>
+              <w:spacing w:after="0" w:line="252"/>
+            </w:pPr>
+            <w:r>
+              <w:rPr>
+                <w:b w:val="false"/>
+                <w:bCs w:val="false"/>
+                <w:color w:val="111827"/>
+                <w:sz w:val="20"/>
+                <w:szCs w:val="20"/>
+              </w:rPr>
+              <w:t xml:space="preserve">Build fails compiling TypeScript with an error about a setting that works locally</w:t>
+            </w:r>
+          </w:p>
+        </w:tc>
+        <w:tc>
+          <w:tcPr>
+            <w:tcMar>
+              <w:top w:type="dxa" w:w="80"/>
+              <w:left w:type="dxa" w:w="120"/>
+              <w:bottom w:type="dxa" w:w="80"/>
+              <w:right w:type="dxa" w:w="120"/>
+            </w:tcMar>
+          </w:tcPr>
+          <w:p>
+            <w:pPr>
+              <w:spacing w:after="0" w:line="252"/>
+            </w:pPr>
+            <w:r>
+              <w:rPr>
+                <w:rFonts w:ascii="Consolas" w:cs="Consolas" w:eastAsia="Consolas" w:hAnsi="Consolas"/>
+                <w:b w:val="false"/>
+                <w:bCs w:val="false"/>
+                <w:color w:val="111827"/>
+                <w:sz w:val="19"/>
+                <w:szCs w:val="19"/>
+              </w:rPr>
+              <w:t xml:space="preserve">NODE_ENV=production</w:t>
+            </w:r>
+            <w:r>
+              <w:rPr>
+                <w:b w:val="false"/>
+                <w:bCs w:val="false"/>
+                <w:color w:val="111827"/>
+                <w:sz w:val="20"/>
+                <w:szCs w:val="20"/>
+              </w:rPr>
+              <w:t xml:space="preserve"> makes npm skip devDependencies at install time, so the project's own TypeScript is missing and </w:t>
+            </w:r>
+            <w:r>
+              <w:rPr>
+                <w:rFonts w:ascii="Consolas" w:cs="Consolas" w:eastAsia="Consolas" w:hAnsi="Consolas"/>
+                <w:b w:val="false"/>
+                <w:bCs w:val="false"/>
+                <w:color w:val="111827"/>
+                <w:sz w:val="19"/>
+                <w:szCs w:val="19"/>
+              </w:rPr>
+              <w:t xml:space="preserve">tsc</w:t>
+            </w:r>
+            <w:r>
+              <w:rPr>
+                <w:b w:val="false"/>
+                <w:bCs w:val="false"/>
+                <w:color w:val="111827"/>
+                <w:sz w:val="20"/>
+                <w:szCs w:val="20"/>
+              </w:rPr>
+              <w:t xml:space="preserve"> resolves to whatever is on the image's PATH. Both build commands pass </w:t>
+            </w:r>
+            <w:r>
+              <w:rPr>
+                <w:rFonts w:ascii="Consolas" w:cs="Consolas" w:eastAsia="Consolas" w:hAnsi="Consolas"/>
+                <w:b w:val="false"/>
+                <w:bCs w:val="false"/>
+                <w:color w:val="111827"/>
+                <w:sz w:val="19"/>
+                <w:szCs w:val="19"/>
+              </w:rPr>
+              <w:t xml:space="preserve">--include=dev</w:t>
+            </w:r>
+            <w:r>
+              <w:rPr>
+                <w:b w:val="false"/>
+                <w:bCs w:val="false"/>
+                <w:color w:val="111827"/>
+                <w:sz w:val="20"/>
+                <w:szCs w:val="20"/>
+              </w:rPr>
+              <w:t xml:space="preserve"> for this reason — do not remove it.</w:t>
+            </w:r>
+          </w:p>
+        </w:tc>
+      </w:tr>
+      <w:tr>
+        <w:tc>
+          <w:tcPr>
+            <w:tcMar>
+              <w:top w:type="dxa" w:w="80"/>
+              <w:left w:type="dxa" w:w="120"/>
+              <w:bottom w:type="dxa" w:w="80"/>
+              <w:right w:type="dxa" w:w="120"/>
+            </w:tcMar>
+          </w:tcPr>
+          <w:p>
+            <w:pPr>
+              <w:spacing w:after="0" w:line="252"/>
+            </w:pPr>
+            <w:r>
+              <w:rPr>
+                <w:b w:val="false"/>
+                <w:bCs w:val="false"/>
+                <w:color w:val="111827"/>
+                <w:sz w:val="20"/>
+                <w:szCs w:val="20"/>
+              </w:rPr>
+              <w:t xml:space="preserve">The app boots locally but not on Render, on a value Render generated</w:t>
+            </w:r>
+          </w:p>
+        </w:tc>
+        <w:tc>
+          <w:tcPr>
+            <w:tcMar>
+              <w:top w:type="dxa" w:w="80"/>
+              <w:left w:type="dxa" w:w="120"/>
+              <w:bottom w:type="dxa" w:w="80"/>
+              <w:right w:type="dxa" w:w="120"/>
+            </w:tcMar>
+          </w:tcPr>
+          <w:p>
+            <w:pPr>
+              <w:spacing w:after="0" w:line="252"/>
+            </w:pPr>
+            <w:r>
+              <w:rPr>
+                <w:rFonts w:ascii="Consolas" w:cs="Consolas" w:eastAsia="Consolas" w:hAnsi="Consolas"/>
+                <w:b w:val="false"/>
+                <w:bCs w:val="false"/>
+                <w:color w:val="111827"/>
+                <w:sz w:val="19"/>
+                <w:szCs w:val="19"/>
+              </w:rPr>
+              <w:t xml:space="preserve">fromService: { property: host }</w:t>
+            </w:r>
+            <w:r>
+              <w:rPr>
+                <w:b w:val="false"/>
+                <w:bCs w:val="false"/>
+                <w:color w:val="111827"/>
+                <w:sz w:val="20"/>
+                <w:szCs w:val="20"/>
+              </w:rPr>
+              <w:t xml:space="preserve"> yields a bare hostname, not a URL. </w:t>
+            </w:r>
+            <w:r>
+              <w:rPr>
+                <w:rFonts w:ascii="Consolas" w:cs="Consolas" w:eastAsia="Consolas" w:hAnsi="Consolas"/>
+                <w:b w:val="false"/>
+                <w:bCs w:val="false"/>
+                <w:color w:val="111827"/>
+                <w:sz w:val="19"/>
+                <w:szCs w:val="19"/>
+              </w:rPr>
+              <w:t xml:space="preserve">WEB_URL</w:t>
+            </w:r>
+            <w:r>
+              <w:rPr>
+                <w:b w:val="false"/>
+                <w:bCs w:val="false"/>
+                <w:color w:val="111827"/>
+                <w:sz w:val="20"/>
+                <w:szCs w:val="20"/>
+              </w:rPr>
+              <w:t xml:space="preserve"> and </w:t>
+            </w:r>
+            <w:r>
+              <w:rPr>
+                <w:rFonts w:ascii="Consolas" w:cs="Consolas" w:eastAsia="Consolas" w:hAnsi="Consolas"/>
+                <w:b w:val="false"/>
+                <w:bCs w:val="false"/>
+                <w:color w:val="111827"/>
+                <w:sz w:val="19"/>
+                <w:szCs w:val="19"/>
+              </w:rPr>
+              <w:t xml:space="preserve">API_URL</w:t>
+            </w:r>
+            <w:r>
+              <w:rPr>
+                <w:b w:val="false"/>
+                <w:bCs w:val="false"/>
+                <w:color w:val="111827"/>
+                <w:sz w:val="20"/>
+                <w:szCs w:val="20"/>
+              </w:rPr>
+              <w:t xml:space="preserve"> prefix </w:t>
+            </w:r>
+            <w:r>
+              <w:rPr>
+                <w:rFonts w:ascii="Consolas" w:cs="Consolas" w:eastAsia="Consolas" w:hAnsi="Consolas"/>
+                <w:b w:val="false"/>
+                <w:bCs w:val="false"/>
+                <w:color w:val="111827"/>
+                <w:sz w:val="19"/>
+                <w:szCs w:val="19"/>
+              </w:rPr>
+              <w:t xml:space="preserve">https://</w:t>
+            </w:r>
+            <w:r>
+              <w:rPr>
+                <w:b w:val="false"/>
+                <w:bCs w:val="false"/>
+                <w:color w:val="111827"/>
+                <w:sz w:val="20"/>
+                <w:szCs w:val="20"/>
+              </w:rPr>
+              <w:t xml:space="preserve"> themselves; anything new that needs a URL should too.</w:t>
+            </w:r>
+          </w:p>
+        </w:tc>
+      </w:tr>
+      <w:tr>
+        <w:tc>
+          <w:tcPr>
+            <w:tcMar>
+              <w:top w:type="dxa" w:w="80"/>
+              <w:left w:type="dxa" w:w="120"/>
+              <w:bottom w:type="dxa" w:w="80"/>
+              <w:right w:type="dxa" w:w="120"/>
+            </w:tcMar>
+          </w:tcPr>
+          <w:p>
+            <w:pPr>
+              <w:spacing w:after="0" w:line="252"/>
+            </w:pPr>
+            <w:r>
+              <w:rPr>
+                <w:b w:val="false"/>
+                <w:bCs w:val="false"/>
+                <w:color w:val="111827"/>
+                <w:sz w:val="20"/>
+                <w:szCs w:val="20"/>
+              </w:rPr>
+              <w:t xml:space="preserve">A deploy behaves differently from your machine for no clear reason</w:t>
+            </w:r>
+          </w:p>
+        </w:tc>
+        <w:tc>
+          <w:tcPr>
+            <w:tcMar>
+              <w:top w:type="dxa" w:w="80"/>
+              <w:left w:type="dxa" w:w="120"/>
+              <w:bottom w:type="dxa" w:w="80"/>
+              <w:right w:type="dxa" w:w="120"/>
+            </w:tcMar>
+          </w:tcPr>
+          <w:p>
+            <w:pPr>
+              <w:spacing w:after="0" w:line="252"/>
+            </w:pPr>
+            <w:r>
+              <w:rPr>
+                <w:b w:val="false"/>
+                <w:bCs w:val="false"/>
+                <w:color w:val="111827"/>
+                <w:sz w:val="20"/>
+                <w:szCs w:val="20"/>
+              </w:rPr>
+              <w:t xml:space="preserve">Check the Node version in the build log. </w:t>
+            </w:r>
+            <w:r>
+              <w:rPr>
+                <w:rFonts w:ascii="Consolas" w:cs="Consolas" w:eastAsia="Consolas" w:hAnsi="Consolas"/>
+                <w:b w:val="false"/>
+                <w:bCs w:val="false"/>
+                <w:color w:val="111827"/>
+                <w:sz w:val="19"/>
+                <w:szCs w:val="19"/>
+              </w:rPr>
+              <w:t xml:space="preserve">engines</w:t>
+            </w:r>
+            <w:r>
+              <w:rPr>
+                <w:b w:val="false"/>
+                <w:bCs w:val="false"/>
+                <w:color w:val="111827"/>
+                <w:sz w:val="20"/>
+                <w:szCs w:val="20"/>
+              </w:rPr>
+              <w:t xml:space="preserve"> is a floor, not a pin — </w:t>
+            </w:r>
+            <w:r>
+              <w:rPr>
+                <w:rFonts w:ascii="Consolas" w:cs="Consolas" w:eastAsia="Consolas" w:hAnsi="Consolas"/>
+                <w:b w:val="false"/>
+                <w:bCs w:val="false"/>
+                <w:color w:val="111827"/>
+                <w:sz w:val="19"/>
+                <w:szCs w:val="19"/>
+              </w:rPr>
+              <w:t xml:space="preserve">NODE_VERSION</w:t>
+            </w:r>
+            <w:r>
+              <w:rPr>
+                <w:b w:val="false"/>
+                <w:bCs w:val="false"/>
+                <w:color w:val="111827"/>
+                <w:sz w:val="20"/>
+                <w:szCs w:val="20"/>
+              </w:rPr>
+              <w:t xml:space="preserve"> is set to 22 on both services to stop the host picking something newer.</w:t>
             </w:r>
           </w:p>
         </w:tc>

--- a/docs/word/DEPLOY.docx
+++ b/docs/word/DEPLOY.docx
@@ -29,7 +29,7 @@
           <w:sz w:val="18"/>
           <w:szCs w:val="18"/>
         </w:rPr>
-        <w:t xml:space="preserve">Generated from the repository on 2026-08-06. The markdown source is authoritative.</w:t>
+        <w:t xml:space="preserve">Generated from the repository on 2026-08-09. The markdown source is authoritative.</w:t>
       </w:r>
     </w:p>
     <w:p>
@@ -228,7 +228,7 @@
         </w:rPr>
         <w:t xml:space="preserve">Sign up at </w:t>
       </w:r>
-      <w:hyperlink w:history="1" r:id="rIdyskwb_burmlez-iuhotfn">
+      <w:hyperlink w:history="1" r:id="rIdsixh2ngdtuxvtv8gjt6dy">
         <w:r>
           <w:rPr>
             <w:rStyle w:val="Hyperlink"/>
@@ -962,7 +962,7 @@
         </w:rPr>
         <w:t xml:space="preserve">Sign up at </w:t>
       </w:r>
-      <w:hyperlink w:history="1" r:id="rIdk0fjxzat_-fvomniq_d6p">
+      <w:hyperlink w:history="1" r:id="rIdfmtmoe-wwma5nyr2s0dku">
         <w:r>
           <w:rPr>
             <w:rStyle w:val="Hyperlink"/>
@@ -3377,7 +3377,7 @@
         </w:rPr>
         <w:t xml:space="preserve"> Create a key at </w:t>
       </w:r>
-      <w:hyperlink w:history="1" r:id="rIdoqtglkhx4sqkdxu7udknn">
+      <w:hyperlink w:history="1" r:id="rIdbbrbfaknkaswiea5bgd6z">
         <w:r>
           <w:rPr>
             <w:rStyle w:val="Hyperlink"/>

--- a/docs/word/DEPLOY.docx
+++ b/docs/word/DEPLOY.docx
@@ -29,7 +29,7 @@
           <w:sz w:val="18"/>
           <w:szCs w:val="18"/>
         </w:rPr>
-        <w:t xml:space="preserve">Generated from the repository on 2026-08-09. The markdown source is authoritative.</w:t>
+        <w:t xml:space="preserve">Generated from the repository on 2026-08-10. The markdown source is authoritative.</w:t>
       </w:r>
     </w:p>
     <w:p>
@@ -228,7 +228,7 @@
         </w:rPr>
         <w:t xml:space="preserve">Sign up at </w:t>
       </w:r>
-      <w:hyperlink w:history="1" r:id="rIdsixh2ngdtuxvtv8gjt6dy">
+      <w:hyperlink w:history="1" r:id="rId1qzd3mtdx-igvmokrmsbv">
         <w:r>
           <w:rPr>
             <w:rStyle w:val="Hyperlink"/>
@@ -962,7 +962,7 @@
         </w:rPr>
         <w:t xml:space="preserve">Sign up at </w:t>
       </w:r>
-      <w:hyperlink w:history="1" r:id="rIdfmtmoe-wwma5nyr2s0dku">
+      <w:hyperlink w:history="1" r:id="rIdb0rxu99kudzn8yb0bwo_j">
         <w:r>
           <w:rPr>
             <w:rStyle w:val="Hyperlink"/>
@@ -3377,7 +3377,7 @@
         </w:rPr>
         <w:t xml:space="preserve"> Create a key at </w:t>
       </w:r>
-      <w:hyperlink w:history="1" r:id="rIdbbrbfaknkaswiea5bgd6z">
+      <w:hyperlink w:history="1" r:id="rId-2p1svp9sibif__jeb9hh">
         <w:r>
           <w:rPr>
             <w:rStyle w:val="Hyperlink"/>

--- a/docs/word/DEPLOY.docx
+++ b/docs/word/DEPLOY.docx
@@ -29,7 +29,7 @@
           <w:sz w:val="18"/>
           <w:szCs w:val="18"/>
         </w:rPr>
-        <w:t xml:space="preserve">Generated from the repository on 2026-08-10. The markdown source is authoritative.</w:t>
+        <w:t xml:space="preserve">Generated from the repository on 2026-08-11. The markdown source is authoritative.</w:t>
       </w:r>
     </w:p>
     <w:p>
@@ -228,7 +228,7 @@
         </w:rPr>
         <w:t xml:space="preserve">Sign up at </w:t>
       </w:r>
-      <w:hyperlink w:history="1" r:id="rId1qzd3mtdx-igvmokrmsbv">
+      <w:hyperlink w:history="1" r:id="rIdk2ztdf_d4ospf8qaip2hg">
         <w:r>
           <w:rPr>
             <w:rStyle w:val="Hyperlink"/>
@@ -962,7 +962,7 @@
         </w:rPr>
         <w:t xml:space="preserve">Sign up at </w:t>
       </w:r>
-      <w:hyperlink w:history="1" r:id="rIdb0rxu99kudzn8yb0bwo_j">
+      <w:hyperlink w:history="1" r:id="rIddzaay83-6s-ruohluwgyy">
         <w:r>
           <w:rPr>
             <w:rStyle w:val="Hyperlink"/>
@@ -3377,7 +3377,7 @@
         </w:rPr>
         <w:t xml:space="preserve"> Create a key at </w:t>
       </w:r>
-      <w:hyperlink w:history="1" r:id="rId-2p1svp9sibif__jeb9hh">
+      <w:hyperlink w:history="1" r:id="rIdrni8nzsn7fbp6z6aiwgsd">
         <w:r>
           <w:rPr>
             <w:rStyle w:val="Hyperlink"/>
@@ -3497,25 +3497,29 @@
     </w:p>
     <w:p>
       <w:pPr>
-        <w:spacing w:after="140" w:line="276"/>
+        <w:pStyle w:val="Heading3"/>
+        <w:spacing w:after="120" w:before="300"/>
       </w:pPr>
       <w:r>
         <w:rPr>
           <w:b/>
           <w:bCs/>
           <w:color w:val="111827"/>
-          <w:sz w:val="21"/>
-          <w:szCs w:val="21"/>
-        </w:rPr>
-        <w:t xml:space="preserve">Taking payments.</w:t>
-      </w:r>
-      <w:r>
-        <w:rPr>
-          <w:color w:val="111827"/>
-          <w:sz w:val="21"/>
-          <w:szCs w:val="21"/>
-        </w:rPr>
-        <w:t xml:space="preserve"> From the Flutterwave dashboard set </w:t>
+        </w:rPr>
+        <w:t xml:space="preserve">Taking payments — MoMo, bank transfer and card</w:t>
+      </w:r>
+    </w:p>
+    <w:p>
+      <w:pPr>
+        <w:spacing w:after="140" w:line="276"/>
+      </w:pPr>
+      <w:r>
+        <w:rPr>
+          <w:color w:val="111827"/>
+          <w:sz w:val="21"/>
+          <w:szCs w:val="21"/>
+        </w:rPr>
+        <w:t xml:space="preserve">The integration is finished and already offers all three in Rwanda (</w:t>
       </w:r>
       <w:r>
         <w:rPr>
@@ -3524,49 +3528,61 @@
           <w:sz w:val="19"/>
           <w:szCs w:val="19"/>
         </w:rPr>
-        <w:t xml:space="preserve">FLUTTERWAVE_PUBLIC_KEY</w:t>
-      </w:r>
-      <w:r>
-        <w:rPr>
-          <w:color w:val="111827"/>
-          <w:sz w:val="21"/>
-          <w:szCs w:val="21"/>
-        </w:rPr>
-        <w:t xml:space="preserve"> and </w:t>
-      </w:r>
-      <w:r>
-        <w:rPr>
-          <w:rFonts w:ascii="Consolas" w:cs="Consolas" w:eastAsia="Consolas" w:hAnsi="Consolas"/>
-          <w:color w:val="111827"/>
-          <w:sz w:val="19"/>
-          <w:szCs w:val="19"/>
-        </w:rPr>
-        <w:t xml:space="preserve">FLUTTERWAVE_SECRET_KEY</w:t>
-      </w:r>
-      <w:r>
-        <w:rPr>
-          <w:color w:val="111827"/>
-          <w:sz w:val="21"/>
-          <w:szCs w:val="21"/>
-        </w:rPr>
-        <w:t xml:space="preserve">. Then invent a long random string, set it as </w:t>
-      </w:r>
-      <w:r>
-        <w:rPr>
-          <w:rFonts w:ascii="Consolas" w:cs="Consolas" w:eastAsia="Consolas" w:hAnsi="Consolas"/>
-          <w:color w:val="111827"/>
-          <w:sz w:val="19"/>
-          <w:szCs w:val="19"/>
-        </w:rPr>
-        <w:t xml:space="preserve">FLUTTERWAVE_WEBHOOK_HASH</w:t>
-      </w:r>
-      <w:r>
-        <w:rPr>
-          <w:color w:val="111827"/>
-          <w:sz w:val="21"/>
-          <w:szCs w:val="21"/>
-        </w:rPr>
-        <w:t xml:space="preserve">, and paste the same value into Flutterwave → Settings → Webhooks → </w:t>
+        <w:t xml:space="preserve">card,mobilemoneyrwanda,banktransfer</w:t>
+      </w:r>
+      <w:r>
+        <w:rPr>
+          <w:color w:val="111827"/>
+          <w:sz w:val="21"/>
+          <w:szCs w:val="21"/>
+        </w:rPr>
+        <w:t xml:space="preserve">). What follows is switching it on.</w:t>
+      </w:r>
+    </w:p>
+    <w:p>
+      <w:pPr>
+        <w:spacing w:after="140" w:line="276"/>
+      </w:pPr>
+      <w:r>
+        <w:rPr>
+          <w:b/>
+          <w:bCs/>
+          <w:color w:val="111827"/>
+          <w:sz w:val="21"/>
+          <w:szCs w:val="21"/>
+        </w:rPr>
+        <w:t xml:space="preserve">What costs nothing:</w:t>
+      </w:r>
+      <w:r>
+        <w:rPr>
+          <w:color w:val="111827"/>
+          <w:sz w:val="21"/>
+          <w:szCs w:val="21"/>
+        </w:rPr>
+        <w:t xml:space="preserve"> the Flutterwave account, test mode, and this entire setup. There is no monthly fee and no setup fee, and test mode is unlimited — you can demonstrate a customer paying an invoice by MoMo today, for nothing.</w:t>
+      </w:r>
+    </w:p>
+    <w:p>
+      <w:pPr>
+        <w:spacing w:after="140" w:line="276"/>
+      </w:pPr>
+      <w:r>
+        <w:rPr>
+          <w:b/>
+          <w:bCs/>
+          <w:color w:val="111827"/>
+          <w:sz w:val="21"/>
+          <w:szCs w:val="21"/>
+        </w:rPr>
+        <w:t xml:space="preserve">What is not free, and cannot be:</w:t>
+      </w:r>
+      <w:r>
+        <w:rPr>
+          <w:color w:val="111827"/>
+          <w:sz w:val="21"/>
+          <w:szCs w:val="21"/>
+        </w:rPr>
+        <w:t xml:space="preserve"> every payment processor takes a percentage of each transaction. That is how they exist. The important part is </w:t>
       </w:r>
       <w:r>
         <w:rPr>
@@ -3576,15 +3592,114 @@
           <w:sz w:val="21"/>
           <w:szCs w:val="21"/>
         </w:rPr>
-        <w:t xml:space="preserve">Secret hash</w:t>
-      </w:r>
-      <w:r>
-        <w:rPr>
-          <w:color w:val="111827"/>
-          <w:sz w:val="21"/>
-          <w:szCs w:val="21"/>
-        </w:rPr>
-        <w:t xml:space="preserve">. Point their webhook URL at:</w:t>
+        <w:t xml:space="preserve">when</w:t>
+      </w:r>
+      <w:r>
+        <w:rPr>
+          <w:color w:val="111827"/>
+          <w:sz w:val="21"/>
+          <w:szCs w:val="21"/>
+        </w:rPr>
+        <w:t xml:space="preserve"> you pay it — it comes out of money arriving, never out of your pocket, so there is no cost before there is revenue. Check Flutterwave's current Rwanda rates yourself; they differ by channel, and mobile money is usually cheaper than card.</w:t>
+      </w:r>
+    </w:p>
+    <w:p>
+      <w:pPr>
+        <w:pStyle w:val="Heading4"/>
+        <w:spacing w:after="120" w:before="300"/>
+      </w:pPr>
+      <w:r>
+        <w:rPr>
+          <w:b/>
+          <w:bCs/>
+          <w:color w:val="111827"/>
+        </w:rPr>
+        <w:t xml:space="preserve">Test mode — do this now, free</w:t>
+      </w:r>
+    </w:p>
+    <w:p>
+      <w:pPr>
+        <w:pStyle w:val="ListParagraph"/>
+        <w:numPr>
+          <w:ilvl w:val="0"/>
+          <w:numId w:val="2"/>
+        </w:numPr>
+        <w:spacing w:after="60" w:line="264"/>
+      </w:pPr>
+      <w:r>
+        <w:rPr>
+          <w:color w:val="111827"/>
+          <w:sz w:val="21"/>
+          <w:szCs w:val="21"/>
+        </w:rPr>
+        <w:t xml:space="preserve">Sign up at flutterwave.com. Dashboard → </w:t>
+      </w:r>
+      <w:r>
+        <w:rPr>
+          <w:b/>
+          <w:bCs/>
+          <w:color w:val="111827"/>
+          <w:sz w:val="21"/>
+          <w:szCs w:val="21"/>
+        </w:rPr>
+        <w:t xml:space="preserve">Settings → API Keys</w:t>
+      </w:r>
+      <w:r>
+        <w:rPr>
+          <w:color w:val="111827"/>
+          <w:sz w:val="21"/>
+          <w:szCs w:val="21"/>
+        </w:rPr>
+        <w:t xml:space="preserve">, and switch</w:t>
+      </w:r>
+    </w:p>
+    <w:p>
+      <w:pPr>
+        <w:spacing w:after="140" w:line="276"/>
+      </w:pPr>
+      <w:r>
+        <w:rPr>
+          <w:color w:val="111827"/>
+          <w:sz w:val="21"/>
+          <w:szCs w:val="21"/>
+        </w:rPr>
+        <w:t xml:space="preserve">the dashboard to </w:t>
+      </w:r>
+      <w:r>
+        <w:rPr>
+          <w:b/>
+          <w:bCs/>
+          <w:color w:val="111827"/>
+          <w:sz w:val="21"/>
+          <w:szCs w:val="21"/>
+        </w:rPr>
+        <w:t xml:space="preserve">Test mode</w:t>
+      </w:r>
+      <w:r>
+        <w:rPr>
+          <w:color w:val="111827"/>
+          <w:sz w:val="21"/>
+          <w:szCs w:val="21"/>
+        </w:rPr>
+        <w:t xml:space="preserve">. Test keys are issued immediately, with no verification.</w:t>
+      </w:r>
+    </w:p>
+    <w:p>
+      <w:pPr>
+        <w:pStyle w:val="ListParagraph"/>
+        <w:numPr>
+          <w:ilvl w:val="0"/>
+          <w:numId w:val="2"/>
+        </w:numPr>
+        <w:spacing w:after="60" w:line="264"/>
+      </w:pPr>
+      <w:r>
+        <w:rPr>
+          <w:color w:val="111827"/>
+          <w:sz w:val="21"/>
+          <w:szCs w:val="21"/>
+        </w:rPr>
+        <w:t xml:space="preserve">Generate a webhook secret of your own:</w:t>
       </w:r>
     </w:p>
     <w:p>
@@ -3600,20 +3715,301 @@
           <w:sz w:val="18"/>
           <w:szCs w:val="18"/>
         </w:rPr>
-        <w:t xml:space="preserve">https://bizpilot-api.onrender.com/api/webhooks/flutterwave</w:t>
-      </w:r>
-    </w:p>
-    <w:p>
-      <w:pPr>
-        <w:spacing w:after="140" w:line="276"/>
-      </w:pPr>
-      <w:r>
-        <w:rPr>
-          <w:color w:val="111827"/>
-          <w:sz w:val="21"/>
-          <w:szCs w:val="21"/>
-        </w:rPr>
-        <w:t xml:space="preserve">Use the </w:t>
+        <w:t xml:space="preserve">   node -e "console.log(require('crypto').randomBytes(32).toString('hex'))"</w:t>
+      </w:r>
+    </w:p>
+    <w:p>
+      <w:pPr>
+        <w:pStyle w:val="ListParagraph"/>
+        <w:numPr>
+          <w:ilvl w:val="0"/>
+          <w:numId w:val="2"/>
+        </w:numPr>
+        <w:spacing w:after="60" w:line="264"/>
+      </w:pPr>
+      <w:r>
+        <w:rPr>
+          <w:color w:val="111827"/>
+          <w:sz w:val="21"/>
+          <w:szCs w:val="21"/>
+        </w:rPr>
+        <w:t xml:space="preserve">On </w:t>
+      </w:r>
+      <w:r>
+        <w:rPr>
+          <w:rFonts w:ascii="Consolas" w:cs="Consolas" w:eastAsia="Consolas" w:hAnsi="Consolas"/>
+          <w:color w:val="111827"/>
+          <w:sz w:val="19"/>
+          <w:szCs w:val="19"/>
+        </w:rPr>
+        <w:t xml:space="preserve">bizpilot-api</w:t>
+      </w:r>
+      <w:r>
+        <w:rPr>
+          <w:color w:val="111827"/>
+          <w:sz w:val="21"/>
+          <w:szCs w:val="21"/>
+        </w:rPr>
+        <w:t xml:space="preserve"> → Environment, add three variables:</w:t>
+      </w:r>
+    </w:p>
+    <w:tbl>
+      <w:tblPr>
+        <w:tblW w:type="pct" w:w="100%"/>
+        <w:tblBorders>
+          <w:top w:val="single" w:color="auto" w:sz="4"/>
+          <w:left w:val="single" w:color="auto" w:sz="4"/>
+          <w:bottom w:val="single" w:color="auto" w:sz="4"/>
+          <w:right w:val="single" w:color="auto" w:sz="4"/>
+          <w:insideH w:val="single" w:color="auto" w:sz="4"/>
+          <w:insideV w:val="single" w:color="auto" w:sz="4"/>
+        </w:tblBorders>
+      </w:tblPr>
+      <w:tblGrid>
+        <w:gridCol w:w="100"/>
+        <w:gridCol w:w="100"/>
+      </w:tblGrid>
+      <w:tr>
+        <w:trPr>
+          <w:tblHeader/>
+        </w:trPr>
+        <w:tc>
+          <w:tcPr>
+            <w:shd w:fill="F3F4F6" w:val="clear"/>
+            <w:tcMar>
+              <w:top w:type="dxa" w:w="80"/>
+              <w:left w:type="dxa" w:w="120"/>
+              <w:bottom w:type="dxa" w:w="80"/>
+              <w:right w:type="dxa" w:w="120"/>
+            </w:tcMar>
+          </w:tcPr>
+          <w:p>
+            <w:pPr>
+              <w:spacing w:after="0" w:line="252"/>
+            </w:pPr>
+            <w:r>
+              <w:rPr>
+                <w:b/>
+                <w:bCs/>
+                <w:color w:val="111827"/>
+                <w:sz w:val="19"/>
+                <w:szCs w:val="19"/>
+              </w:rPr>
+              <w:t xml:space="preserve">Key</w:t>
+            </w:r>
+          </w:p>
+        </w:tc>
+        <w:tc>
+          <w:tcPr>
+            <w:shd w:fill="F3F4F6" w:val="clear"/>
+            <w:tcMar>
+              <w:top w:type="dxa" w:w="80"/>
+              <w:left w:type="dxa" w:w="120"/>
+              <w:bottom w:type="dxa" w:w="80"/>
+              <w:right w:type="dxa" w:w="120"/>
+            </w:tcMar>
+          </w:tcPr>
+          <w:p>
+            <w:pPr>
+              <w:spacing w:after="0" w:line="252"/>
+            </w:pPr>
+            <w:r>
+              <w:rPr>
+                <w:b/>
+                <w:bCs/>
+                <w:color w:val="111827"/>
+                <w:sz w:val="19"/>
+                <w:szCs w:val="19"/>
+              </w:rPr>
+              <w:t xml:space="preserve">Value</w:t>
+            </w:r>
+          </w:p>
+        </w:tc>
+      </w:tr>
+      <w:tr>
+        <w:tc>
+          <w:tcPr>
+            <w:tcMar>
+              <w:top w:type="dxa" w:w="80"/>
+              <w:left w:type="dxa" w:w="120"/>
+              <w:bottom w:type="dxa" w:w="80"/>
+              <w:right w:type="dxa" w:w="120"/>
+            </w:tcMar>
+          </w:tcPr>
+          <w:p>
+            <w:pPr>
+              <w:spacing w:after="0" w:line="252"/>
+            </w:pPr>
+            <w:r>
+              <w:rPr>
+                <w:rFonts w:ascii="Consolas" w:cs="Consolas" w:eastAsia="Consolas" w:hAnsi="Consolas"/>
+                <w:b w:val="false"/>
+                <w:bCs w:val="false"/>
+                <w:color w:val="111827"/>
+                <w:sz w:val="19"/>
+                <w:szCs w:val="19"/>
+              </w:rPr>
+              <w:t xml:space="preserve">FLUTTERWAVE_PUBLIC_KEY</w:t>
+            </w:r>
+          </w:p>
+        </w:tc>
+        <w:tc>
+          <w:tcPr>
+            <w:tcMar>
+              <w:top w:type="dxa" w:w="80"/>
+              <w:left w:type="dxa" w:w="120"/>
+              <w:bottom w:type="dxa" w:w="80"/>
+              <w:right w:type="dxa" w:w="120"/>
+            </w:tcMar>
+          </w:tcPr>
+          <w:p>
+            <w:pPr>
+              <w:spacing w:after="0" w:line="252"/>
+            </w:pPr>
+            <w:r>
+              <w:rPr>
+                <w:b w:val="false"/>
+                <w:bCs w:val="false"/>
+                <w:color w:val="111827"/>
+                <w:sz w:val="20"/>
+                <w:szCs w:val="20"/>
+              </w:rPr>
+              <w:t xml:space="preserve">test public key</w:t>
+            </w:r>
+          </w:p>
+        </w:tc>
+      </w:tr>
+      <w:tr>
+        <w:tc>
+          <w:tcPr>
+            <w:tcMar>
+              <w:top w:type="dxa" w:w="80"/>
+              <w:left w:type="dxa" w:w="120"/>
+              <w:bottom w:type="dxa" w:w="80"/>
+              <w:right w:type="dxa" w:w="120"/>
+            </w:tcMar>
+          </w:tcPr>
+          <w:p>
+            <w:pPr>
+              <w:spacing w:after="0" w:line="252"/>
+            </w:pPr>
+            <w:r>
+              <w:rPr>
+                <w:rFonts w:ascii="Consolas" w:cs="Consolas" w:eastAsia="Consolas" w:hAnsi="Consolas"/>
+                <w:b w:val="false"/>
+                <w:bCs w:val="false"/>
+                <w:color w:val="111827"/>
+                <w:sz w:val="19"/>
+                <w:szCs w:val="19"/>
+              </w:rPr>
+              <w:t xml:space="preserve">FLUTTERWAVE_SECRET_KEY</w:t>
+            </w:r>
+          </w:p>
+        </w:tc>
+        <w:tc>
+          <w:tcPr>
+            <w:tcMar>
+              <w:top w:type="dxa" w:w="80"/>
+              <w:left w:type="dxa" w:w="120"/>
+              <w:bottom w:type="dxa" w:w="80"/>
+              <w:right w:type="dxa" w:w="120"/>
+            </w:tcMar>
+          </w:tcPr>
+          <w:p>
+            <w:pPr>
+              <w:spacing w:after="0" w:line="252"/>
+            </w:pPr>
+            <w:r>
+              <w:rPr>
+                <w:b w:val="false"/>
+                <w:bCs w:val="false"/>
+                <w:color w:val="111827"/>
+                <w:sz w:val="20"/>
+                <w:szCs w:val="20"/>
+              </w:rPr>
+              <w:t xml:space="preserve">test secret key</w:t>
+            </w:r>
+          </w:p>
+        </w:tc>
+      </w:tr>
+      <w:tr>
+        <w:tc>
+          <w:tcPr>
+            <w:tcMar>
+              <w:top w:type="dxa" w:w="80"/>
+              <w:left w:type="dxa" w:w="120"/>
+              <w:bottom w:type="dxa" w:w="80"/>
+              <w:right w:type="dxa" w:w="120"/>
+            </w:tcMar>
+          </w:tcPr>
+          <w:p>
+            <w:pPr>
+              <w:spacing w:after="0" w:line="252"/>
+            </w:pPr>
+            <w:r>
+              <w:rPr>
+                <w:rFonts w:ascii="Consolas" w:cs="Consolas" w:eastAsia="Consolas" w:hAnsi="Consolas"/>
+                <w:b w:val="false"/>
+                <w:bCs w:val="false"/>
+                <w:color w:val="111827"/>
+                <w:sz w:val="19"/>
+                <w:szCs w:val="19"/>
+              </w:rPr>
+              <w:t xml:space="preserve">FLUTTERWAVE_WEBHOOK_HASH</w:t>
+            </w:r>
+          </w:p>
+        </w:tc>
+        <w:tc>
+          <w:tcPr>
+            <w:tcMar>
+              <w:top w:type="dxa" w:w="80"/>
+              <w:left w:type="dxa" w:w="120"/>
+              <w:bottom w:type="dxa" w:w="80"/>
+              <w:right w:type="dxa" w:w="120"/>
+            </w:tcMar>
+          </w:tcPr>
+          <w:p>
+            <w:pPr>
+              <w:spacing w:after="0" w:line="252"/>
+            </w:pPr>
+            <w:r>
+              <w:rPr>
+                <w:b w:val="false"/>
+                <w:bCs w:val="false"/>
+                <w:color w:val="111827"/>
+                <w:sz w:val="20"/>
+                <w:szCs w:val="20"/>
+              </w:rPr>
+              <w:t xml:space="preserve">the string from step 2</w:t>
+            </w:r>
+          </w:p>
+        </w:tc>
+      </w:tr>
+    </w:tbl>
+    <w:p>
+      <w:pPr>
+        <w:spacing w:after="160"/>
+      </w:pPr>
+      <w:r>
+        <w:t xml:space="preserve"/>
+      </w:r>
+    </w:p>
+    <w:p>
+      <w:pPr>
+        <w:pStyle w:val="ListParagraph"/>
+        <w:numPr>
+          <w:ilvl w:val="0"/>
+          <w:numId w:val="2"/>
+        </w:numPr>
+        <w:spacing w:after="60" w:line="264"/>
+      </w:pPr>
+      <w:r>
+        <w:rPr>
+          <w:color w:val="111827"/>
+          <w:sz w:val="21"/>
+          <w:szCs w:val="21"/>
+        </w:rPr>
+        <w:t xml:space="preserve">Flutterwave → </w:t>
       </w:r>
       <w:r>
         <w:rPr>
@@ -3623,15 +4019,268 @@
           <w:sz w:val="21"/>
           <w:szCs w:val="21"/>
         </w:rPr>
-        <w:t xml:space="preserve">test</w:t>
-      </w:r>
-      <w:r>
-        <w:rPr>
-          <w:color w:val="111827"/>
-          <w:sz w:val="21"/>
-          <w:szCs w:val="21"/>
-        </w:rPr>
-        <w:t xml:space="preserve"> keys until you have taken a real order end to end.</w:t>
+        <w:t xml:space="preserve">Settings → Webhooks</w:t>
+      </w:r>
+      <w:r>
+        <w:rPr>
+          <w:color w:val="111827"/>
+          <w:sz w:val="21"/>
+          <w:szCs w:val="21"/>
+        </w:rPr>
+        <w:t xml:space="preserve">:</w:t>
+      </w:r>
+    </w:p>
+    <w:p>
+      <w:pPr>
+        <w:pStyle w:val="ListParagraph"/>
+        <w:numPr>
+          <w:ilvl w:val="1"/>
+          <w:numId w:val="1"/>
+        </w:numPr>
+        <w:spacing w:after="60" w:line="264"/>
+      </w:pPr>
+      <w:r>
+        <w:rPr>
+          <w:color w:val="111827"/>
+          <w:sz w:val="21"/>
+          <w:szCs w:val="21"/>
+        </w:rPr>
+        <w:t xml:space="preserve">URL: </w:t>
+      </w:r>
+      <w:r>
+        <w:rPr>
+          <w:rFonts w:ascii="Consolas" w:cs="Consolas" w:eastAsia="Consolas" w:hAnsi="Consolas"/>
+          <w:color w:val="111827"/>
+          <w:sz w:val="19"/>
+          <w:szCs w:val="19"/>
+        </w:rPr>
+        <w:t xml:space="preserve">https://bizpilot-api-si8e.onrender.com/api/webhooks/flutterwave</w:t>
+      </w:r>
+    </w:p>
+    <w:p>
+      <w:pPr>
+        <w:pStyle w:val="ListParagraph"/>
+        <w:numPr>
+          <w:ilvl w:val="1"/>
+          <w:numId w:val="1"/>
+        </w:numPr>
+        <w:spacing w:after="60" w:line="264"/>
+      </w:pPr>
+      <w:r>
+        <w:rPr>
+          <w:color w:val="111827"/>
+          <w:sz w:val="21"/>
+          <w:szCs w:val="21"/>
+        </w:rPr>
+        <w:t xml:space="preserve">Secret hash: </w:t>
+      </w:r>
+      <w:r>
+        <w:rPr>
+          <w:b/>
+          <w:bCs/>
+          <w:color w:val="111827"/>
+          <w:sz w:val="21"/>
+          <w:szCs w:val="21"/>
+        </w:rPr>
+        <w:t xml:space="preserve">the same string as `FLUTTERWAVE_WEBHOOK_HASH`</w:t>
+      </w:r>
+    </w:p>
+    <w:p>
+      <w:pPr>
+        <w:spacing w:after="140" w:line="276"/>
+      </w:pPr>
+      <w:r>
+        <w:rPr>
+          <w:color w:val="111827"/>
+          <w:sz w:val="21"/>
+          <w:szCs w:val="21"/>
+        </w:rPr>
+        <w:t xml:space="preserve">They must match exactly. A missing or wrong hash means every webhook is rejected — which is the correct failure, since an unauthenticated webhook can credit a subscription.</w:t>
+      </w:r>
+    </w:p>
+    <w:p>
+      <w:pPr>
+        <w:pStyle w:val="ListParagraph"/>
+        <w:numPr>
+          <w:ilvl w:val="0"/>
+          <w:numId w:val="2"/>
+        </w:numPr>
+        <w:spacing w:after="60" w:line="264"/>
+      </w:pPr>
+      <w:r>
+        <w:rPr>
+          <w:color w:val="111827"/>
+          <w:sz w:val="21"/>
+          <w:szCs w:val="21"/>
+        </w:rPr>
+        <w:t xml:space="preserve">Confirm it took: </w:t>
+      </w:r>
+      <w:r>
+        <w:rPr>
+          <w:rFonts w:ascii="Consolas" w:cs="Consolas" w:eastAsia="Consolas" w:hAnsi="Consolas"/>
+          <w:color w:val="111827"/>
+          <w:sz w:val="19"/>
+          <w:szCs w:val="19"/>
+        </w:rPr>
+        <w:t xml:space="preserve">paymentsConfigured</w:t>
+      </w:r>
+      <w:r>
+        <w:rPr>
+          <w:color w:val="111827"/>
+          <w:sz w:val="21"/>
+          <w:szCs w:val="21"/>
+        </w:rPr>
+        <w:t xml:space="preserve"> on </w:t>
+      </w:r>
+      <w:r>
+        <w:rPr>
+          <w:rFonts w:ascii="Consolas" w:cs="Consolas" w:eastAsia="Consolas" w:hAnsi="Consolas"/>
+          <w:color w:val="111827"/>
+          <w:sz w:val="19"/>
+          <w:szCs w:val="19"/>
+        </w:rPr>
+        <w:t xml:space="preserve">GET /api/billing</w:t>
+      </w:r>
+      <w:r>
+        <w:rPr>
+          <w:color w:val="111827"/>
+          <w:sz w:val="21"/>
+          <w:szCs w:val="21"/>
+        </w:rPr>
+        <w:t xml:space="preserve"> flips to </w:t>
+      </w:r>
+      <w:r>
+        <w:rPr>
+          <w:rFonts w:ascii="Consolas" w:cs="Consolas" w:eastAsia="Consolas" w:hAnsi="Consolas"/>
+          <w:color w:val="111827"/>
+          <w:sz w:val="19"/>
+          <w:szCs w:val="19"/>
+        </w:rPr>
+        <w:t xml:space="preserve">true</w:t>
+      </w:r>
+      <w:r>
+        <w:rPr>
+          <w:color w:val="111827"/>
+          <w:sz w:val="21"/>
+          <w:szCs w:val="21"/>
+        </w:rPr>
+        <w:t xml:space="preserve">,</w:t>
+      </w:r>
+    </w:p>
+    <w:p>
+      <w:pPr>
+        <w:spacing w:after="140" w:line="276"/>
+      </w:pPr>
+      <w:r>
+        <w:rPr>
+          <w:color w:val="111827"/>
+          <w:sz w:val="21"/>
+          <w:szCs w:val="21"/>
+        </w:rPr>
+        <w:t xml:space="preserve">and the amber warning disappears from Plan &amp; billing.</w:t>
+      </w:r>
+    </w:p>
+    <w:p>
+      <w:pPr>
+        <w:spacing w:after="140" w:line="276"/>
+      </w:pPr>
+      <w:r>
+        <w:rPr>
+          <w:color w:val="111827"/>
+          <w:sz w:val="21"/>
+          <w:szCs w:val="21"/>
+        </w:rPr>
+        <w:t xml:space="preserve">Then send yourself an invoice, open its public link, and pay it with Flutterwave's test credentials. The invoice should move to PAID, the customer's balance drop, and the originating sale settle — all driven by the webhook, not by the browser coming back.</w:t>
+      </w:r>
+    </w:p>
+    <w:p>
+      <w:pPr>
+        <w:pStyle w:val="Heading4"/>
+        <w:spacing w:after="120" w:before="300"/>
+      </w:pPr>
+      <w:r>
+        <w:rPr>
+          <w:b/>
+          <w:bCs/>
+          <w:color w:val="111827"/>
+        </w:rPr>
+        <w:t xml:space="preserve">Going live</w:t>
+      </w:r>
+    </w:p>
+    <w:p>
+      <w:pPr>
+        <w:spacing w:after="140" w:line="276"/>
+      </w:pPr>
+      <w:r>
+        <w:rPr>
+          <w:color w:val="111827"/>
+          <w:sz w:val="21"/>
+          <w:szCs w:val="21"/>
+        </w:rPr>
+        <w:t xml:space="preserve">Live keys need business verification: identity, business registration, and the bank account for settlement. Free to submit, but it takes days and is the real gate — do it well before you need it, not the week you launch.</w:t>
+      </w:r>
+    </w:p>
+    <w:p>
+      <w:pPr>
+        <w:spacing w:after="140" w:line="276"/>
+      </w:pPr>
+      <w:r>
+        <w:rPr>
+          <w:color w:val="111827"/>
+          <w:sz w:val="21"/>
+          <w:szCs w:val="21"/>
+        </w:rPr>
+        <w:t xml:space="preserve">Swap the two keys for the live pair when it clears. Nothing else changes.</w:t>
+      </w:r>
+    </w:p>
+    <w:p>
+      <w:pPr>
+        <w:pBdr>
+          <w:left w:val="single" w:color="0F766E" w:sz="12" w:space="12"/>
+        </w:pBdr>
+        <w:spacing w:after="140" w:line="276"/>
+        <w:ind w:left="360"/>
+      </w:pPr>
+      <w:r>
+        <w:rPr>
+          <w:b/>
+          <w:bCs/>
+          <w:i/>
+          <w:iCs/>
+          <w:color w:val="6B7280"/>
+          <w:sz w:val="21"/>
+          <w:szCs w:val="21"/>
+        </w:rPr>
+        <w:t xml:space="preserve">Do not skip test mode.</w:t>
+      </w:r>
+      <w:r>
+        <w:rPr>
+          <w:i/>
+          <w:iCs/>
+          <w:color w:val="6B7280"/>
+          <w:sz w:val="21"/>
+          <w:szCs w:val="21"/>
+        </w:rPr>
+        <w:t xml:space="preserve"> The settlement path credits plans and clears</w:t>
+      </w:r>
+    </w:p>
+    <w:p>
+      <w:pPr>
+        <w:pBdr>
+          <w:left w:val="single" w:color="0F766E" w:sz="12" w:space="12"/>
+        </w:pBdr>
+        <w:spacing w:after="140" w:line="276"/>
+        <w:ind w:left="360"/>
+      </w:pPr>
+      <w:r>
+        <w:rPr>
+          <w:i/>
+          <w:iCs/>
+          <w:color w:val="6B7280"/>
+          <w:sz w:val="21"/>
+          <w:szCs w:val="21"/>
+        </w:rPr>
+        <w:t xml:space="preserve">customer debts. Watch it work on money that is not real first.</w:t>
       </w:r>
     </w:p>
     <w:p>

--- a/docs/word/DEPLOY.docx
+++ b/docs/word/DEPLOY.docx
@@ -228,7 +228,7 @@
         </w:rPr>
         <w:t xml:space="preserve">Sign up at </w:t>
       </w:r>
-      <w:hyperlink w:history="1" r:id="rIdk2ztdf_d4ospf8qaip2hg">
+      <w:hyperlink w:history="1" r:id="rIdeknxwhopzfaqob0ngs5fc">
         <w:r>
           <w:rPr>
             <w:rStyle w:val="Hyperlink"/>
@@ -962,7 +962,7 @@
         </w:rPr>
         <w:t xml:space="preserve">Sign up at </w:t>
       </w:r>
-      <w:hyperlink w:history="1" r:id="rIddzaay83-6s-ruohluwgyy">
+      <w:hyperlink w:history="1" r:id="rId1x2471fapy5gmclnib70t">
         <w:r>
           <w:rPr>
             <w:rStyle w:val="Hyperlink"/>
@@ -3377,7 +3377,7 @@
         </w:rPr>
         <w:t xml:space="preserve"> Create a key at </w:t>
       </w:r>
-      <w:hyperlink w:history="1" r:id="rIdrni8nzsn7fbp6z6aiwgsd">
+      <w:hyperlink w:history="1" r:id="rIdoiz3s3alqoxot-0bd_hdb">
         <w:r>
           <w:rPr>
             <w:rStyle w:val="Hyperlink"/>

--- a/docs/word/DEPLOY.docx
+++ b/docs/word/DEPLOY.docx
@@ -29,7 +29,7 @@
           <w:sz w:val="18"/>
           <w:szCs w:val="18"/>
         </w:rPr>
-        <w:t xml:space="preserve">Generated from the repository on 2026-08-11. The markdown source is authoritative.</w:t>
+        <w:t xml:space="preserve">Generated from the repository on 2026-08-17. The markdown source is authoritative.</w:t>
       </w:r>
     </w:p>
     <w:p>
@@ -228,7 +228,7 @@
         </w:rPr>
         <w:t xml:space="preserve">Sign up at </w:t>
       </w:r>
-      <w:hyperlink w:history="1" r:id="rIdeknxwhopzfaqob0ngs5fc">
+      <w:hyperlink w:history="1" r:id="rId_iajabw9gij7d1jv7ptw6">
         <w:r>
           <w:rPr>
             <w:rStyle w:val="Hyperlink"/>
@@ -962,7 +962,7 @@
         </w:rPr>
         <w:t xml:space="preserve">Sign up at </w:t>
       </w:r>
-      <w:hyperlink w:history="1" r:id="rId1x2471fapy5gmclnib70t">
+      <w:hyperlink w:history="1" r:id="rIddnziuyiurrnooyf0kxnyk">
         <w:r>
           <w:rPr>
             <w:rStyle w:val="Hyperlink"/>
@@ -3117,6 +3117,157 @@
     </w:p>
     <w:p>
       <w:pPr>
+        <w:spacing w:after="140" w:line="276"/>
+      </w:pPr>
+      <w:r>
+        <w:rPr>
+          <w:color w:val="111827"/>
+          <w:sz w:val="21"/>
+          <w:szCs w:val="21"/>
+        </w:rPr>
+        <w:t xml:space="preserve">That item opens the platform console: </w:t>
+      </w:r>
+      <w:r>
+        <w:rPr>
+          <w:b/>
+          <w:bCs/>
+          <w:color w:val="111827"/>
+          <w:sz w:val="21"/>
+          <w:szCs w:val="21"/>
+        </w:rPr>
+        <w:t xml:space="preserve">Overview</w:t>
+      </w:r>
+      <w:r>
+        <w:rPr>
+          <w:color w:val="111827"/>
+          <w:sz w:val="21"/>
+          <w:szCs w:val="21"/>
+        </w:rPr>
+        <w:t xml:space="preserve"> (MRR, trials, cost to serve), </w:t>
+      </w:r>
+      <w:r>
+        <w:rPr>
+          <w:b/>
+          <w:bCs/>
+          <w:color w:val="111827"/>
+          <w:sz w:val="21"/>
+          <w:szCs w:val="21"/>
+        </w:rPr>
+        <w:t xml:space="preserve">Accounts</w:t>
+      </w:r>
+      <w:r>
+        <w:rPr>
+          <w:color w:val="111827"/>
+          <w:sz w:val="21"/>
+          <w:szCs w:val="21"/>
+        </w:rPr>
+        <w:t xml:space="preserve"> (suspend, restore, change plan), </w:t>
+      </w:r>
+      <w:r>
+        <w:rPr>
+          <w:b/>
+          <w:bCs/>
+          <w:color w:val="111827"/>
+          <w:sz w:val="21"/>
+          <w:szCs w:val="21"/>
+        </w:rPr>
+        <w:t xml:space="preserve">People</w:t>
+      </w:r>
+      <w:r>
+        <w:rPr>
+          <w:color w:val="111827"/>
+          <w:sz w:val="21"/>
+          <w:szCs w:val="21"/>
+        </w:rPr>
+        <w:t xml:space="preserve"> (deactivate a user, change a role), </w:t>
+      </w:r>
+      <w:r>
+        <w:rPr>
+          <w:b/>
+          <w:bCs/>
+          <w:color w:val="111827"/>
+          <w:sz w:val="21"/>
+          <w:szCs w:val="21"/>
+        </w:rPr>
+        <w:t xml:space="preserve">Payments</w:t>
+      </w:r>
+      <w:r>
+        <w:rPr>
+          <w:color w:val="111827"/>
+          <w:sz w:val="21"/>
+          <w:szCs w:val="21"/>
+        </w:rPr>
+        <w:t xml:space="preserve">, </w:t>
+      </w:r>
+      <w:r>
+        <w:rPr>
+          <w:b/>
+          <w:bCs/>
+          <w:color w:val="111827"/>
+          <w:sz w:val="21"/>
+          <w:szCs w:val="21"/>
+        </w:rPr>
+        <w:t xml:space="preserve">Audit</w:t>
+      </w:r>
+      <w:r>
+        <w:rPr>
+          <w:color w:val="111827"/>
+          <w:sz w:val="21"/>
+          <w:szCs w:val="21"/>
+        </w:rPr>
+        <w:t xml:space="preserve"> and </w:t>
+      </w:r>
+      <w:r>
+        <w:rPr>
+          <w:b/>
+          <w:bCs/>
+          <w:color w:val="111827"/>
+          <w:sz w:val="21"/>
+          <w:szCs w:val="21"/>
+        </w:rPr>
+        <w:t xml:space="preserve">System</w:t>
+      </w:r>
+      <w:r>
+        <w:rPr>
+          <w:color w:val="111827"/>
+          <w:sz w:val="21"/>
+          <w:szCs w:val="21"/>
+        </w:rPr>
+        <w:t xml:space="preserve">. Every action that changes something asks for a written reason and records it against your email — including when you are the one who did it.</w:t>
+      </w:r>
+    </w:p>
+    <w:p>
+      <w:pPr>
+        <w:spacing w:after="140" w:line="276"/>
+      </w:pPr>
+      <w:r>
+        <w:rPr>
+          <w:color w:val="111827"/>
+          <w:sz w:val="21"/>
+          <w:szCs w:val="21"/>
+        </w:rPr>
+        <w:t xml:space="preserve">There is no separate admin registration and no admin password. The console is your normal account plus membership of </w:t>
+      </w:r>
+      <w:r>
+        <w:rPr>
+          <w:rFonts w:ascii="Consolas" w:cs="Consolas" w:eastAsia="Consolas" w:hAnsi="Consolas"/>
+          <w:color w:val="111827"/>
+          <w:sz w:val="19"/>
+          <w:szCs w:val="19"/>
+        </w:rPr>
+        <w:t xml:space="preserve">PLATFORM_ADMIN_EMAILS</w:t>
+      </w:r>
+      <w:r>
+        <w:rPr>
+          <w:color w:val="111827"/>
+          <w:sz w:val="21"/>
+          <w:szCs w:val="21"/>
+        </w:rPr>
+        <w:t xml:space="preserve">; log in exactly as you always do. That is deliberate — an account that can read every customer's turnover should not be creatable from inside the product.</w:t>
+      </w:r>
+    </w:p>
+    <w:p>
+      <w:pPr>
         <w:pBdr>
           <w:bottom w:val="single" w:color="D1D5DB" w:sz="6" w:space="1"/>
         </w:pBdr>
@@ -3377,7 +3528,7 @@
         </w:rPr>
         <w:t xml:space="preserve"> Create a key at </w:t>
       </w:r>
-      <w:hyperlink w:history="1" r:id="rIdoiz3s3alqoxot-0bd_hdb">
+      <w:hyperlink w:history="1" r:id="rId3szcz6qv57qjcdm3gv9dc">
         <w:r>
           <w:rPr>
             <w:rStyle w:val="Hyperlink"/>
@@ -3458,7 +3609,7 @@
           <w:sz w:val="21"/>
           <w:szCs w:val="21"/>
         </w:rPr>
-        <w:t xml:space="preserve"> with the Starter plan's 300-question monthly allowance, this is the one feature that can cost more than the RWF 7,000 you charge. The Platform dashboard shows an estimate; check it against a real Anthropic invoice in month one, and switch </w:t>
+        <w:t xml:space="preserve"> with the Starter plan's 300-question monthly allowance, this is the one feature that can cost more than the RWF 7,000 you charge. The Platform dashboard prices it from the real token counts recorded on every reply (set </w:t>
       </w:r>
       <w:r>
         <w:rPr>
@@ -3467,15 +3618,15 @@
           <w:sz w:val="19"/>
           <w:szCs w:val="19"/>
         </w:rPr>
-        <w:t xml:space="preserve">ANTHROPIC_MODEL</w:t>
-      </w:r>
-      <w:r>
-        <w:rPr>
-          <w:color w:val="111827"/>
-          <w:sz w:val="21"/>
-          <w:szCs w:val="21"/>
-        </w:rPr>
-        <w:t xml:space="preserve"> to </w:t>
+        <w:t xml:space="preserve">AI_INPUT_RWF_PER_MTOK</w:t>
+      </w:r>
+      <w:r>
+        <w:rPr>
+          <w:color w:val="111827"/>
+          <w:sz w:val="21"/>
+          <w:szCs w:val="21"/>
+        </w:rPr>
+        <w:t xml:space="preserve"> / </w:t>
       </w:r>
       <w:r>
         <w:rPr>
@@ -3484,6 +3635,40 @@
           <w:sz w:val="19"/>
           <w:szCs w:val="19"/>
         </w:rPr>
+        <w:t xml:space="preserve">AI_OUTPUT_RWF_PER_MTOK</w:t>
+      </w:r>
+      <w:r>
+        <w:rPr>
+          <w:color w:val="111827"/>
+          <w:sz w:val="21"/>
+          <w:szCs w:val="21"/>
+        </w:rPr>
+        <w:t xml:space="preserve"> to your provider's rates); check its figure against a real invoice in month one, and switch </w:t>
+      </w:r>
+      <w:r>
+        <w:rPr>
+          <w:rFonts w:ascii="Consolas" w:cs="Consolas" w:eastAsia="Consolas" w:hAnsi="Consolas"/>
+          <w:color w:val="111827"/>
+          <w:sz w:val="19"/>
+          <w:szCs w:val="19"/>
+        </w:rPr>
+        <w:t xml:space="preserve">ANTHROPIC_MODEL</w:t>
+      </w:r>
+      <w:r>
+        <w:rPr>
+          <w:color w:val="111827"/>
+          <w:sz w:val="21"/>
+          <w:szCs w:val="21"/>
+        </w:rPr>
+        <w:t xml:space="preserve"> to </w:t>
+      </w:r>
+      <w:r>
+        <w:rPr>
+          <w:rFonts w:ascii="Consolas" w:cs="Consolas" w:eastAsia="Consolas" w:hAnsi="Consolas"/>
+          <w:color w:val="111827"/>
+          <w:sz w:val="19"/>
+          <w:szCs w:val="19"/>
+        </w:rPr>
         <w:t xml:space="preserve">claude-sonnet-5</w:t>
       </w:r>
       <w:r>
@@ -3506,20 +3691,20 @@
           <w:bCs/>
           <w:color w:val="111827"/>
         </w:rPr>
-        <w:t xml:space="preserve">Taking payments — MoMo, bank transfer and card</w:t>
-      </w:r>
-    </w:p>
-    <w:p>
-      <w:pPr>
-        <w:spacing w:after="140" w:line="276"/>
-      </w:pPr>
-      <w:r>
-        <w:rPr>
-          <w:color w:val="111827"/>
-          <w:sz w:val="21"/>
-          <w:szCs w:val="21"/>
-        </w:rPr>
-        <w:t xml:space="preserve">The integration is finished and already offers all three in Rwanda (</w:t>
+        <w:t xml:space="preserve">Taking payments</w:t>
+      </w:r>
+    </w:p>
+    <w:p>
+      <w:pPr>
+        <w:spacing w:after="140" w:line="276"/>
+      </w:pPr>
+      <w:r>
+        <w:rPr>
+          <w:color w:val="111827"/>
+          <w:sz w:val="21"/>
+          <w:szCs w:val="21"/>
+        </w:rPr>
+        <w:t xml:space="preserve">Two providers are built behind one seam; </w:t>
       </w:r>
       <w:r>
         <w:rPr>
@@ -3528,15 +3713,15 @@
           <w:sz w:val="19"/>
           <w:szCs w:val="19"/>
         </w:rPr>
-        <w:t xml:space="preserve">card,mobilemoneyrwanda,banktransfer</w:t>
-      </w:r>
-      <w:r>
-        <w:rPr>
-          <w:color w:val="111827"/>
-          <w:sz w:val="21"/>
-          <w:szCs w:val="21"/>
-        </w:rPr>
-        <w:t xml:space="preserve">). What follows is switching it on.</w:t>
+        <w:t xml:space="preserve">PAYMENT_PROVIDER</w:t>
+      </w:r>
+      <w:r>
+        <w:rPr>
+          <w:color w:val="111827"/>
+          <w:sz w:val="21"/>
+          <w:szCs w:val="21"/>
+        </w:rPr>
+        <w:t xml:space="preserve"> picks one.</w:t>
       </w:r>
     </w:p>
     <w:p>
@@ -3551,21 +3736,35 @@
           <w:sz w:val="21"/>
           <w:szCs w:val="21"/>
         </w:rPr>
-        <w:t xml:space="preserve">What costs nothing:</w:t>
-      </w:r>
-      <w:r>
-        <w:rPr>
-          <w:color w:val="111827"/>
-          <w:sz w:val="21"/>
-          <w:szCs w:val="21"/>
-        </w:rPr>
-        <w:t xml:space="preserve"> the Flutterwave account, test mode, and this entire setup. There is no monthly fee and no setup fee, and test mode is unlimited — you can demonstrate a customer paying an invoice by MoMo today, for nothing.</w:t>
-      </w:r>
-    </w:p>
-    <w:p>
-      <w:pPr>
-        <w:spacing w:after="140" w:line="276"/>
-      </w:pPr>
+        <w:t xml:space="preserve">`mtn-momo` (the default).</w:t>
+      </w:r>
+      <w:r>
+        <w:rPr>
+          <w:color w:val="111827"/>
+          <w:sz w:val="21"/>
+          <w:szCs w:val="21"/>
+        </w:rPr>
+        <w:t xml:space="preserve"> The customer types their phone number, MTN pushes an approval prompt to their handset, and the app polls until they approve. This is the flow ~90% of payments in Rwanda actually use. The sandbox at </w:t>
+      </w:r>
+      <w:hyperlink w:history="1" r:id="rIdrhheh-ab0mhjx9o7g0ggv">
+        <w:r>
+          <w:rPr>
+            <w:rStyle w:val="Hyperlink"/>
+            <w:color w:val="111827"/>
+            <w:sz w:val="21"/>
+            <w:szCs w:val="21"/>
+          </w:rPr>
+          <w:t xml:space="preserve">momodeveloper.mtn.com</w:t>
+        </w:r>
+      </w:hyperlink>
+      <w:r>
+        <w:rPr>
+          <w:color w:val="111827"/>
+          <w:sz w:val="21"/>
+          <w:szCs w:val="21"/>
+        </w:rPr>
+        <w:t xml:space="preserve"> is free and self-service: subscribe to the </w:t>
+      </w:r>
       <w:r>
         <w:rPr>
           <w:b/>
@@ -3574,6 +3773,275 @@
           <w:sz w:val="21"/>
           <w:szCs w:val="21"/>
         </w:rPr>
+        <w:t xml:space="preserve">Collections</w:t>
+      </w:r>
+      <w:r>
+        <w:rPr>
+          <w:color w:val="111827"/>
+          <w:sz w:val="21"/>
+          <w:szCs w:val="21"/>
+        </w:rPr>
+        <w:t xml:space="preserve"> product, create an API user and key, and set </w:t>
+      </w:r>
+      <w:r>
+        <w:rPr>
+          <w:rFonts w:ascii="Consolas" w:cs="Consolas" w:eastAsia="Consolas" w:hAnsi="Consolas"/>
+          <w:color w:val="111827"/>
+          <w:sz w:val="19"/>
+          <w:szCs w:val="19"/>
+        </w:rPr>
+        <w:t xml:space="preserve">MOMO_SUBSCRIPTION_KEY</w:t>
+      </w:r>
+      <w:r>
+        <w:rPr>
+          <w:color w:val="111827"/>
+          <w:sz w:val="21"/>
+          <w:szCs w:val="21"/>
+        </w:rPr>
+        <w:t xml:space="preserve">, </w:t>
+      </w:r>
+      <w:r>
+        <w:rPr>
+          <w:rFonts w:ascii="Consolas" w:cs="Consolas" w:eastAsia="Consolas" w:hAnsi="Consolas"/>
+          <w:color w:val="111827"/>
+          <w:sz w:val="19"/>
+          <w:szCs w:val="19"/>
+        </w:rPr>
+        <w:t xml:space="preserve">MOMO_API_USER</w:t>
+      </w:r>
+      <w:r>
+        <w:rPr>
+          <w:color w:val="111827"/>
+          <w:sz w:val="21"/>
+          <w:szCs w:val="21"/>
+        </w:rPr>
+        <w:t xml:space="preserve">, </w:t>
+      </w:r>
+      <w:r>
+        <w:rPr>
+          <w:rFonts w:ascii="Consolas" w:cs="Consolas" w:eastAsia="Consolas" w:hAnsi="Consolas"/>
+          <w:color w:val="111827"/>
+          <w:sz w:val="19"/>
+          <w:szCs w:val="19"/>
+        </w:rPr>
+        <w:t xml:space="preserve">MOMO_API_KEY</w:t>
+      </w:r>
+      <w:r>
+        <w:rPr>
+          <w:color w:val="111827"/>
+          <w:sz w:val="21"/>
+          <w:szCs w:val="21"/>
+        </w:rPr>
+        <w:t xml:space="preserve">, </w:t>
+      </w:r>
+      <w:r>
+        <w:rPr>
+          <w:rFonts w:ascii="Consolas" w:cs="Consolas" w:eastAsia="Consolas" w:hAnsi="Consolas"/>
+          <w:color w:val="111827"/>
+          <w:sz w:val="19"/>
+          <w:szCs w:val="19"/>
+        </w:rPr>
+        <w:t xml:space="preserve">MOMO_TARGET_ENVIRONMENT=sandbox</w:t>
+      </w:r>
+      <w:r>
+        <w:rPr>
+          <w:color w:val="111827"/>
+          <w:sz w:val="21"/>
+          <w:szCs w:val="21"/>
+        </w:rPr>
+        <w:t xml:space="preserve">, </w:t>
+      </w:r>
+      <w:r>
+        <w:rPr>
+          <w:rFonts w:ascii="Consolas" w:cs="Consolas" w:eastAsia="Consolas" w:hAnsi="Consolas"/>
+          <w:color w:val="111827"/>
+          <w:sz w:val="19"/>
+          <w:szCs w:val="19"/>
+        </w:rPr>
+        <w:t xml:space="preserve">MOMO_BASE_URL</w:t>
+      </w:r>
+      <w:r>
+        <w:rPr>
+          <w:color w:val="111827"/>
+          <w:sz w:val="21"/>
+          <w:szCs w:val="21"/>
+        </w:rPr>
+        <w:t xml:space="preserve">, </w:t>
+      </w:r>
+      <w:r>
+        <w:rPr>
+          <w:rFonts w:ascii="Consolas" w:cs="Consolas" w:eastAsia="Consolas" w:hAnsi="Consolas"/>
+          <w:color w:val="111827"/>
+          <w:sz w:val="19"/>
+          <w:szCs w:val="19"/>
+        </w:rPr>
+        <w:t xml:space="preserve">MOMO_CALLBACK_HOST</w:t>
+      </w:r>
+      <w:r>
+        <w:rPr>
+          <w:color w:val="111827"/>
+          <w:sz w:val="21"/>
+          <w:szCs w:val="21"/>
+        </w:rPr>
+        <w:t xml:space="preserve"> (the API's own host) and </w:t>
+      </w:r>
+      <w:r>
+        <w:rPr>
+          <w:rFonts w:ascii="Consolas" w:cs="Consolas" w:eastAsia="Consolas" w:hAnsi="Consolas"/>
+          <w:color w:val="111827"/>
+          <w:sz w:val="19"/>
+          <w:szCs w:val="19"/>
+        </w:rPr>
+        <w:t xml:space="preserve">MOMO_CALLBACK_SECRET</w:t>
+      </w:r>
+      <w:r>
+        <w:rPr>
+          <w:color w:val="111827"/>
+          <w:sz w:val="21"/>
+          <w:szCs w:val="21"/>
+        </w:rPr>
+        <w:t xml:space="preserve"> (a long random string) on </w:t>
+      </w:r>
+      <w:r>
+        <w:rPr>
+          <w:rFonts w:ascii="Consolas" w:cs="Consolas" w:eastAsia="Consolas" w:hAnsi="Consolas"/>
+          <w:color w:val="111827"/>
+          <w:sz w:val="19"/>
+          <w:szCs w:val="19"/>
+        </w:rPr>
+        <w:t xml:space="preserve">bizpilot-api</w:t>
+      </w:r>
+      <w:r>
+        <w:rPr>
+          <w:color w:val="111827"/>
+          <w:sz w:val="21"/>
+          <w:szCs w:val="21"/>
+        </w:rPr>
+        <w:t xml:space="preserve">. Two sandbox quirks the app already knows about: it settles EUR only (RWF arrives with production credentials), and the environment must match where the credentials were issued or MTN answers </w:t>
+      </w:r>
+      <w:r>
+        <w:rPr>
+          <w:rFonts w:ascii="Consolas" w:cs="Consolas" w:eastAsia="Consolas" w:hAnsi="Consolas"/>
+          <w:color w:val="111827"/>
+          <w:sz w:val="19"/>
+          <w:szCs w:val="19"/>
+        </w:rPr>
+        <w:t xml:space="preserve">NOT_ALLOWED_TARGET_ENVIRONMENT</w:t>
+      </w:r>
+      <w:r>
+        <w:rPr>
+          <w:color w:val="111827"/>
+          <w:sz w:val="21"/>
+          <w:szCs w:val="21"/>
+        </w:rPr>
+        <w:t xml:space="preserve">.</w:t>
+      </w:r>
+    </w:p>
+    <w:p>
+      <w:pPr>
+        <w:spacing w:after="140" w:line="276"/>
+      </w:pPr>
+      <w:r>
+        <w:rPr>
+          <w:color w:val="111827"/>
+          <w:sz w:val="21"/>
+          <w:szCs w:val="21"/>
+        </w:rPr>
+        <w:t xml:space="preserve">Going live is a commercial step, not a code one: MTN's production onboarding verifies the business and decides which merchant wallet receives the money (there is no payee number to configure in the app). It takes time — start it well before launch. Then swap in the production credentials and set </w:t>
+      </w:r>
+      <w:r>
+        <w:rPr>
+          <w:rFonts w:ascii="Consolas" w:cs="Consolas" w:eastAsia="Consolas" w:hAnsi="Consolas"/>
+          <w:color w:val="111827"/>
+          <w:sz w:val="19"/>
+          <w:szCs w:val="19"/>
+        </w:rPr>
+        <w:t xml:space="preserve">MOMO_TARGET_ENVIRONMENT=production</w:t>
+      </w:r>
+      <w:r>
+        <w:rPr>
+          <w:color w:val="111827"/>
+          <w:sz w:val="21"/>
+          <w:szCs w:val="21"/>
+        </w:rPr>
+        <w:t xml:space="preserve">.</w:t>
+      </w:r>
+    </w:p>
+    <w:p>
+      <w:pPr>
+        <w:spacing w:after="140" w:line="276"/>
+      </w:pPr>
+      <w:r>
+        <w:rPr>
+          <w:b/>
+          <w:bCs/>
+          <w:color w:val="111827"/>
+          <w:sz w:val="21"/>
+          <w:szCs w:val="21"/>
+        </w:rPr>
+        <w:t xml:space="preserve">`flutterwave` (the alternative)</w:t>
+      </w:r>
+      <w:r>
+        <w:rPr>
+          <w:color w:val="111827"/>
+          <w:sz w:val="21"/>
+          <w:szCs w:val="21"/>
+        </w:rPr>
+        <w:t xml:space="preserve"> offers hosted checkout with card, MoMo and bank transfer (</w:t>
+      </w:r>
+      <w:r>
+        <w:rPr>
+          <w:rFonts w:ascii="Consolas" w:cs="Consolas" w:eastAsia="Consolas" w:hAnsi="Consolas"/>
+          <w:color w:val="111827"/>
+          <w:sz w:val="19"/>
+          <w:szCs w:val="19"/>
+        </w:rPr>
+        <w:t xml:space="preserve">card,mobilemoneyrwanda,banktransfer</w:t>
+      </w:r>
+      <w:r>
+        <w:rPr>
+          <w:color w:val="111827"/>
+          <w:sz w:val="21"/>
+          <w:szCs w:val="21"/>
+        </w:rPr>
+        <w:t xml:space="preserve">). Setup follows.</w:t>
+      </w:r>
+    </w:p>
+    <w:p>
+      <w:pPr>
+        <w:spacing w:after="140" w:line="276"/>
+      </w:pPr>
+      <w:r>
+        <w:rPr>
+          <w:b/>
+          <w:bCs/>
+          <w:color w:val="111827"/>
+          <w:sz w:val="21"/>
+          <w:szCs w:val="21"/>
+        </w:rPr>
+        <w:t xml:space="preserve">What costs nothing:</w:t>
+      </w:r>
+      <w:r>
+        <w:rPr>
+          <w:color w:val="111827"/>
+          <w:sz w:val="21"/>
+          <w:szCs w:val="21"/>
+        </w:rPr>
+        <w:t xml:space="preserve"> the account, test mode, and this entire setup — for either provider. There is no monthly fee and no setup fee.</w:t>
+      </w:r>
+    </w:p>
+    <w:p>
+      <w:pPr>
+        <w:spacing w:after="140" w:line="276"/>
+      </w:pPr>
+      <w:r>
+        <w:rPr>
+          <w:b/>
+          <w:bCs/>
+          <w:color w:val="111827"/>
+          <w:sz w:val="21"/>
+          <w:szCs w:val="21"/>
+        </w:rPr>
         <w:t xml:space="preserve">What is not free, and cannot be:</w:t>
       </w:r>
       <w:r>
@@ -3600,7 +4068,7 @@
           <w:sz w:val="21"/>
           <w:szCs w:val="21"/>
         </w:rPr>
-        <w:t xml:space="preserve"> you pay it — it comes out of money arriving, never out of your pocket, so there is no cost before there is revenue. Check Flutterwave's current Rwanda rates yourself; they differ by channel, and mobile money is usually cheaper than card.</w:t>
+        <w:t xml:space="preserve"> you pay it — it comes out of money arriving, never out of your pocket, so there is no cost before there is revenue. Check each provider's current Rwanda rates yourself; they differ by channel, and mobile money is usually cheaper than card.</w:t>
       </w:r>
     </w:p>
     <w:p>
@@ -3614,7 +4082,7 @@
           <w:bCs/>
           <w:color w:val="111827"/>
         </w:rPr>
-        <w:t xml:space="preserve">Test mode — do this now, free</w:t>
+        <w:t xml:space="preserve">Flutterwave test mode</w:t>
       </w:r>
     </w:p>
     <w:p>
@@ -4660,7 +5128,99 @@
           <w:sz w:val="21"/>
           <w:szCs w:val="21"/>
         </w:rPr>
-        <w:t xml:space="preserve">now a successful XSS hands over a 30-day session, there is no password reset, and there is no email verification.</w:t>
+        <w:t xml:space="preserve">now a successful XSS hands over a 30-day session and there is no email verification.</w:t>
+      </w:r>
+    </w:p>
+    <w:p>
+      <w:pPr>
+        <w:pStyle w:val="ListParagraph"/>
+        <w:numPr>
+          <w:ilvl w:val="0"/>
+          <w:numId w:val="2"/>
+        </w:numPr>
+        <w:spacing w:after="60" w:line="264"/>
+      </w:pPr>
+      <w:r>
+        <w:rPr>
+          <w:b/>
+          <w:bCs/>
+          <w:color w:val="111827"/>
+          <w:sz w:val="21"/>
+          <w:szCs w:val="21"/>
+        </w:rPr>
+        <w:t xml:space="preserve">Set `MAIL_PROVIDER=resend`</w:t>
+      </w:r>
+      <w:r>
+        <w:rPr>
+          <w:color w:val="111827"/>
+          <w:sz w:val="21"/>
+          <w:szCs w:val="21"/>
+        </w:rPr>
+        <w:t xml:space="preserve"> with </w:t>
+      </w:r>
+      <w:r>
+        <w:rPr>
+          <w:rFonts w:ascii="Consolas" w:cs="Consolas" w:eastAsia="Consolas" w:hAnsi="Consolas"/>
+          <w:color w:val="111827"/>
+          <w:sz w:val="19"/>
+          <w:szCs w:val="19"/>
+        </w:rPr>
+        <w:t xml:space="preserve">RESEND_API_KEY</w:t>
+      </w:r>
+      <w:r>
+        <w:rPr>
+          <w:color w:val="111827"/>
+          <w:sz w:val="21"/>
+          <w:szCs w:val="21"/>
+        </w:rPr>
+        <w:t xml:space="preserve"> and a verified sending</w:t>
+      </w:r>
+    </w:p>
+    <w:p>
+      <w:pPr>
+        <w:spacing w:after="140" w:line="276"/>
+      </w:pPr>
+      <w:r>
+        <w:rPr>
+          <w:color w:val="111827"/>
+          <w:sz w:val="21"/>
+          <w:szCs w:val="21"/>
+        </w:rPr>
+        <w:t xml:space="preserve">domain in </w:t>
+      </w:r>
+      <w:r>
+        <w:rPr>
+          <w:rFonts w:ascii="Consolas" w:cs="Consolas" w:eastAsia="Consolas" w:hAnsi="Consolas"/>
+          <w:color w:val="111827"/>
+          <w:sz w:val="19"/>
+          <w:szCs w:val="19"/>
+        </w:rPr>
+        <w:t xml:space="preserve">MAIL_FROM</w:t>
+      </w:r>
+      <w:r>
+        <w:rPr>
+          <w:color w:val="111827"/>
+          <w:sz w:val="21"/>
+          <w:szCs w:val="21"/>
+        </w:rPr>
+        <w:t xml:space="preserve">. Password reset is built, but on the default </w:t>
+      </w:r>
+      <w:r>
+        <w:rPr>
+          <w:rFonts w:ascii="Consolas" w:cs="Consolas" w:eastAsia="Consolas" w:hAnsi="Consolas"/>
+          <w:color w:val="111827"/>
+          <w:sz w:val="19"/>
+          <w:szCs w:val="19"/>
+        </w:rPr>
+        <w:t xml:space="preserve">log</w:t>
+      </w:r>
+      <w:r>
+        <w:rPr>
+          <w:color w:val="111827"/>
+          <w:sz w:val="21"/>
+          <w:szCs w:val="21"/>
+        </w:rPr>
+        <w:t xml:space="preserve"> provider the reset link goes to the server log — an outage the first time a real owner forgets their password.</w:t>
       </w:r>
     </w:p>
     <w:p>
@@ -5675,6 +6235,310 @@
                 <w:szCs w:val="20"/>
               </w:rPr>
               <w:t xml:space="preserve">, or the API has not restarted since you set it.</w:t>
+            </w:r>
+          </w:p>
+        </w:tc>
+      </w:tr>
+      <w:tr>
+        <w:tc>
+          <w:tcPr>
+            <w:tcMar>
+              <w:top w:type="dxa" w:w="80"/>
+              <w:left w:type="dxa" w:w="120"/>
+              <w:bottom w:type="dxa" w:w="80"/>
+              <w:right w:type="dxa" w:w="120"/>
+            </w:tcMar>
+          </w:tcPr>
+          <w:p>
+            <w:pPr>
+              <w:spacing w:after="0" w:line="252"/>
+            </w:pPr>
+            <w:r>
+              <w:rPr>
+                <w:b w:val="false"/>
+                <w:bCs w:val="false"/>
+                <w:color w:val="111827"/>
+                <w:sz w:val="20"/>
+                <w:szCs w:val="20"/>
+              </w:rPr>
+              <w:t xml:space="preserve">"Reset link is on its way" but no email arrives</w:t>
+            </w:r>
+          </w:p>
+        </w:tc>
+        <w:tc>
+          <w:tcPr>
+            <w:tcMar>
+              <w:top w:type="dxa" w:w="80"/>
+              <w:left w:type="dxa" w:w="120"/>
+              <w:bottom w:type="dxa" w:w="80"/>
+              <w:right w:type="dxa" w:w="120"/>
+            </w:tcMar>
+          </w:tcPr>
+          <w:p>
+            <w:pPr>
+              <w:spacing w:after="0" w:line="252"/>
+            </w:pPr>
+            <w:r>
+              <w:rPr>
+                <w:rFonts w:ascii="Consolas" w:cs="Consolas" w:eastAsia="Consolas" w:hAnsi="Consolas"/>
+                <w:b w:val="false"/>
+                <w:bCs w:val="false"/>
+                <w:color w:val="111827"/>
+                <w:sz w:val="19"/>
+                <w:szCs w:val="19"/>
+              </w:rPr>
+              <w:t xml:space="preserve">MAIL_PROVIDER</w:t>
+            </w:r>
+            <w:r>
+              <w:rPr>
+                <w:b w:val="false"/>
+                <w:bCs w:val="false"/>
+                <w:color w:val="111827"/>
+                <w:sz w:val="20"/>
+                <w:szCs w:val="20"/>
+              </w:rPr>
+              <w:t xml:space="preserve"> is still </w:t>
+            </w:r>
+            <w:r>
+              <w:rPr>
+                <w:rFonts w:ascii="Consolas" w:cs="Consolas" w:eastAsia="Consolas" w:hAnsi="Consolas"/>
+                <w:b w:val="false"/>
+                <w:bCs w:val="false"/>
+                <w:color w:val="111827"/>
+                <w:sz w:val="19"/>
+                <w:szCs w:val="19"/>
+              </w:rPr>
+              <w:t xml:space="preserve">log</w:t>
+            </w:r>
+            <w:r>
+              <w:rPr>
+                <w:b w:val="false"/>
+                <w:bCs w:val="false"/>
+                <w:color w:val="111827"/>
+                <w:sz w:val="20"/>
+                <w:szCs w:val="20"/>
+              </w:rPr>
+              <w:t xml:space="preserve"> — the link is in the API log. Or it is </w:t>
+            </w:r>
+            <w:r>
+              <w:rPr>
+                <w:rFonts w:ascii="Consolas" w:cs="Consolas" w:eastAsia="Consolas" w:hAnsi="Consolas"/>
+                <w:b w:val="false"/>
+                <w:bCs w:val="false"/>
+                <w:color w:val="111827"/>
+                <w:sz w:val="19"/>
+                <w:szCs w:val="19"/>
+              </w:rPr>
+              <w:t xml:space="preserve">resend</w:t>
+            </w:r>
+            <w:r>
+              <w:rPr>
+                <w:b w:val="false"/>
+                <w:bCs w:val="false"/>
+                <w:color w:val="111827"/>
+                <w:sz w:val="20"/>
+                <w:szCs w:val="20"/>
+              </w:rPr>
+              <w:t xml:space="preserve"> with a missing key, which falls back to </w:t>
+            </w:r>
+            <w:r>
+              <w:rPr>
+                <w:rFonts w:ascii="Consolas" w:cs="Consolas" w:eastAsia="Consolas" w:hAnsi="Consolas"/>
+                <w:b w:val="false"/>
+                <w:bCs w:val="false"/>
+                <w:color w:val="111827"/>
+                <w:sz w:val="19"/>
+                <w:szCs w:val="19"/>
+              </w:rPr>
+              <w:t xml:space="preserve">log</w:t>
+            </w:r>
+            <w:r>
+              <w:rPr>
+                <w:b w:val="false"/>
+                <w:bCs w:val="false"/>
+                <w:color w:val="111827"/>
+                <w:sz w:val="20"/>
+                <w:szCs w:val="20"/>
+              </w:rPr>
+              <w:t xml:space="preserve"> and says so at boot. On Resend's unverified </w:t>
+            </w:r>
+            <w:r>
+              <w:rPr>
+                <w:rFonts w:ascii="Consolas" w:cs="Consolas" w:eastAsia="Consolas" w:hAnsi="Consolas"/>
+                <w:b w:val="false"/>
+                <w:bCs w:val="false"/>
+                <w:color w:val="111827"/>
+                <w:sz w:val="19"/>
+                <w:szCs w:val="19"/>
+              </w:rPr>
+              <w:t xml:space="preserve">onboarding@resend.dev</w:t>
+            </w:r>
+            <w:r>
+              <w:rPr>
+                <w:b w:val="false"/>
+                <w:bCs w:val="false"/>
+                <w:color w:val="111827"/>
+                <w:sz w:val="20"/>
+                <w:szCs w:val="20"/>
+              </w:rPr>
+              <w:t xml:space="preserve"> sender, delivery is limited to your own address.</w:t>
+            </w:r>
+          </w:p>
+        </w:tc>
+      </w:tr>
+      <w:tr>
+        <w:tc>
+          <w:tcPr>
+            <w:tcMar>
+              <w:top w:type="dxa" w:w="80"/>
+              <w:left w:type="dxa" w:w="120"/>
+              <w:bottom w:type="dxa" w:w="80"/>
+              <w:right w:type="dxa" w:w="120"/>
+            </w:tcMar>
+          </w:tcPr>
+          <w:p>
+            <w:pPr>
+              <w:spacing w:after="0" w:line="252"/>
+            </w:pPr>
+            <w:r>
+              <w:rPr>
+                <w:b w:val="false"/>
+                <w:bCs w:val="false"/>
+                <w:color w:val="111827"/>
+                <w:sz w:val="20"/>
+                <w:szCs w:val="20"/>
+              </w:rPr>
+              <w:t xml:space="preserve">MoMo checkout fails with no reason given</w:t>
+            </w:r>
+          </w:p>
+        </w:tc>
+        <w:tc>
+          <w:tcPr>
+            <w:tcMar>
+              <w:top w:type="dxa" w:w="80"/>
+              <w:left w:type="dxa" w:w="120"/>
+              <w:bottom w:type="dxa" w:w="80"/>
+              <w:right w:type="dxa" w:w="120"/>
+            </w:tcMar>
+          </w:tcPr>
+          <w:p>
+            <w:pPr>
+              <w:spacing w:after="0" w:line="252"/>
+            </w:pPr>
+            <w:r>
+              <w:rPr>
+                <w:b w:val="false"/>
+                <w:bCs w:val="false"/>
+                <w:color w:val="111827"/>
+                <w:sz w:val="20"/>
+                <w:szCs w:val="20"/>
+              </w:rPr>
+              <w:t xml:space="preserve">Almost always config, not code. Check </w:t>
+            </w:r>
+            <w:r>
+              <w:rPr>
+                <w:rFonts w:ascii="Consolas" w:cs="Consolas" w:eastAsia="Consolas" w:hAnsi="Consolas"/>
+                <w:b w:val="false"/>
+                <w:bCs w:val="false"/>
+                <w:color w:val="111827"/>
+                <w:sz w:val="19"/>
+                <w:szCs w:val="19"/>
+              </w:rPr>
+              <w:t xml:space="preserve">MOMO_TARGET_ENVIRONMENT</w:t>
+            </w:r>
+            <w:r>
+              <w:rPr>
+                <w:b w:val="false"/>
+                <w:bCs w:val="false"/>
+                <w:color w:val="111827"/>
+                <w:sz w:val="20"/>
+                <w:szCs w:val="20"/>
+              </w:rPr>
+              <w:t xml:space="preserve"> matches where the credentials were issued (</w:t>
+            </w:r>
+            <w:r>
+              <w:rPr>
+                <w:rFonts w:ascii="Consolas" w:cs="Consolas" w:eastAsia="Consolas" w:hAnsi="Consolas"/>
+                <w:b w:val="false"/>
+                <w:bCs w:val="false"/>
+                <w:color w:val="111827"/>
+                <w:sz w:val="19"/>
+                <w:szCs w:val="19"/>
+              </w:rPr>
+              <w:t xml:space="preserve">NOT_ALLOWED_TARGET_ENVIRONMENT</w:t>
+            </w:r>
+            <w:r>
+              <w:rPr>
+                <w:b w:val="false"/>
+                <w:bCs w:val="false"/>
+                <w:color w:val="111827"/>
+                <w:sz w:val="20"/>
+                <w:szCs w:val="20"/>
+              </w:rPr>
+              <w:t xml:space="preserve"> says it does not), and that </w:t>
+            </w:r>
+            <w:r>
+              <w:rPr>
+                <w:rFonts w:ascii="Consolas" w:cs="Consolas" w:eastAsia="Consolas" w:hAnsi="Consolas"/>
+                <w:b w:val="false"/>
+                <w:bCs w:val="false"/>
+                <w:color w:val="111827"/>
+                <w:sz w:val="19"/>
+                <w:szCs w:val="19"/>
+              </w:rPr>
+              <w:t xml:space="preserve">MOMO_CALLBACK_HOST</w:t>
+            </w:r>
+            <w:r>
+              <w:rPr>
+                <w:b w:val="false"/>
+                <w:bCs w:val="false"/>
+                <w:color w:val="111827"/>
+                <w:sz w:val="20"/>
+                <w:szCs w:val="20"/>
+              </w:rPr>
+              <w:t xml:space="preserve"> equals the </w:t>
+            </w:r>
+            <w:r>
+              <w:rPr>
+                <w:rFonts w:ascii="Consolas" w:cs="Consolas" w:eastAsia="Consolas" w:hAnsi="Consolas"/>
+                <w:b w:val="false"/>
+                <w:bCs w:val="false"/>
+                <w:color w:val="111827"/>
+                <w:sz w:val="19"/>
+                <w:szCs w:val="19"/>
+              </w:rPr>
+              <w:t xml:space="preserve">providerCallbackHost</w:t>
+            </w:r>
+            <w:r>
+              <w:rPr>
+                <w:b w:val="false"/>
+                <w:bCs w:val="false"/>
+                <w:color w:val="111827"/>
+                <w:sz w:val="20"/>
+                <w:szCs w:val="20"/>
+              </w:rPr>
+              <w:t xml:space="preserve"> the API user was registered with. </w:t>
+            </w:r>
+            <w:r>
+              <w:rPr>
+                <w:rFonts w:ascii="Consolas" w:cs="Consolas" w:eastAsia="Consolas" w:hAnsi="Consolas"/>
+                <w:b w:val="false"/>
+                <w:bCs w:val="false"/>
+                <w:color w:val="111827"/>
+                <w:sz w:val="19"/>
+                <w:szCs w:val="19"/>
+              </w:rPr>
+              <w:t xml:space="preserve">scripts/momo-diagnose.mjs</w:t>
+            </w:r>
+            <w:r>
+              <w:rPr>
+                <w:b w:val="false"/>
+                <w:bCs w:val="false"/>
+                <w:color w:val="111827"/>
+                <w:sz w:val="20"/>
+                <w:szCs w:val="20"/>
+              </w:rPr>
+              <w:t xml:space="preserve"> replays the request one variable at a time.</w:t>
             </w:r>
           </w:p>
         </w:tc>

--- a/docs/word/DEPLOY.docx
+++ b/docs/word/DEPLOY.docx
@@ -29,7 +29,7 @@
           <w:sz w:val="18"/>
           <w:szCs w:val="18"/>
         </w:rPr>
-        <w:t xml:space="preserve">Generated from the repository on 2026-08-17. The markdown source is authoritative.</w:t>
+        <w:t xml:space="preserve">Generated from the repository on 2026-08-18. The markdown source is authoritative.</w:t>
       </w:r>
     </w:p>
     <w:p>
@@ -228,7 +228,7 @@
         </w:rPr>
         <w:t xml:space="preserve">Sign up at </w:t>
       </w:r>
-      <w:hyperlink w:history="1" r:id="rId_iajabw9gij7d1jv7ptw6">
+      <w:hyperlink w:history="1" r:id="rIdvloqfqtsbs8em9txjqngb">
         <w:r>
           <w:rPr>
             <w:rStyle w:val="Hyperlink"/>
@@ -962,7 +962,7 @@
         </w:rPr>
         <w:t xml:space="preserve">Sign up at </w:t>
       </w:r>
-      <w:hyperlink w:history="1" r:id="rIddnziuyiurrnooyf0kxnyk">
+      <w:hyperlink w:history="1" r:id="rId43ueocwo_sdaox597msck">
         <w:r>
           <w:rPr>
             <w:rStyle w:val="Hyperlink"/>
@@ -3528,7 +3528,7 @@
         </w:rPr>
         <w:t xml:space="preserve"> Create a key at </w:t>
       </w:r>
-      <w:hyperlink w:history="1" r:id="rId3szcz6qv57qjcdm3gv9dc">
+      <w:hyperlink w:history="1" r:id="rIdvptvgkx3pqb5se0xkyuhg">
         <w:r>
           <w:rPr>
             <w:rStyle w:val="Hyperlink"/>
@@ -3746,7 +3746,7 @@
         </w:rPr>
         <w:t xml:space="preserve"> The customer types their phone number, MTN pushes an approval prompt to their handset, and the app polls until they approve. This is the flow ~90% of payments in Rwanda actually use. The sandbox at </w:t>
       </w:r>
-      <w:hyperlink w:history="1" r:id="rIdrhheh-ab0mhjx9o7g0ggv">
+      <w:hyperlink w:history="1" r:id="rId9bong51q1vtz-3whjousm">
         <w:r>
           <w:rPr>
             <w:rStyle w:val="Hyperlink"/>
